--- a/backend/target/classes/plantillas/ListaChequeo.docx
+++ b/backend/target/classes/plantillas/ListaChequeo.docx
@@ -1,6 +1,6 @@
 
 <file path=word/document.xml><?xml version="1.0" encoding="utf-8"?>
-<w:document xmlns:wpc="http://schemas.microsoft.com/office/word/2010/wordprocessingCanvas" xmlns:cx="http://schemas.microsoft.com/office/drawing/2014/chartex" xmlns:cx1="http://schemas.microsoft.com/office/drawing/2015/9/8/chartex" xmlns:cx2="http://schemas.microsoft.com/office/drawing/2015/10/21/chartex" xmlns:cx3="http://schemas.microsoft.com/office/drawing/2016/5/9/chartex" xmlns:cx4="http://schemas.microsoft.com/office/drawing/2016/5/10/chartex" xmlns:cx5="http://schemas.microsoft.com/office/drawing/2016/5/11/chartex" xmlns:cx6="http://schemas.microsoft.com/office/drawing/2016/5/12/chartex" xmlns:cx7="http://schemas.microsoft.com/office/drawing/2016/5/13/chartex" xmlns:cx8="http://schemas.microsoft.com/office/drawing/2016/5/14/chartex" xmlns:mc="http://schemas.openxmlformats.org/markup-compatibility/2006" xmlns:aink="http://schemas.microsoft.com/office/drawing/2016/ink" xmlns:am3d="http://schemas.microsoft.com/office/drawing/2017/model3d" xmlns:o="urn:schemas-microsoft-com:office:office" xmlns:oel="http://schemas.microsoft.com/office/2019/extlst" xmlns:r="http://schemas.openxmlformats.org/officeDocument/2006/relationships" xmlns:m="http://schemas.openxmlformats.org/officeDocument/2006/math" xmlns:v="urn:schemas-microsoft-com:vml" xmlns:wp14="http://schemas.microsoft.com/office/word/2010/wordprocessingDrawing" xmlns:wp="http://schemas.openxmlformats.org/drawingml/2006/wordprocessingDrawing" xmlns:w10="urn:schemas-microsoft-com:office:word" xmlns:w="http://schemas.openxmlformats.org/wordprocessingml/2006/main" xmlns:w14="http://schemas.microsoft.com/office/word/2010/wordml" xmlns:w15="http://schemas.microsoft.com/office/word/2012/wordml" xmlns:w16cei="http://schemas.microsoft.com/office/word/2026/wordml/cei" xmlns:w16cex="http://schemas.microsoft.com/office/word/2018/wordml/cex" xmlns:w16cid="http://schemas.microsoft.com/office/word/2016/wordml/cid" xmlns:w16="http://schemas.microsoft.com/office/word/2018/wordml" xmlns:w16du="http://schemas.microsoft.com/office/word/2023/wordml/word16du" xmlns:w16sdtdh="http://schemas.microsoft.com/office/word/2020/wordml/sdtdatahash" xmlns:w16sdtfl="http://schemas.microsoft.com/office/word/2024/wordml/sdtformatlock" xmlns:w16se="http://schemas.microsoft.com/office/word/2015/wordml/symex" xmlns:wpg="http://schemas.microsoft.com/office/word/2010/wordprocessingGroup" xmlns:wpi="http://schemas.microsoft.com/office/word/2010/wordprocessingInk" xmlns:wne="http://schemas.microsoft.com/office/word/2006/wordml" xmlns:wps="http://schemas.microsoft.com/office/word/2010/wordprocessingShape" mc:Ignorable="w14 w15 w16se w16cid w16 w16cex w16sdtdh w16sdtfl w16du wp14">
+<w:document xmlns:wpc="http://schemas.microsoft.com/office/word/2010/wordprocessingCanvas" xmlns:cx="http://schemas.microsoft.com/office/drawing/2014/chartex" xmlns:cx1="http://schemas.microsoft.com/office/drawing/2015/9/8/chartex" xmlns:cx2="http://schemas.microsoft.com/office/drawing/2015/10/21/chartex" xmlns:cx3="http://schemas.microsoft.com/office/drawing/2016/5/9/chartex" xmlns:cx4="http://schemas.microsoft.com/office/drawing/2016/5/10/chartex" xmlns:cx5="http://schemas.microsoft.com/office/drawing/2016/5/11/chartex" xmlns:cx6="http://schemas.microsoft.com/office/drawing/2016/5/12/chartex" xmlns:cx7="http://schemas.microsoft.com/office/drawing/2016/5/13/chartex" xmlns:cx8="http://schemas.microsoft.com/office/drawing/2016/5/14/chartex" xmlns:mc="http://schemas.openxmlformats.org/markup-compatibility/2006" xmlns:aink="http://schemas.microsoft.com/office/drawing/2016/ink" xmlns:am3d="http://schemas.microsoft.com/office/drawing/2017/model3d" xmlns:o="urn:schemas-microsoft-com:office:office" xmlns:oel="http://schemas.microsoft.com/office/2019/extlst" xmlns:r="http://schemas.openxmlformats.org/officeDocument/2006/relationships" xmlns:m="http://schemas.openxmlformats.org/officeDocument/2006/math" xmlns:v="urn:schemas-microsoft-com:vml" xmlns:wp14="http://schemas.microsoft.com/office/word/2010/wordprocessingDrawing" xmlns:wp="http://schemas.openxmlformats.org/drawingml/2006/wordprocessingDrawing" xmlns:w10="urn:schemas-microsoft-com:office:word" xmlns:w="http://schemas.openxmlformats.org/wordprocessingml/2006/main" xmlns:w14="http://schemas.microsoft.com/office/word/2010/wordml" xmlns:w15="http://schemas.microsoft.com/office/word/2012/wordml" xmlns:w16cex="http://schemas.microsoft.com/office/word/2018/wordml/cex" xmlns:w16cid="http://schemas.microsoft.com/office/word/2016/wordml/cid" xmlns:w16="http://schemas.microsoft.com/office/word/2018/wordml" xmlns:w16du="http://schemas.microsoft.com/office/word/2023/wordml/word16du" xmlns:w16sdtdh="http://schemas.microsoft.com/office/word/2020/wordml/sdtdatahash" xmlns:w16sdtfl="http://schemas.microsoft.com/office/word/2024/wordml/sdtformatlock" xmlns:w16se="http://schemas.microsoft.com/office/word/2015/wordml/symex" xmlns:wpg="http://schemas.microsoft.com/office/word/2010/wordprocessingGroup" xmlns:wpi="http://schemas.microsoft.com/office/word/2010/wordprocessingInk" xmlns:wne="http://schemas.microsoft.com/office/word/2006/wordml" xmlns:wps="http://schemas.microsoft.com/office/word/2010/wordprocessingShape" mc:Ignorable="w14 w15 w16se w16cid w16 w16cex w16sdtdh w16sdtfl w16du wp14">
   <w:body>
     <w:p>
       <w:pPr>
@@ -129,7 +129,7 @@
               </wp:inline>
             </w:drawing>
           </mc:Choice>
-          <mc:Fallback>
+          <mc:Fallback xmlns:w16cei="http://schemas.microsoft.com/office/word/2026/wordml/cei">
             <w:pict>
               <v:group w14:anchorId="7C57CD54" id="Group 5" o:spid="_x0000_s1026" style="width:163.7pt;height:42.8pt;mso-position-horizontal-relative:char;mso-position-vertical-relative:line" coordsize="20789,5435" o:gfxdata="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">
                 <v:shape id="Graphic 6" o:spid="_x0000_s1027" style="position:absolute;width:20789;height:5435;visibility:visible;mso-wrap-style:square;v-text-anchor:top" coordsize="2078989,543560" o:gfxdata="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" path="m2078990,533781r-2069465,l9525,9601,,9601,,533781r,9525l9525,543306r2069465,l2078990,533781xem2078990,l9525,,,,,9525r9525,l2078990,9525r,-9525xe" fillcolor="black" stroked="f">
@@ -9929,6 +9929,502 @@
         </w:rPr>
       </w:pPr>
     </w:p>
+    <w:tbl>
+      <w:tblPr>
+        <w:tblpPr w:leftFromText="141" w:rightFromText="141" w:vertAnchor="text" w:horzAnchor="page" w:tblpX="1809" w:tblpY="90"/>
+        <w:tblW w:w="3285" w:type="dxa"/>
+        <w:tblCellMar>
+          <w:left w:w="0" w:type="dxa"/>
+          <w:right w:w="0" w:type="dxa"/>
+        </w:tblCellMar>
+        <w:tblLook w:val="04A0" w:firstRow="1" w:lastRow="0" w:firstColumn="1" w:lastColumn="0" w:noHBand="0" w:noVBand="1"/>
+      </w:tblPr>
+      <w:tblGrid>
+        <w:gridCol w:w="3285"/>
+      </w:tblGrid>
+      <w:tr>
+        <w:tc>
+          <w:tcPr>
+            <w:tcW w:w="3285" w:type="dxa"/>
+            <w:tcBorders>
+              <w:top w:val="single" w:sz="8" w:space="0" w:color="auto"/>
+              <w:left w:val="single" w:sz="8" w:space="0" w:color="auto"/>
+              <w:bottom w:val="single" w:sz="8" w:space="0" w:color="auto"/>
+              <w:right w:val="single" w:sz="8" w:space="0" w:color="auto"/>
+            </w:tcBorders>
+            <w:shd w:val="clear" w:color="auto" w:fill="F2F2F2"/>
+            <w:tcMar>
+              <w:top w:w="0" w:type="dxa"/>
+              <w:left w:w="108" w:type="dxa"/>
+              <w:bottom w:w="0" w:type="dxa"/>
+              <w:right w:w="108" w:type="dxa"/>
+            </w:tcMar>
+            <w:vAlign w:val="center"/>
+            <w:hideMark/>
+          </w:tcPr>
+          <w:p>
+            <w:pPr>
+              <w:jc w:val="center"/>
+            </w:pPr>
+            <w:bookmarkStart w:id="15" w:name="OLE_LINK18"/>
+            <w:r>
+              <w:rPr>
+                <w:w w:val="80"/>
+              </w:rPr>
+              <w:t>Firma</w:t>
+            </w:r>
+            <w:r>
+              <w:rPr>
+                <w:spacing w:val="10"/>
+              </w:rPr>
+              <w:t xml:space="preserve"> </w:t>
+            </w:r>
+            <w:r>
+              <w:rPr>
+                <w:w w:val="80"/>
+              </w:rPr>
+              <w:t>funcionario</w:t>
+            </w:r>
+            <w:r>
+              <w:rPr>
+                <w:spacing w:val="9"/>
+              </w:rPr>
+              <w:t xml:space="preserve"> </w:t>
+            </w:r>
+            <w:r>
+              <w:rPr>
+                <w:w w:val="80"/>
+              </w:rPr>
+              <w:t>que</w:t>
+            </w:r>
+            <w:r>
+              <w:rPr>
+                <w:spacing w:val="14"/>
+              </w:rPr>
+              <w:t xml:space="preserve"> </w:t>
+            </w:r>
+            <w:r>
+              <w:rPr>
+                <w:spacing w:val="-2"/>
+                <w:w w:val="80"/>
+              </w:rPr>
+              <w:t>entrega</w:t>
+            </w:r>
+          </w:p>
+        </w:tc>
+      </w:tr>
+      <w:tr>
+        <w:trPr>
+          <w:trHeight w:val="1217"/>
+        </w:trPr>
+        <w:tc>
+          <w:tcPr>
+            <w:tcW w:w="3285" w:type="dxa"/>
+            <w:tcBorders>
+              <w:top w:val="nil"/>
+              <w:left w:val="single" w:sz="8" w:space="0" w:color="auto"/>
+              <w:right w:val="single" w:sz="8" w:space="0" w:color="auto"/>
+            </w:tcBorders>
+            <w:tcMar>
+              <w:top w:w="0" w:type="dxa"/>
+              <w:left w:w="108" w:type="dxa"/>
+              <w:bottom w:w="0" w:type="dxa"/>
+              <w:right w:w="108" w:type="dxa"/>
+            </w:tcMar>
+            <w:vAlign w:val="center"/>
+            <w:hideMark/>
+          </w:tcPr>
+          <w:p>
+            <w:pPr>
+              <w:jc w:val="center"/>
+              <w:rPr>
+                <w:rFonts w:ascii="Arial Narrow" w:hAnsi="Arial Narrow" w:cs="Arial"/>
+                <w:bCs/>
+              </w:rPr>
+            </w:pPr>
+          </w:p>
+          <w:p>
+            <w:pPr>
+              <w:jc w:val="center"/>
+              <w:rPr>
+                <w:rFonts w:ascii="Arial" w:hAnsi="Arial" w:cs="Arial"/>
+              </w:rPr>
+            </w:pPr>
+            <w:r>
+              <w:rPr>
+                <w:rFonts w:ascii="Arial Narrow" w:hAnsi="Arial Narrow" w:cs="Arial"/>
+                <w:bCs/>
+              </w:rPr>
+              <w:t>{{</w:t>
+            </w:r>
+            <w:proofErr w:type="spellStart"/>
+            <w:r>
+              <w:rPr>
+                <w:rFonts w:ascii="Arial Narrow" w:hAnsi="Arial Narrow" w:cs="Arial"/>
+                <w:bCs/>
+              </w:rPr>
+              <w:t>firma_tecnico</w:t>
+            </w:r>
+            <w:proofErr w:type="spellEnd"/>
+            <w:r>
+              <w:rPr>
+                <w:rFonts w:ascii="Arial Narrow" w:hAnsi="Arial Narrow" w:cs="Arial"/>
+                <w:bCs/>
+              </w:rPr>
+              <w:t>}}</w:t>
+            </w:r>
+          </w:p>
+          <w:p>
+            <w:pPr>
+              <w:jc w:val="center"/>
+              <w:rPr>
+                <w:rFonts w:ascii="Arial" w:hAnsi="Arial" w:cs="Arial"/>
+              </w:rPr>
+            </w:pPr>
+          </w:p>
+          <w:p>
+            <w:pPr>
+              <w:jc w:val="center"/>
+              <w:rPr>
+                <w:u w:val="single"/>
+              </w:rPr>
+            </w:pPr>
+          </w:p>
+        </w:tc>
+      </w:tr>
+      <w:tr>
+        <w:trPr>
+          <w:trHeight w:val="323"/>
+        </w:trPr>
+        <w:tc>
+          <w:tcPr>
+            <w:tcW w:w="3285" w:type="dxa"/>
+            <w:tcBorders>
+              <w:top w:val="nil"/>
+              <w:left w:val="single" w:sz="8" w:space="0" w:color="auto"/>
+              <w:bottom w:val="single" w:sz="8" w:space="0" w:color="auto"/>
+              <w:right w:val="single" w:sz="8" w:space="0" w:color="auto"/>
+            </w:tcBorders>
+            <w:tcMar>
+              <w:top w:w="0" w:type="dxa"/>
+              <w:left w:w="108" w:type="dxa"/>
+              <w:bottom w:w="0" w:type="dxa"/>
+              <w:right w:w="108" w:type="dxa"/>
+            </w:tcMar>
+            <w:hideMark/>
+          </w:tcPr>
+          <w:p>
+            <w:pPr>
+              <w:jc w:val="center"/>
+            </w:pPr>
+          </w:p>
+        </w:tc>
+      </w:tr>
+    </w:tbl>
+    <w:tbl>
+      <w:tblPr>
+        <w:tblpPr w:leftFromText="141" w:rightFromText="141" w:vertAnchor="text" w:horzAnchor="page" w:tblpX="7089" w:tblpY="94"/>
+        <w:tblW w:w="3285" w:type="dxa"/>
+        <w:tblCellMar>
+          <w:left w:w="0" w:type="dxa"/>
+          <w:right w:w="0" w:type="dxa"/>
+        </w:tblCellMar>
+        <w:tblLook w:val="04A0" w:firstRow="1" w:lastRow="0" w:firstColumn="1" w:lastColumn="0" w:noHBand="0" w:noVBand="1"/>
+      </w:tblPr>
+      <w:tblGrid>
+        <w:gridCol w:w="3285"/>
+      </w:tblGrid>
+      <w:tr>
+        <w:tc>
+          <w:tcPr>
+            <w:tcW w:w="3285" w:type="dxa"/>
+            <w:tcBorders>
+              <w:top w:val="single" w:sz="8" w:space="0" w:color="auto"/>
+              <w:left w:val="single" w:sz="8" w:space="0" w:color="auto"/>
+              <w:bottom w:val="single" w:sz="8" w:space="0" w:color="auto"/>
+              <w:right w:val="single" w:sz="8" w:space="0" w:color="auto"/>
+            </w:tcBorders>
+            <w:shd w:val="clear" w:color="auto" w:fill="F2F2F2"/>
+            <w:tcMar>
+              <w:top w:w="0" w:type="dxa"/>
+              <w:left w:w="108" w:type="dxa"/>
+              <w:bottom w:w="0" w:type="dxa"/>
+              <w:right w:w="108" w:type="dxa"/>
+            </w:tcMar>
+            <w:vAlign w:val="center"/>
+            <w:hideMark/>
+          </w:tcPr>
+          <w:bookmarkEnd w:id="15"/>
+          <w:p>
+            <w:pPr>
+              <w:jc w:val="center"/>
+            </w:pPr>
+            <w:r>
+              <w:rPr>
+                <w:w w:val="80"/>
+              </w:rPr>
+              <w:t>Firma</w:t>
+            </w:r>
+            <w:r>
+              <w:rPr>
+                <w:spacing w:val="10"/>
+              </w:rPr>
+              <w:t xml:space="preserve"> </w:t>
+            </w:r>
+            <w:r>
+              <w:rPr>
+                <w:w w:val="80"/>
+              </w:rPr>
+              <w:t>funcionario</w:t>
+            </w:r>
+            <w:r>
+              <w:rPr>
+                <w:spacing w:val="9"/>
+              </w:rPr>
+              <w:t xml:space="preserve"> </w:t>
+            </w:r>
+            <w:r>
+              <w:rPr>
+                <w:w w:val="80"/>
+              </w:rPr>
+              <w:t>que</w:t>
+            </w:r>
+            <w:r>
+              <w:rPr>
+                <w:spacing w:val="14"/>
+              </w:rPr>
+              <w:t xml:space="preserve"> </w:t>
+            </w:r>
+            <w:r>
+              <w:rPr>
+                <w:spacing w:val="-2"/>
+                <w:w w:val="80"/>
+              </w:rPr>
+              <w:t>recibe</w:t>
+            </w:r>
+          </w:p>
+        </w:tc>
+      </w:tr>
+      <w:tr>
+        <w:trPr>
+          <w:trHeight w:val="1000"/>
+        </w:trPr>
+        <w:tc>
+          <w:tcPr>
+            <w:tcW w:w="3285" w:type="dxa"/>
+            <w:tcBorders>
+              <w:top w:val="nil"/>
+              <w:left w:val="single" w:sz="8" w:space="0" w:color="auto"/>
+              <w:bottom w:val="single" w:sz="8" w:space="0" w:color="auto"/>
+              <w:right w:val="single" w:sz="8" w:space="0" w:color="auto"/>
+            </w:tcBorders>
+            <w:tcMar>
+              <w:top w:w="0" w:type="dxa"/>
+              <w:left w:w="108" w:type="dxa"/>
+              <w:bottom w:w="0" w:type="dxa"/>
+              <w:right w:w="108" w:type="dxa"/>
+            </w:tcMar>
+            <w:vAlign w:val="center"/>
+            <w:hideMark/>
+          </w:tcPr>
+          <w:p>
+            <w:pPr>
+              <w:jc w:val="center"/>
+              <w:rPr>
+                <w:rFonts w:ascii="Arial" w:hAnsi="Arial" w:cs="Arial"/>
+              </w:rPr>
+            </w:pPr>
+            <w:r>
+              <w:rPr>
+                <w:rFonts w:ascii="Arial Narrow" w:hAnsi="Arial Narrow" w:cs="Arial"/>
+                <w:bCs/>
+              </w:rPr>
+              <w:t>{{</w:t>
+            </w:r>
+            <w:proofErr w:type="spellStart"/>
+            <w:r>
+              <w:rPr>
+                <w:rFonts w:ascii="Arial Narrow" w:hAnsi="Arial Narrow" w:cs="Arial"/>
+                <w:bCs/>
+              </w:rPr>
+              <w:t>firma_usuario</w:t>
+            </w:r>
+            <w:proofErr w:type="spellEnd"/>
+            <w:r>
+              <w:rPr>
+                <w:rFonts w:ascii="Arial Narrow" w:hAnsi="Arial Narrow" w:cs="Arial"/>
+                <w:bCs/>
+              </w:rPr>
+              <w:t>}}</w:t>
+            </w:r>
+          </w:p>
+          <w:p/>
+        </w:tc>
+      </w:tr>
+      <w:tr>
+        <w:trPr>
+          <w:trHeight w:val="217"/>
+        </w:trPr>
+        <w:tc>
+          <w:tcPr>
+            <w:tcW w:w="3285" w:type="dxa"/>
+            <w:tcBorders>
+              <w:top w:val="nil"/>
+              <w:left w:val="single" w:sz="8" w:space="0" w:color="auto"/>
+              <w:bottom w:val="single" w:sz="8" w:space="0" w:color="auto"/>
+              <w:right w:val="single" w:sz="8" w:space="0" w:color="auto"/>
+            </w:tcBorders>
+            <w:tcMar>
+              <w:top w:w="0" w:type="dxa"/>
+              <w:left w:w="108" w:type="dxa"/>
+              <w:bottom w:w="0" w:type="dxa"/>
+              <w:right w:w="108" w:type="dxa"/>
+            </w:tcMar>
+            <w:hideMark/>
+          </w:tcPr>
+          <w:p>
+            <w:pPr>
+              <w:rPr>
+                <w:rFonts w:ascii="Arial Narrow" w:hAnsi="Arial Narrow"/>
+              </w:rPr>
+            </w:pPr>
+            <w:r>
+              <w:rPr>
+                <w:rFonts w:ascii="Arial Narrow" w:hAnsi="Arial Narrow" w:cs="Arial"/>
+              </w:rPr>
+              <w:t>Recibido por</w:t>
+            </w:r>
+            <w:r>
+              <w:rPr>
+                <w:rFonts w:ascii="Arial Narrow" w:hAnsi="Arial Narrow"/>
+              </w:rPr>
+              <w:t>: {{</w:t>
+            </w:r>
+            <w:proofErr w:type="spellStart"/>
+            <w:r>
+              <w:rPr>
+                <w:rFonts w:ascii="Arial Narrow" w:hAnsi="Arial Narrow"/>
+              </w:rPr>
+              <w:t>entregado_a</w:t>
+            </w:r>
+            <w:proofErr w:type="spellEnd"/>
+            <w:r>
+              <w:rPr>
+                <w:rFonts w:ascii="Arial Narrow" w:hAnsi="Arial Narrow"/>
+              </w:rPr>
+              <w:t>}}</w:t>
+            </w:r>
+          </w:p>
+          <w:p/>
+        </w:tc>
+      </w:tr>
+      <w:tr>
+        <w:tc>
+          <w:tcPr>
+            <w:tcW w:w="3285" w:type="dxa"/>
+            <w:tcBorders>
+              <w:top w:val="nil"/>
+              <w:left w:val="single" w:sz="8" w:space="0" w:color="auto"/>
+              <w:bottom w:val="single" w:sz="8" w:space="0" w:color="auto"/>
+              <w:right w:val="single" w:sz="8" w:space="0" w:color="auto"/>
+            </w:tcBorders>
+            <w:tcMar>
+              <w:top w:w="0" w:type="dxa"/>
+              <w:left w:w="108" w:type="dxa"/>
+              <w:bottom w:w="0" w:type="dxa"/>
+              <w:right w:w="108" w:type="dxa"/>
+            </w:tcMar>
+            <w:hideMark/>
+          </w:tcPr>
+          <w:p>
+            <w:pPr>
+              <w:rPr>
+                <w:rFonts w:ascii="Arial Narrow" w:hAnsi="Arial Narrow" w:cs="Arial"/>
+                <w:bCs/>
+                <w:lang w:val="es-CO"/>
+              </w:rPr>
+            </w:pPr>
+            <w:r>
+              <w:rPr>
+                <w:rFonts w:ascii="Arial Narrow" w:hAnsi="Arial Narrow"/>
+              </w:rPr>
+              <w:t>Cargo:</w:t>
+            </w:r>
+            <w:r>
+              <w:rPr>
+                <w:rFonts w:ascii="Arial Narrow" w:hAnsi="Arial Narrow" w:cs="Arial"/>
+                <w:bCs/>
+                <w:lang w:val="es-CO"/>
+              </w:rPr>
+              <w:t xml:space="preserve"> </w:t>
+            </w:r>
+            <w:proofErr w:type="gramStart"/>
+            <w:r>
+              <w:rPr>
+                <w:rFonts w:ascii="Arial Narrow" w:hAnsi="Arial Narrow" w:cs="Arial"/>
+                <w:bCs/>
+                <w:lang w:val="es-CO"/>
+              </w:rPr>
+              <w:t>{{</w:t>
+            </w:r>
+            <w:r>
+              <w:rPr>
+                <w:rFonts w:ascii="Arial Narrow" w:hAnsi="Arial Narrow" w:cs="Arial"/>
+                <w:bCs/>
+                <w:lang w:val="es-CO"/>
+              </w:rPr>
+              <w:t xml:space="preserve"> </w:t>
+            </w:r>
+            <w:proofErr w:type="spellStart"/>
+            <w:r>
+              <w:rPr>
+                <w:rFonts w:ascii="Arial Narrow" w:hAnsi="Arial Narrow" w:cs="Arial"/>
+                <w:bCs/>
+                <w:lang w:val="es-CO"/>
+              </w:rPr>
+              <w:t>cargo</w:t>
+            </w:r>
+            <w:proofErr w:type="gramEnd"/>
+            <w:r>
+              <w:rPr>
+                <w:rFonts w:ascii="Arial Narrow" w:hAnsi="Arial Narrow" w:cs="Arial"/>
+                <w:bCs/>
+                <w:lang w:val="es-CO"/>
+              </w:rPr>
+              <w:t>_</w:t>
+            </w:r>
+            <w:proofErr w:type="gramStart"/>
+            <w:r>
+              <w:rPr>
+                <w:rFonts w:ascii="Arial Narrow" w:hAnsi="Arial Narrow" w:cs="Arial"/>
+                <w:bCs/>
+                <w:lang w:val="es-CO"/>
+              </w:rPr>
+              <w:t>recibe</w:t>
+            </w:r>
+            <w:proofErr w:type="spellEnd"/>
+            <w:r>
+              <w:rPr>
+                <w:rFonts w:ascii="Arial Narrow" w:hAnsi="Arial Narrow" w:cs="Arial"/>
+                <w:bCs/>
+                <w:lang w:val="es-CO"/>
+              </w:rPr>
+              <w:t xml:space="preserve"> }</w:t>
+            </w:r>
+            <w:proofErr w:type="gramEnd"/>
+            <w:r>
+              <w:rPr>
+                <w:rFonts w:ascii="Arial Narrow" w:hAnsi="Arial Narrow" w:cs="Arial"/>
+                <w:bCs/>
+                <w:lang w:val="es-CO"/>
+              </w:rPr>
+              <w:t>}</w:t>
+            </w:r>
+          </w:p>
+          <w:p/>
+        </w:tc>
+      </w:tr>
+    </w:tbl>
     <w:p>
       <w:pPr>
         <w:pStyle w:val="Textoindependiente"/>
@@ -9992,6 +10488,27 @@
           <w:sz w:val="20"/>
         </w:rPr>
       </w:pPr>
+      <w:r>
+        <w:rPr>
+          <w:rFonts w:ascii="Times New Roman"/>
+          <w:sz w:val="20"/>
+        </w:rPr>
+        <w:tab/>
+      </w:r>
+      <w:r>
+        <w:rPr>
+          <w:rFonts w:ascii="Times New Roman"/>
+          <w:sz w:val="20"/>
+        </w:rPr>
+        <w:tab/>
+      </w:r>
+      <w:r>
+        <w:rPr>
+          <w:rFonts w:ascii="Times New Roman"/>
+          <w:sz w:val="20"/>
+        </w:rPr>
+        <w:tab/>
+      </w:r>
     </w:p>
     <w:p>
       <w:pPr>
@@ -10002,168 +10519,6 @@
           <w:sz w:val="20"/>
         </w:rPr>
       </w:pPr>
-      <w:r>
-        <w:rPr>
-          <w:rFonts w:ascii="Times New Roman"/>
-          <w:noProof/>
-          <w:sz w:val="20"/>
-        </w:rPr>
-        <mc:AlternateContent>
-          <mc:Choice Requires="wps">
-            <w:drawing>
-              <wp:anchor distT="0" distB="0" distL="0" distR="0" simplePos="0" relativeHeight="251654656" behindDoc="1" locked="0" layoutInCell="1" allowOverlap="1" wp14:anchorId="6CC8AE67" wp14:editId="6CC8AE68">
-                <wp:simplePos x="0" y="0"/>
-                <wp:positionH relativeFrom="page">
-                  <wp:posOffset>1268412</wp:posOffset>
-                </wp:positionH>
-                <wp:positionV relativeFrom="paragraph">
-                  <wp:posOffset>233468</wp:posOffset>
-                </wp:positionV>
-                <wp:extent cx="1800225" cy="1270"/>
-                <wp:effectExtent l="0" t="0" r="0" b="0"/>
-                <wp:wrapTopAndBottom/>
-                <wp:docPr id="157" name="Graphic 157"/>
-                <wp:cNvGraphicFramePr>
-                  <a:graphicFrameLocks xmlns:a="http://schemas.openxmlformats.org/drawingml/2006/main"/>
-                </wp:cNvGraphicFramePr>
-                <a:graphic xmlns:a="http://schemas.openxmlformats.org/drawingml/2006/main">
-                  <a:graphicData uri="http://schemas.microsoft.com/office/word/2010/wordprocessingShape">
-                    <wps:wsp>
-                      <wps:cNvSpPr>
-                        <a:spLocks/>
-                      </wps:cNvSpPr>
-                      <wps:spPr>
-                        <a:xfrm>
-                          <a:off x="0" y="0"/>
-                          <a:ext cx="1800225" cy="1270"/>
-                        </a:xfrm>
-                        <a:custGeom>
-                          <a:avLst/>
-                          <a:gdLst/>
-                          <a:ahLst/>
-                          <a:cxnLst/>
-                          <a:rect l="l" t="t" r="r" b="b"/>
-                          <a:pathLst>
-                            <a:path w="1800225">
-                              <a:moveTo>
-                                <a:pt x="0" y="0"/>
-                              </a:moveTo>
-                              <a:lnTo>
-                                <a:pt x="1800225" y="0"/>
-                              </a:lnTo>
-                            </a:path>
-                          </a:pathLst>
-                        </a:custGeom>
-                        <a:ln w="7143">
-                          <a:solidFill>
-                            <a:srgbClr val="000000"/>
-                          </a:solidFill>
-                          <a:prstDash val="solid"/>
-                        </a:ln>
-                      </wps:spPr>
-                      <wps:bodyPr wrap="square" lIns="0" tIns="0" rIns="0" bIns="0" rtlCol="0">
-                        <a:prstTxWarp prst="textNoShape">
-                          <a:avLst/>
-                        </a:prstTxWarp>
-                        <a:noAutofit/>
-                      </wps:bodyPr>
-                    </wps:wsp>
-                  </a:graphicData>
-                </a:graphic>
-              </wp:anchor>
-            </w:drawing>
-          </mc:Choice>
-          <mc:Fallback>
-            <w:pict>
-              <v:shape w14:anchorId="174B87E4" id="Graphic 157" o:spid="_x0000_s1026" style="position:absolute;margin-left:99.85pt;margin-top:18.4pt;width:141.75pt;height:.1pt;z-index:-251661824;visibility:visible;mso-wrap-style:square;mso-wrap-distance-left:0;mso-wrap-distance-top:0;mso-wrap-distance-right:0;mso-wrap-distance-bottom:0;mso-position-horizontal:absolute;mso-position-horizontal-relative:page;mso-position-vertical:absolute;mso-position-vertical-relative:text;v-text-anchor:top" coordsize="1800225,1270" o:gfxdata="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" path="m,l1800225,e" filled="f" strokeweight=".19842mm">
-                <v:path arrowok="t"/>
-                <w10:wrap type="topAndBottom" anchorx="page"/>
-              </v:shape>
-            </w:pict>
-          </mc:Fallback>
-        </mc:AlternateContent>
-      </w:r>
-      <w:r>
-        <w:rPr>
-          <w:rFonts w:ascii="Times New Roman"/>
-          <w:noProof/>
-          <w:sz w:val="20"/>
-        </w:rPr>
-        <mc:AlternateContent>
-          <mc:Choice Requires="wps">
-            <w:drawing>
-              <wp:anchor distT="0" distB="0" distL="0" distR="0" simplePos="0" relativeHeight="251661824" behindDoc="1" locked="0" layoutInCell="1" allowOverlap="1" wp14:anchorId="6CC8AE69" wp14:editId="6CC8AE6A">
-                <wp:simplePos x="0" y="0"/>
-                <wp:positionH relativeFrom="page">
-                  <wp:posOffset>4587240</wp:posOffset>
-                </wp:positionH>
-                <wp:positionV relativeFrom="paragraph">
-                  <wp:posOffset>233468</wp:posOffset>
-                </wp:positionV>
-                <wp:extent cx="1666875" cy="1270"/>
-                <wp:effectExtent l="0" t="0" r="0" b="0"/>
-                <wp:wrapTopAndBottom/>
-                <wp:docPr id="158" name="Graphic 158"/>
-                <wp:cNvGraphicFramePr>
-                  <a:graphicFrameLocks xmlns:a="http://schemas.openxmlformats.org/drawingml/2006/main"/>
-                </wp:cNvGraphicFramePr>
-                <a:graphic xmlns:a="http://schemas.openxmlformats.org/drawingml/2006/main">
-                  <a:graphicData uri="http://schemas.microsoft.com/office/word/2010/wordprocessingShape">
-                    <wps:wsp>
-                      <wps:cNvSpPr>
-                        <a:spLocks/>
-                      </wps:cNvSpPr>
-                      <wps:spPr>
-                        <a:xfrm>
-                          <a:off x="0" y="0"/>
-                          <a:ext cx="1666875" cy="1270"/>
-                        </a:xfrm>
-                        <a:custGeom>
-                          <a:avLst/>
-                          <a:gdLst/>
-                          <a:ahLst/>
-                          <a:cxnLst/>
-                          <a:rect l="l" t="t" r="r" b="b"/>
-                          <a:pathLst>
-                            <a:path w="1666875">
-                              <a:moveTo>
-                                <a:pt x="0" y="0"/>
-                              </a:moveTo>
-                              <a:lnTo>
-                                <a:pt x="1666875" y="0"/>
-                              </a:lnTo>
-                            </a:path>
-                          </a:pathLst>
-                        </a:custGeom>
-                        <a:ln w="7143">
-                          <a:solidFill>
-                            <a:srgbClr val="000000"/>
-                          </a:solidFill>
-                          <a:prstDash val="solid"/>
-                        </a:ln>
-                      </wps:spPr>
-                      <wps:bodyPr wrap="square" lIns="0" tIns="0" rIns="0" bIns="0" rtlCol="0">
-                        <a:prstTxWarp prst="textNoShape">
-                          <a:avLst/>
-                        </a:prstTxWarp>
-                        <a:noAutofit/>
-                      </wps:bodyPr>
-                    </wps:wsp>
-                  </a:graphicData>
-                </a:graphic>
-              </wp:anchor>
-            </w:drawing>
-          </mc:Choice>
-          <mc:Fallback>
-            <w:pict>
-              <v:shape w14:anchorId="464DE059" id="Graphic 158" o:spid="_x0000_s1026" style="position:absolute;margin-left:361.2pt;margin-top:18.4pt;width:131.25pt;height:.1pt;z-index:-251654656;visibility:visible;mso-wrap-style:square;mso-wrap-distance-left:0;mso-wrap-distance-top:0;mso-wrap-distance-right:0;mso-wrap-distance-bottom:0;mso-position-horizontal:absolute;mso-position-horizontal-relative:page;mso-position-vertical:absolute;mso-position-vertical-relative:text;v-text-anchor:top" coordsize="1666875,1270" o:gfxdata="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" path="m,l1666875,e" filled="f" strokeweight=".19842mm">
-                <v:path arrowok="t"/>
-                <w10:wrap type="topAndBottom" anchorx="page"/>
-              </v:shape>
-            </w:pict>
-          </mc:Fallback>
-        </mc:AlternateContent>
-      </w:r>
     </w:p>
     <w:p>
       <w:pPr>
@@ -10176,93 +10531,7 @@
         <w:jc w:val="center"/>
       </w:pPr>
       <w:r>
-        <w:rPr>
-          <w:w w:val="80"/>
-        </w:rPr>
-        <w:t>Firma</w:t>
-      </w:r>
-      <w:r>
-        <w:rPr>
-          <w:spacing w:val="10"/>
-        </w:rPr>
-        <w:t xml:space="preserve"> </w:t>
-      </w:r>
-      <w:r>
-        <w:rPr>
-          <w:w w:val="80"/>
-        </w:rPr>
-        <w:t>funcionario</w:t>
-      </w:r>
-      <w:r>
-        <w:rPr>
-          <w:spacing w:val="9"/>
-        </w:rPr>
-        <w:t xml:space="preserve"> </w:t>
-      </w:r>
-      <w:r>
-        <w:rPr>
-          <w:w w:val="80"/>
-        </w:rPr>
-        <w:t>que</w:t>
-      </w:r>
-      <w:r>
-        <w:rPr>
-          <w:spacing w:val="14"/>
-        </w:rPr>
-        <w:t xml:space="preserve"> </w:t>
-      </w:r>
-      <w:r>
-        <w:rPr>
-          <w:spacing w:val="-2"/>
-          <w:w w:val="80"/>
-        </w:rPr>
-        <w:t>entrega</w:t>
-      </w:r>
-      <w:r>
         <w:tab/>
-      </w:r>
-      <w:r>
-        <w:rPr>
-          <w:w w:val="80"/>
-        </w:rPr>
-        <w:t>Firma</w:t>
-      </w:r>
-      <w:r>
-        <w:rPr>
-          <w:spacing w:val="10"/>
-        </w:rPr>
-        <w:t xml:space="preserve"> </w:t>
-      </w:r>
-      <w:r>
-        <w:rPr>
-          <w:w w:val="80"/>
-        </w:rPr>
-        <w:t>funcionario</w:t>
-      </w:r>
-      <w:r>
-        <w:rPr>
-          <w:spacing w:val="9"/>
-        </w:rPr>
-        <w:t xml:space="preserve"> </w:t>
-      </w:r>
-      <w:r>
-        <w:rPr>
-          <w:w w:val="80"/>
-        </w:rPr>
-        <w:t>que</w:t>
-      </w:r>
-      <w:r>
-        <w:rPr>
-          <w:spacing w:val="14"/>
-        </w:rPr>
-        <w:t xml:space="preserve"> </w:t>
-      </w:r>
-      <w:r>
-        <w:rPr>
-          <w:spacing w:val="-2"/>
-          <w:w w:val="80"/>
-        </w:rPr>
-        <w:t>recibe</w:t>
       </w:r>
     </w:p>
     <w:sectPr>
@@ -10276,7 +10545,7 @@
 </file>
 
 <file path=word/endnotes.xml><?xml version="1.0" encoding="utf-8"?>
-<w:endnotes xmlns:wpc="http://schemas.microsoft.com/office/word/2010/wordprocessingCanvas" xmlns:cx="http://schemas.microsoft.com/office/drawing/2014/chartex" xmlns:cx1="http://schemas.microsoft.com/office/drawing/2015/9/8/chartex" xmlns:cx2="http://schemas.microsoft.com/office/drawing/2015/10/21/chartex" xmlns:cx3="http://schemas.microsoft.com/office/drawing/2016/5/9/chartex" xmlns:cx4="http://schemas.microsoft.com/office/drawing/2016/5/10/chartex" xmlns:cx5="http://schemas.microsoft.com/office/drawing/2016/5/11/chartex" xmlns:cx6="http://schemas.microsoft.com/office/drawing/2016/5/12/chartex" xmlns:cx7="http://schemas.microsoft.com/office/drawing/2016/5/13/chartex" xmlns:cx8="http://schemas.microsoft.com/office/drawing/2016/5/14/chartex" xmlns:mc="http://schemas.openxmlformats.org/markup-compatibility/2006" xmlns:aink="http://schemas.microsoft.com/office/drawing/2016/ink" xmlns:am3d="http://schemas.microsoft.com/office/drawing/2017/model3d" xmlns:o="urn:schemas-microsoft-com:office:office" xmlns:oel="http://schemas.microsoft.com/office/2019/extlst" xmlns:r="http://schemas.openxmlformats.org/officeDocument/2006/relationships" xmlns:m="http://schemas.openxmlformats.org/officeDocument/2006/math" xmlns:v="urn:schemas-microsoft-com:vml" xmlns:wp14="http://schemas.microsoft.com/office/word/2010/wordprocessingDrawing" xmlns:wp="http://schemas.openxmlformats.org/drawingml/2006/wordprocessingDrawing" xmlns:w10="urn:schemas-microsoft-com:office:word" xmlns:w="http://schemas.openxmlformats.org/wordprocessingml/2006/main" xmlns:w14="http://schemas.microsoft.com/office/word/2010/wordml" xmlns:w15="http://schemas.microsoft.com/office/word/2012/wordml" xmlns:w16cei="http://schemas.microsoft.com/office/word/2026/wordml/cei" xmlns:w16cex="http://schemas.microsoft.com/office/word/2018/wordml/cex" xmlns:w16cid="http://schemas.microsoft.com/office/word/2016/wordml/cid" xmlns:w16="http://schemas.microsoft.com/office/word/2018/wordml" xmlns:w16du="http://schemas.microsoft.com/office/word/2023/wordml/word16du" xmlns:w16sdtdh="http://schemas.microsoft.com/office/word/2020/wordml/sdtdatahash" xmlns:w16sdtfl="http://schemas.microsoft.com/office/word/2024/wordml/sdtformatlock" xmlns:w16se="http://schemas.microsoft.com/office/word/2015/wordml/symex" xmlns:wpg="http://schemas.microsoft.com/office/word/2010/wordprocessingGroup" xmlns:wpi="http://schemas.microsoft.com/office/word/2010/wordprocessingInk" xmlns:wne="http://schemas.microsoft.com/office/word/2006/wordml" xmlns:wps="http://schemas.microsoft.com/office/word/2010/wordprocessingShape" mc:Ignorable="w14 w15 w16se w16cid w16 w16cex w16sdtdh w16sdtfl w16du wp14">
+<w:endnotes xmlns:wpc="http://schemas.microsoft.com/office/word/2010/wordprocessingCanvas" xmlns:cx="http://schemas.microsoft.com/office/drawing/2014/chartex" xmlns:cx1="http://schemas.microsoft.com/office/drawing/2015/9/8/chartex" xmlns:cx2="http://schemas.microsoft.com/office/drawing/2015/10/21/chartex" xmlns:cx3="http://schemas.microsoft.com/office/drawing/2016/5/9/chartex" xmlns:cx4="http://schemas.microsoft.com/office/drawing/2016/5/10/chartex" xmlns:cx5="http://schemas.microsoft.com/office/drawing/2016/5/11/chartex" xmlns:cx6="http://schemas.microsoft.com/office/drawing/2016/5/12/chartex" xmlns:cx7="http://schemas.microsoft.com/office/drawing/2016/5/13/chartex" xmlns:cx8="http://schemas.microsoft.com/office/drawing/2016/5/14/chartex" xmlns:mc="http://schemas.openxmlformats.org/markup-compatibility/2006" xmlns:aink="http://schemas.microsoft.com/office/drawing/2016/ink" xmlns:am3d="http://schemas.microsoft.com/office/drawing/2017/model3d" xmlns:o="urn:schemas-microsoft-com:office:office" xmlns:oel="http://schemas.microsoft.com/office/2019/extlst" xmlns:r="http://schemas.openxmlformats.org/officeDocument/2006/relationships" xmlns:m="http://schemas.openxmlformats.org/officeDocument/2006/math" xmlns:v="urn:schemas-microsoft-com:vml" xmlns:wp14="http://schemas.microsoft.com/office/word/2010/wordprocessingDrawing" xmlns:wp="http://schemas.openxmlformats.org/drawingml/2006/wordprocessingDrawing" xmlns:w10="urn:schemas-microsoft-com:office:word" xmlns:w="http://schemas.openxmlformats.org/wordprocessingml/2006/main" xmlns:w14="http://schemas.microsoft.com/office/word/2010/wordml" xmlns:w15="http://schemas.microsoft.com/office/word/2012/wordml" xmlns:w16cex="http://schemas.microsoft.com/office/word/2018/wordml/cex" xmlns:w16cid="http://schemas.microsoft.com/office/word/2016/wordml/cid" xmlns:w16="http://schemas.microsoft.com/office/word/2018/wordml" xmlns:w16du="http://schemas.microsoft.com/office/word/2023/wordml/word16du" xmlns:w16sdtdh="http://schemas.microsoft.com/office/word/2020/wordml/sdtdatahash" xmlns:w16sdtfl="http://schemas.microsoft.com/office/word/2024/wordml/sdtformatlock" xmlns:w16se="http://schemas.microsoft.com/office/word/2015/wordml/symex" xmlns:wpg="http://schemas.microsoft.com/office/word/2010/wordprocessingGroup" xmlns:wpi="http://schemas.microsoft.com/office/word/2010/wordprocessingInk" xmlns:wne="http://schemas.microsoft.com/office/word/2006/wordml" xmlns:wps="http://schemas.microsoft.com/office/word/2010/wordprocessingShape" mc:Ignorable="w14 w15 w16se w16cid w16 w16cex w16sdtdh w16sdtfl w16du wp14">
   <w:endnote w:type="separator" w:id="-1">
     <w:p>
       <w:r>
@@ -10295,7 +10564,7 @@
 </file>
 
 <file path=word/footer1.xml><?xml version="1.0" encoding="utf-8"?>
-<w:ftr xmlns:wpc="http://schemas.microsoft.com/office/word/2010/wordprocessingCanvas" xmlns:cx="http://schemas.microsoft.com/office/drawing/2014/chartex" xmlns:cx1="http://schemas.microsoft.com/office/drawing/2015/9/8/chartex" xmlns:cx2="http://schemas.microsoft.com/office/drawing/2015/10/21/chartex" xmlns:cx3="http://schemas.microsoft.com/office/drawing/2016/5/9/chartex" xmlns:cx4="http://schemas.microsoft.com/office/drawing/2016/5/10/chartex" xmlns:cx5="http://schemas.microsoft.com/office/drawing/2016/5/11/chartex" xmlns:cx6="http://schemas.microsoft.com/office/drawing/2016/5/12/chartex" xmlns:cx7="http://schemas.microsoft.com/office/drawing/2016/5/13/chartex" xmlns:cx8="http://schemas.microsoft.com/office/drawing/2016/5/14/chartex" xmlns:mc="http://schemas.openxmlformats.org/markup-compatibility/2006" xmlns:aink="http://schemas.microsoft.com/office/drawing/2016/ink" xmlns:am3d="http://schemas.microsoft.com/office/drawing/2017/model3d" xmlns:o="urn:schemas-microsoft-com:office:office" xmlns:oel="http://schemas.microsoft.com/office/2019/extlst" xmlns:r="http://schemas.openxmlformats.org/officeDocument/2006/relationships" xmlns:m="http://schemas.openxmlformats.org/officeDocument/2006/math" xmlns:v="urn:schemas-microsoft-com:vml" xmlns:wp14="http://schemas.microsoft.com/office/word/2010/wordprocessingDrawing" xmlns:wp="http://schemas.openxmlformats.org/drawingml/2006/wordprocessingDrawing" xmlns:w10="urn:schemas-microsoft-com:office:word" xmlns:w="http://schemas.openxmlformats.org/wordprocessingml/2006/main" xmlns:w14="http://schemas.microsoft.com/office/word/2010/wordml" xmlns:w15="http://schemas.microsoft.com/office/word/2012/wordml" xmlns:w16cei="http://schemas.microsoft.com/office/word/2026/wordml/cei" xmlns:w16cex="http://schemas.microsoft.com/office/word/2018/wordml/cex" xmlns:w16cid="http://schemas.microsoft.com/office/word/2016/wordml/cid" xmlns:w16="http://schemas.microsoft.com/office/word/2018/wordml" xmlns:w16du="http://schemas.microsoft.com/office/word/2023/wordml/word16du" xmlns:w16sdtdh="http://schemas.microsoft.com/office/word/2020/wordml/sdtdatahash" xmlns:w16sdtfl="http://schemas.microsoft.com/office/word/2024/wordml/sdtformatlock" xmlns:w16se="http://schemas.microsoft.com/office/word/2015/wordml/symex" xmlns:wpg="http://schemas.microsoft.com/office/word/2010/wordprocessingGroup" xmlns:wpi="http://schemas.microsoft.com/office/word/2010/wordprocessingInk" xmlns:wne="http://schemas.microsoft.com/office/word/2006/wordml" xmlns:wps="http://schemas.microsoft.com/office/word/2010/wordprocessingShape" mc:Ignorable="w14 w15 w16se w16cid w16 w16cex w16sdtdh w16sdtfl w16du wp14">
+<w:ftr xmlns:wpc="http://schemas.microsoft.com/office/word/2010/wordprocessingCanvas" xmlns:cx="http://schemas.microsoft.com/office/drawing/2014/chartex" xmlns:cx1="http://schemas.microsoft.com/office/drawing/2015/9/8/chartex" xmlns:cx2="http://schemas.microsoft.com/office/drawing/2015/10/21/chartex" xmlns:cx3="http://schemas.microsoft.com/office/drawing/2016/5/9/chartex" xmlns:cx4="http://schemas.microsoft.com/office/drawing/2016/5/10/chartex" xmlns:cx5="http://schemas.microsoft.com/office/drawing/2016/5/11/chartex" xmlns:cx6="http://schemas.microsoft.com/office/drawing/2016/5/12/chartex" xmlns:cx7="http://schemas.microsoft.com/office/drawing/2016/5/13/chartex" xmlns:cx8="http://schemas.microsoft.com/office/drawing/2016/5/14/chartex" xmlns:mc="http://schemas.openxmlformats.org/markup-compatibility/2006" xmlns:aink="http://schemas.microsoft.com/office/drawing/2016/ink" xmlns:am3d="http://schemas.microsoft.com/office/drawing/2017/model3d" xmlns:o="urn:schemas-microsoft-com:office:office" xmlns:oel="http://schemas.microsoft.com/office/2019/extlst" xmlns:r="http://schemas.openxmlformats.org/officeDocument/2006/relationships" xmlns:m="http://schemas.openxmlformats.org/officeDocument/2006/math" xmlns:v="urn:schemas-microsoft-com:vml" xmlns:wp14="http://schemas.microsoft.com/office/word/2010/wordprocessingDrawing" xmlns:wp="http://schemas.openxmlformats.org/drawingml/2006/wordprocessingDrawing" xmlns:w10="urn:schemas-microsoft-com:office:word" xmlns:w="http://schemas.openxmlformats.org/wordprocessingml/2006/main" xmlns:w14="http://schemas.microsoft.com/office/word/2010/wordml" xmlns:w15="http://schemas.microsoft.com/office/word/2012/wordml" xmlns:w16cex="http://schemas.microsoft.com/office/word/2018/wordml/cex" xmlns:w16cid="http://schemas.microsoft.com/office/word/2016/wordml/cid" xmlns:w16="http://schemas.microsoft.com/office/word/2018/wordml" xmlns:w16du="http://schemas.microsoft.com/office/word/2023/wordml/word16du" xmlns:w16sdtdh="http://schemas.microsoft.com/office/word/2020/wordml/sdtdatahash" xmlns:w16sdtfl="http://schemas.microsoft.com/office/word/2024/wordml/sdtformatlock" xmlns:w16se="http://schemas.microsoft.com/office/word/2015/wordml/symex" xmlns:wpg="http://schemas.microsoft.com/office/word/2010/wordprocessingGroup" xmlns:wpi="http://schemas.microsoft.com/office/word/2010/wordprocessingInk" xmlns:wne="http://schemas.microsoft.com/office/word/2006/wordml" xmlns:wps="http://schemas.microsoft.com/office/word/2010/wordprocessingShape" mc:Ignorable="w14 w15 w16se w16cid w16 w16cex w16sdtdh w16sdtfl w16du wp14">
   <w:p>
     <w:pPr>
       <w:pStyle w:val="Piedepgina"/>
@@ -10305,7 +10574,7 @@
 </file>
 
 <file path=word/footer2.xml><?xml version="1.0" encoding="utf-8"?>
-<w:ftr xmlns:wpc="http://schemas.microsoft.com/office/word/2010/wordprocessingCanvas" xmlns:cx="http://schemas.microsoft.com/office/drawing/2014/chartex" xmlns:cx1="http://schemas.microsoft.com/office/drawing/2015/9/8/chartex" xmlns:cx2="http://schemas.microsoft.com/office/drawing/2015/10/21/chartex" xmlns:cx3="http://schemas.microsoft.com/office/drawing/2016/5/9/chartex" xmlns:cx4="http://schemas.microsoft.com/office/drawing/2016/5/10/chartex" xmlns:cx5="http://schemas.microsoft.com/office/drawing/2016/5/11/chartex" xmlns:cx6="http://schemas.microsoft.com/office/drawing/2016/5/12/chartex" xmlns:cx7="http://schemas.microsoft.com/office/drawing/2016/5/13/chartex" xmlns:cx8="http://schemas.microsoft.com/office/drawing/2016/5/14/chartex" xmlns:mc="http://schemas.openxmlformats.org/markup-compatibility/2006" xmlns:aink="http://schemas.microsoft.com/office/drawing/2016/ink" xmlns:am3d="http://schemas.microsoft.com/office/drawing/2017/model3d" xmlns:o="urn:schemas-microsoft-com:office:office" xmlns:oel="http://schemas.microsoft.com/office/2019/extlst" xmlns:r="http://schemas.openxmlformats.org/officeDocument/2006/relationships" xmlns:m="http://schemas.openxmlformats.org/officeDocument/2006/math" xmlns:v="urn:schemas-microsoft-com:vml" xmlns:wp14="http://schemas.microsoft.com/office/word/2010/wordprocessingDrawing" xmlns:wp="http://schemas.openxmlformats.org/drawingml/2006/wordprocessingDrawing" xmlns:w10="urn:schemas-microsoft-com:office:word" xmlns:w="http://schemas.openxmlformats.org/wordprocessingml/2006/main" xmlns:w14="http://schemas.microsoft.com/office/word/2010/wordml" xmlns:w15="http://schemas.microsoft.com/office/word/2012/wordml" xmlns:w16cei="http://schemas.microsoft.com/office/word/2026/wordml/cei" xmlns:w16cex="http://schemas.microsoft.com/office/word/2018/wordml/cex" xmlns:w16cid="http://schemas.microsoft.com/office/word/2016/wordml/cid" xmlns:w16="http://schemas.microsoft.com/office/word/2018/wordml" xmlns:w16du="http://schemas.microsoft.com/office/word/2023/wordml/word16du" xmlns:w16sdtdh="http://schemas.microsoft.com/office/word/2020/wordml/sdtdatahash" xmlns:w16sdtfl="http://schemas.microsoft.com/office/word/2024/wordml/sdtformatlock" xmlns:w16se="http://schemas.microsoft.com/office/word/2015/wordml/symex" xmlns:wpg="http://schemas.microsoft.com/office/word/2010/wordprocessingGroup" xmlns:wpi="http://schemas.microsoft.com/office/word/2010/wordprocessingInk" xmlns:wne="http://schemas.microsoft.com/office/word/2006/wordml" xmlns:wps="http://schemas.microsoft.com/office/word/2010/wordprocessingShape" mc:Ignorable="w14 w15 w16se w16cid w16 w16cex w16sdtdh w16sdtfl w16du wp14">
+<w:ftr xmlns:wpc="http://schemas.microsoft.com/office/word/2010/wordprocessingCanvas" xmlns:cx="http://schemas.microsoft.com/office/drawing/2014/chartex" xmlns:cx1="http://schemas.microsoft.com/office/drawing/2015/9/8/chartex" xmlns:cx2="http://schemas.microsoft.com/office/drawing/2015/10/21/chartex" xmlns:cx3="http://schemas.microsoft.com/office/drawing/2016/5/9/chartex" xmlns:cx4="http://schemas.microsoft.com/office/drawing/2016/5/10/chartex" xmlns:cx5="http://schemas.microsoft.com/office/drawing/2016/5/11/chartex" xmlns:cx6="http://schemas.microsoft.com/office/drawing/2016/5/12/chartex" xmlns:cx7="http://schemas.microsoft.com/office/drawing/2016/5/13/chartex" xmlns:cx8="http://schemas.microsoft.com/office/drawing/2016/5/14/chartex" xmlns:mc="http://schemas.openxmlformats.org/markup-compatibility/2006" xmlns:aink="http://schemas.microsoft.com/office/drawing/2016/ink" xmlns:am3d="http://schemas.microsoft.com/office/drawing/2017/model3d" xmlns:o="urn:schemas-microsoft-com:office:office" xmlns:oel="http://schemas.microsoft.com/office/2019/extlst" xmlns:r="http://schemas.openxmlformats.org/officeDocument/2006/relationships" xmlns:m="http://schemas.openxmlformats.org/officeDocument/2006/math" xmlns:v="urn:schemas-microsoft-com:vml" xmlns:wp14="http://schemas.microsoft.com/office/word/2010/wordprocessingDrawing" xmlns:wp="http://schemas.openxmlformats.org/drawingml/2006/wordprocessingDrawing" xmlns:w10="urn:schemas-microsoft-com:office:word" xmlns:w="http://schemas.openxmlformats.org/wordprocessingml/2006/main" xmlns:w14="http://schemas.microsoft.com/office/word/2010/wordml" xmlns:w15="http://schemas.microsoft.com/office/word/2012/wordml" xmlns:w16cex="http://schemas.microsoft.com/office/word/2018/wordml/cex" xmlns:w16cid="http://schemas.microsoft.com/office/word/2016/wordml/cid" xmlns:w16="http://schemas.microsoft.com/office/word/2018/wordml" xmlns:w16du="http://schemas.microsoft.com/office/word/2023/wordml/word16du" xmlns:w16sdtdh="http://schemas.microsoft.com/office/word/2020/wordml/sdtdatahash" xmlns:w16sdtfl="http://schemas.microsoft.com/office/word/2024/wordml/sdtformatlock" xmlns:w16se="http://schemas.microsoft.com/office/word/2015/wordml/symex" xmlns:wpg="http://schemas.microsoft.com/office/word/2010/wordprocessingGroup" xmlns:wpi="http://schemas.microsoft.com/office/word/2010/wordprocessingInk" xmlns:wne="http://schemas.microsoft.com/office/word/2006/wordml" xmlns:wps="http://schemas.microsoft.com/office/word/2010/wordprocessingShape" mc:Ignorable="w14 w15 w16se w16cid w16 w16cex w16sdtdh w16sdtfl w16du wp14">
   <w:p>
     <w:pPr>
       <w:pStyle w:val="Textoindependiente"/>
@@ -10731,7 +11000,7 @@
 </file>
 
 <file path=word/footer3.xml><?xml version="1.0" encoding="utf-8"?>
-<w:ftr xmlns:wpc="http://schemas.microsoft.com/office/word/2010/wordprocessingCanvas" xmlns:cx="http://schemas.microsoft.com/office/drawing/2014/chartex" xmlns:cx1="http://schemas.microsoft.com/office/drawing/2015/9/8/chartex" xmlns:cx2="http://schemas.microsoft.com/office/drawing/2015/10/21/chartex" xmlns:cx3="http://schemas.microsoft.com/office/drawing/2016/5/9/chartex" xmlns:cx4="http://schemas.microsoft.com/office/drawing/2016/5/10/chartex" xmlns:cx5="http://schemas.microsoft.com/office/drawing/2016/5/11/chartex" xmlns:cx6="http://schemas.microsoft.com/office/drawing/2016/5/12/chartex" xmlns:cx7="http://schemas.microsoft.com/office/drawing/2016/5/13/chartex" xmlns:cx8="http://schemas.microsoft.com/office/drawing/2016/5/14/chartex" xmlns:mc="http://schemas.openxmlformats.org/markup-compatibility/2006" xmlns:aink="http://schemas.microsoft.com/office/drawing/2016/ink" xmlns:am3d="http://schemas.microsoft.com/office/drawing/2017/model3d" xmlns:o="urn:schemas-microsoft-com:office:office" xmlns:oel="http://schemas.microsoft.com/office/2019/extlst" xmlns:r="http://schemas.openxmlformats.org/officeDocument/2006/relationships" xmlns:m="http://schemas.openxmlformats.org/officeDocument/2006/math" xmlns:v="urn:schemas-microsoft-com:vml" xmlns:wp14="http://schemas.microsoft.com/office/word/2010/wordprocessingDrawing" xmlns:wp="http://schemas.openxmlformats.org/drawingml/2006/wordprocessingDrawing" xmlns:w10="urn:schemas-microsoft-com:office:word" xmlns:w="http://schemas.openxmlformats.org/wordprocessingml/2006/main" xmlns:w14="http://schemas.microsoft.com/office/word/2010/wordml" xmlns:w15="http://schemas.microsoft.com/office/word/2012/wordml" xmlns:w16cei="http://schemas.microsoft.com/office/word/2026/wordml/cei" xmlns:w16cex="http://schemas.microsoft.com/office/word/2018/wordml/cex" xmlns:w16cid="http://schemas.microsoft.com/office/word/2016/wordml/cid" xmlns:w16="http://schemas.microsoft.com/office/word/2018/wordml" xmlns:w16du="http://schemas.microsoft.com/office/word/2023/wordml/word16du" xmlns:w16sdtdh="http://schemas.microsoft.com/office/word/2020/wordml/sdtdatahash" xmlns:w16sdtfl="http://schemas.microsoft.com/office/word/2024/wordml/sdtformatlock" xmlns:w16se="http://schemas.microsoft.com/office/word/2015/wordml/symex" xmlns:wpg="http://schemas.microsoft.com/office/word/2010/wordprocessingGroup" xmlns:wpi="http://schemas.microsoft.com/office/word/2010/wordprocessingInk" xmlns:wne="http://schemas.microsoft.com/office/word/2006/wordml" xmlns:wps="http://schemas.microsoft.com/office/word/2010/wordprocessingShape" mc:Ignorable="w14 w15 w16se w16cid w16 w16cex w16sdtdh w16sdtfl w16du wp14">
+<w:ftr xmlns:wpc="http://schemas.microsoft.com/office/word/2010/wordprocessingCanvas" xmlns:cx="http://schemas.microsoft.com/office/drawing/2014/chartex" xmlns:cx1="http://schemas.microsoft.com/office/drawing/2015/9/8/chartex" xmlns:cx2="http://schemas.microsoft.com/office/drawing/2015/10/21/chartex" xmlns:cx3="http://schemas.microsoft.com/office/drawing/2016/5/9/chartex" xmlns:cx4="http://schemas.microsoft.com/office/drawing/2016/5/10/chartex" xmlns:cx5="http://schemas.microsoft.com/office/drawing/2016/5/11/chartex" xmlns:cx6="http://schemas.microsoft.com/office/drawing/2016/5/12/chartex" xmlns:cx7="http://schemas.microsoft.com/office/drawing/2016/5/13/chartex" xmlns:cx8="http://schemas.microsoft.com/office/drawing/2016/5/14/chartex" xmlns:mc="http://schemas.openxmlformats.org/markup-compatibility/2006" xmlns:aink="http://schemas.microsoft.com/office/drawing/2016/ink" xmlns:am3d="http://schemas.microsoft.com/office/drawing/2017/model3d" xmlns:o="urn:schemas-microsoft-com:office:office" xmlns:oel="http://schemas.microsoft.com/office/2019/extlst" xmlns:r="http://schemas.openxmlformats.org/officeDocument/2006/relationships" xmlns:m="http://schemas.openxmlformats.org/officeDocument/2006/math" xmlns:v="urn:schemas-microsoft-com:vml" xmlns:wp14="http://schemas.microsoft.com/office/word/2010/wordprocessingDrawing" xmlns:wp="http://schemas.openxmlformats.org/drawingml/2006/wordprocessingDrawing" xmlns:w10="urn:schemas-microsoft-com:office:word" xmlns:w="http://schemas.openxmlformats.org/wordprocessingml/2006/main" xmlns:w14="http://schemas.microsoft.com/office/word/2010/wordml" xmlns:w15="http://schemas.microsoft.com/office/word/2012/wordml" xmlns:w16cex="http://schemas.microsoft.com/office/word/2018/wordml/cex" xmlns:w16cid="http://schemas.microsoft.com/office/word/2016/wordml/cid" xmlns:w16="http://schemas.microsoft.com/office/word/2018/wordml" xmlns:w16du="http://schemas.microsoft.com/office/word/2023/wordml/word16du" xmlns:w16sdtdh="http://schemas.microsoft.com/office/word/2020/wordml/sdtdatahash" xmlns:w16sdtfl="http://schemas.microsoft.com/office/word/2024/wordml/sdtformatlock" xmlns:w16se="http://schemas.microsoft.com/office/word/2015/wordml/symex" xmlns:wpg="http://schemas.microsoft.com/office/word/2010/wordprocessingGroup" xmlns:wpi="http://schemas.microsoft.com/office/word/2010/wordprocessingInk" xmlns:wne="http://schemas.microsoft.com/office/word/2006/wordml" xmlns:wps="http://schemas.microsoft.com/office/word/2010/wordprocessingShape" mc:Ignorable="w14 w15 w16se w16cid w16 w16cex w16sdtdh w16sdtfl w16du wp14">
   <w:p>
     <w:pPr>
       <w:pStyle w:val="Piedepgina"/>
@@ -10741,7 +11010,7 @@
 </file>
 
 <file path=word/footnotes.xml><?xml version="1.0" encoding="utf-8"?>
-<w:footnotes xmlns:wpc="http://schemas.microsoft.com/office/word/2010/wordprocessingCanvas" xmlns:cx="http://schemas.microsoft.com/office/drawing/2014/chartex" xmlns:cx1="http://schemas.microsoft.com/office/drawing/2015/9/8/chartex" xmlns:cx2="http://schemas.microsoft.com/office/drawing/2015/10/21/chartex" xmlns:cx3="http://schemas.microsoft.com/office/drawing/2016/5/9/chartex" xmlns:cx4="http://schemas.microsoft.com/office/drawing/2016/5/10/chartex" xmlns:cx5="http://schemas.microsoft.com/office/drawing/2016/5/11/chartex" xmlns:cx6="http://schemas.microsoft.com/office/drawing/2016/5/12/chartex" xmlns:cx7="http://schemas.microsoft.com/office/drawing/2016/5/13/chartex" xmlns:cx8="http://schemas.microsoft.com/office/drawing/2016/5/14/chartex" xmlns:mc="http://schemas.openxmlformats.org/markup-compatibility/2006" xmlns:aink="http://schemas.microsoft.com/office/drawing/2016/ink" xmlns:am3d="http://schemas.microsoft.com/office/drawing/2017/model3d" xmlns:o="urn:schemas-microsoft-com:office:office" xmlns:oel="http://schemas.microsoft.com/office/2019/extlst" xmlns:r="http://schemas.openxmlformats.org/officeDocument/2006/relationships" xmlns:m="http://schemas.openxmlformats.org/officeDocument/2006/math" xmlns:v="urn:schemas-microsoft-com:vml" xmlns:wp14="http://schemas.microsoft.com/office/word/2010/wordprocessingDrawing" xmlns:wp="http://schemas.openxmlformats.org/drawingml/2006/wordprocessingDrawing" xmlns:w10="urn:schemas-microsoft-com:office:word" xmlns:w="http://schemas.openxmlformats.org/wordprocessingml/2006/main" xmlns:w14="http://schemas.microsoft.com/office/word/2010/wordml" xmlns:w15="http://schemas.microsoft.com/office/word/2012/wordml" xmlns:w16cei="http://schemas.microsoft.com/office/word/2026/wordml/cei" xmlns:w16cex="http://schemas.microsoft.com/office/word/2018/wordml/cex" xmlns:w16cid="http://schemas.microsoft.com/office/word/2016/wordml/cid" xmlns:w16="http://schemas.microsoft.com/office/word/2018/wordml" xmlns:w16du="http://schemas.microsoft.com/office/word/2023/wordml/word16du" xmlns:w16sdtdh="http://schemas.microsoft.com/office/word/2020/wordml/sdtdatahash" xmlns:w16sdtfl="http://schemas.microsoft.com/office/word/2024/wordml/sdtformatlock" xmlns:w16se="http://schemas.microsoft.com/office/word/2015/wordml/symex" xmlns:wpg="http://schemas.microsoft.com/office/word/2010/wordprocessingGroup" xmlns:wpi="http://schemas.microsoft.com/office/word/2010/wordprocessingInk" xmlns:wne="http://schemas.microsoft.com/office/word/2006/wordml" xmlns:wps="http://schemas.microsoft.com/office/word/2010/wordprocessingShape" mc:Ignorable="w14 w15 w16se w16cid w16 w16cex w16sdtdh w16sdtfl w16du wp14">
+<w:footnotes xmlns:wpc="http://schemas.microsoft.com/office/word/2010/wordprocessingCanvas" xmlns:cx="http://schemas.microsoft.com/office/drawing/2014/chartex" xmlns:cx1="http://schemas.microsoft.com/office/drawing/2015/9/8/chartex" xmlns:cx2="http://schemas.microsoft.com/office/drawing/2015/10/21/chartex" xmlns:cx3="http://schemas.microsoft.com/office/drawing/2016/5/9/chartex" xmlns:cx4="http://schemas.microsoft.com/office/drawing/2016/5/10/chartex" xmlns:cx5="http://schemas.microsoft.com/office/drawing/2016/5/11/chartex" xmlns:cx6="http://schemas.microsoft.com/office/drawing/2016/5/12/chartex" xmlns:cx7="http://schemas.microsoft.com/office/drawing/2016/5/13/chartex" xmlns:cx8="http://schemas.microsoft.com/office/drawing/2016/5/14/chartex" xmlns:mc="http://schemas.openxmlformats.org/markup-compatibility/2006" xmlns:aink="http://schemas.microsoft.com/office/drawing/2016/ink" xmlns:am3d="http://schemas.microsoft.com/office/drawing/2017/model3d" xmlns:o="urn:schemas-microsoft-com:office:office" xmlns:oel="http://schemas.microsoft.com/office/2019/extlst" xmlns:r="http://schemas.openxmlformats.org/officeDocument/2006/relationships" xmlns:m="http://schemas.openxmlformats.org/officeDocument/2006/math" xmlns:v="urn:schemas-microsoft-com:vml" xmlns:wp14="http://schemas.microsoft.com/office/word/2010/wordprocessingDrawing" xmlns:wp="http://schemas.openxmlformats.org/drawingml/2006/wordprocessingDrawing" xmlns:w10="urn:schemas-microsoft-com:office:word" xmlns:w="http://schemas.openxmlformats.org/wordprocessingml/2006/main" xmlns:w14="http://schemas.microsoft.com/office/word/2010/wordml" xmlns:w15="http://schemas.microsoft.com/office/word/2012/wordml" xmlns:w16cex="http://schemas.microsoft.com/office/word/2018/wordml/cex" xmlns:w16cid="http://schemas.microsoft.com/office/word/2016/wordml/cid" xmlns:w16="http://schemas.microsoft.com/office/word/2018/wordml" xmlns:w16du="http://schemas.microsoft.com/office/word/2023/wordml/word16du" xmlns:w16sdtdh="http://schemas.microsoft.com/office/word/2020/wordml/sdtdatahash" xmlns:w16sdtfl="http://schemas.microsoft.com/office/word/2024/wordml/sdtformatlock" xmlns:w16se="http://schemas.microsoft.com/office/word/2015/wordml/symex" xmlns:wpg="http://schemas.microsoft.com/office/word/2010/wordprocessingGroup" xmlns:wpi="http://schemas.microsoft.com/office/word/2010/wordprocessingInk" xmlns:wne="http://schemas.microsoft.com/office/word/2006/wordml" xmlns:wps="http://schemas.microsoft.com/office/word/2010/wordprocessingShape" mc:Ignorable="w14 w15 w16se w16cid w16 w16cex w16sdtdh w16sdtfl w16du wp14">
   <w:footnote w:type="separator" w:id="-1">
     <w:p>
       <w:r>
@@ -10760,7 +11029,7 @@
 </file>
 
 <file path=word/header1.xml><?xml version="1.0" encoding="utf-8"?>
-<w:hdr xmlns:wpc="http://schemas.microsoft.com/office/word/2010/wordprocessingCanvas" xmlns:cx="http://schemas.microsoft.com/office/drawing/2014/chartex" xmlns:cx1="http://schemas.microsoft.com/office/drawing/2015/9/8/chartex" xmlns:cx2="http://schemas.microsoft.com/office/drawing/2015/10/21/chartex" xmlns:cx3="http://schemas.microsoft.com/office/drawing/2016/5/9/chartex" xmlns:cx4="http://schemas.microsoft.com/office/drawing/2016/5/10/chartex" xmlns:cx5="http://schemas.microsoft.com/office/drawing/2016/5/11/chartex" xmlns:cx6="http://schemas.microsoft.com/office/drawing/2016/5/12/chartex" xmlns:cx7="http://schemas.microsoft.com/office/drawing/2016/5/13/chartex" xmlns:cx8="http://schemas.microsoft.com/office/drawing/2016/5/14/chartex" xmlns:mc="http://schemas.openxmlformats.org/markup-compatibility/2006" xmlns:aink="http://schemas.microsoft.com/office/drawing/2016/ink" xmlns:am3d="http://schemas.microsoft.com/office/drawing/2017/model3d" xmlns:o="urn:schemas-microsoft-com:office:office" xmlns:oel="http://schemas.microsoft.com/office/2019/extlst" xmlns:r="http://schemas.openxmlformats.org/officeDocument/2006/relationships" xmlns:m="http://schemas.openxmlformats.org/officeDocument/2006/math" xmlns:v="urn:schemas-microsoft-com:vml" xmlns:wp14="http://schemas.microsoft.com/office/word/2010/wordprocessingDrawing" xmlns:wp="http://schemas.openxmlformats.org/drawingml/2006/wordprocessingDrawing" xmlns:w10="urn:schemas-microsoft-com:office:word" xmlns:w="http://schemas.openxmlformats.org/wordprocessingml/2006/main" xmlns:w14="http://schemas.microsoft.com/office/word/2010/wordml" xmlns:w15="http://schemas.microsoft.com/office/word/2012/wordml" xmlns:w16cei="http://schemas.microsoft.com/office/word/2026/wordml/cei" xmlns:w16cex="http://schemas.microsoft.com/office/word/2018/wordml/cex" xmlns:w16cid="http://schemas.microsoft.com/office/word/2016/wordml/cid" xmlns:w16="http://schemas.microsoft.com/office/word/2018/wordml" xmlns:w16du="http://schemas.microsoft.com/office/word/2023/wordml/word16du" xmlns:w16sdtdh="http://schemas.microsoft.com/office/word/2020/wordml/sdtdatahash" xmlns:w16sdtfl="http://schemas.microsoft.com/office/word/2024/wordml/sdtformatlock" xmlns:w16se="http://schemas.microsoft.com/office/word/2015/wordml/symex" xmlns:wpg="http://schemas.microsoft.com/office/word/2010/wordprocessingGroup" xmlns:wpi="http://schemas.microsoft.com/office/word/2010/wordprocessingInk" xmlns:wne="http://schemas.microsoft.com/office/word/2006/wordml" xmlns:wps="http://schemas.microsoft.com/office/word/2010/wordprocessingShape" mc:Ignorable="w14 w15 w16se w16cid w16 w16cex w16sdtdh w16sdtfl w16du wp14">
+<w:hdr xmlns:wpc="http://schemas.microsoft.com/office/word/2010/wordprocessingCanvas" xmlns:cx="http://schemas.microsoft.com/office/drawing/2014/chartex" xmlns:cx1="http://schemas.microsoft.com/office/drawing/2015/9/8/chartex" xmlns:cx2="http://schemas.microsoft.com/office/drawing/2015/10/21/chartex" xmlns:cx3="http://schemas.microsoft.com/office/drawing/2016/5/9/chartex" xmlns:cx4="http://schemas.microsoft.com/office/drawing/2016/5/10/chartex" xmlns:cx5="http://schemas.microsoft.com/office/drawing/2016/5/11/chartex" xmlns:cx6="http://schemas.microsoft.com/office/drawing/2016/5/12/chartex" xmlns:cx7="http://schemas.microsoft.com/office/drawing/2016/5/13/chartex" xmlns:cx8="http://schemas.microsoft.com/office/drawing/2016/5/14/chartex" xmlns:mc="http://schemas.openxmlformats.org/markup-compatibility/2006" xmlns:aink="http://schemas.microsoft.com/office/drawing/2016/ink" xmlns:am3d="http://schemas.microsoft.com/office/drawing/2017/model3d" xmlns:o="urn:schemas-microsoft-com:office:office" xmlns:oel="http://schemas.microsoft.com/office/2019/extlst" xmlns:r="http://schemas.openxmlformats.org/officeDocument/2006/relationships" xmlns:m="http://schemas.openxmlformats.org/officeDocument/2006/math" xmlns:v="urn:schemas-microsoft-com:vml" xmlns:wp14="http://schemas.microsoft.com/office/word/2010/wordprocessingDrawing" xmlns:wp="http://schemas.openxmlformats.org/drawingml/2006/wordprocessingDrawing" xmlns:w10="urn:schemas-microsoft-com:office:word" xmlns:w="http://schemas.openxmlformats.org/wordprocessingml/2006/main" xmlns:w14="http://schemas.microsoft.com/office/word/2010/wordml" xmlns:w15="http://schemas.microsoft.com/office/word/2012/wordml" xmlns:w16cex="http://schemas.microsoft.com/office/word/2018/wordml/cex" xmlns:w16cid="http://schemas.microsoft.com/office/word/2016/wordml/cid" xmlns:w16="http://schemas.microsoft.com/office/word/2018/wordml" xmlns:w16du="http://schemas.microsoft.com/office/word/2023/wordml/word16du" xmlns:w16sdtdh="http://schemas.microsoft.com/office/word/2020/wordml/sdtdatahash" xmlns:w16sdtfl="http://schemas.microsoft.com/office/word/2024/wordml/sdtformatlock" xmlns:w16se="http://schemas.microsoft.com/office/word/2015/wordml/symex" xmlns:wpg="http://schemas.microsoft.com/office/word/2010/wordprocessingGroup" xmlns:wpi="http://schemas.microsoft.com/office/word/2010/wordprocessingInk" xmlns:wne="http://schemas.microsoft.com/office/word/2006/wordml" xmlns:wps="http://schemas.microsoft.com/office/word/2010/wordprocessingShape" mc:Ignorable="w14 w15 w16se w16cid w16 w16cex w16sdtdh w16sdtfl w16du wp14">
   <w:p>
     <w:pPr>
       <w:pStyle w:val="Encabezado"/>
@@ -10770,7 +11039,7 @@
 </file>
 
 <file path=word/header2.xml><?xml version="1.0" encoding="utf-8"?>
-<w:hdr xmlns:wpc="http://schemas.microsoft.com/office/word/2010/wordprocessingCanvas" xmlns:cx="http://schemas.microsoft.com/office/drawing/2014/chartex" xmlns:cx1="http://schemas.microsoft.com/office/drawing/2015/9/8/chartex" xmlns:cx2="http://schemas.microsoft.com/office/drawing/2015/10/21/chartex" xmlns:cx3="http://schemas.microsoft.com/office/drawing/2016/5/9/chartex" xmlns:cx4="http://schemas.microsoft.com/office/drawing/2016/5/10/chartex" xmlns:cx5="http://schemas.microsoft.com/office/drawing/2016/5/11/chartex" xmlns:cx6="http://schemas.microsoft.com/office/drawing/2016/5/12/chartex" xmlns:cx7="http://schemas.microsoft.com/office/drawing/2016/5/13/chartex" xmlns:cx8="http://schemas.microsoft.com/office/drawing/2016/5/14/chartex" xmlns:mc="http://schemas.openxmlformats.org/markup-compatibility/2006" xmlns:aink="http://schemas.microsoft.com/office/drawing/2016/ink" xmlns:am3d="http://schemas.microsoft.com/office/drawing/2017/model3d" xmlns:o="urn:schemas-microsoft-com:office:office" xmlns:oel="http://schemas.microsoft.com/office/2019/extlst" xmlns:r="http://schemas.openxmlformats.org/officeDocument/2006/relationships" xmlns:m="http://schemas.openxmlformats.org/officeDocument/2006/math" xmlns:v="urn:schemas-microsoft-com:vml" xmlns:wp14="http://schemas.microsoft.com/office/word/2010/wordprocessingDrawing" xmlns:wp="http://schemas.openxmlformats.org/drawingml/2006/wordprocessingDrawing" xmlns:w10="urn:schemas-microsoft-com:office:word" xmlns:w="http://schemas.openxmlformats.org/wordprocessingml/2006/main" xmlns:w14="http://schemas.microsoft.com/office/word/2010/wordml" xmlns:w15="http://schemas.microsoft.com/office/word/2012/wordml" xmlns:w16cei="http://schemas.microsoft.com/office/word/2026/wordml/cei" xmlns:w16cex="http://schemas.microsoft.com/office/word/2018/wordml/cex" xmlns:w16cid="http://schemas.microsoft.com/office/word/2016/wordml/cid" xmlns:w16="http://schemas.microsoft.com/office/word/2018/wordml" xmlns:w16du="http://schemas.microsoft.com/office/word/2023/wordml/word16du" xmlns:w16sdtdh="http://schemas.microsoft.com/office/word/2020/wordml/sdtdatahash" xmlns:w16sdtfl="http://schemas.microsoft.com/office/word/2024/wordml/sdtformatlock" xmlns:w16se="http://schemas.microsoft.com/office/word/2015/wordml/symex" xmlns:wpg="http://schemas.microsoft.com/office/word/2010/wordprocessingGroup" xmlns:wpi="http://schemas.microsoft.com/office/word/2010/wordprocessingInk" xmlns:wne="http://schemas.microsoft.com/office/word/2006/wordml" xmlns:wps="http://schemas.microsoft.com/office/word/2010/wordprocessingShape" mc:Ignorable="w14 w15 w16se w16cid w16 w16cex w16sdtdh w16sdtfl w16du wp14">
+<w:hdr xmlns:wpc="http://schemas.microsoft.com/office/word/2010/wordprocessingCanvas" xmlns:cx="http://schemas.microsoft.com/office/drawing/2014/chartex" xmlns:cx1="http://schemas.microsoft.com/office/drawing/2015/9/8/chartex" xmlns:cx2="http://schemas.microsoft.com/office/drawing/2015/10/21/chartex" xmlns:cx3="http://schemas.microsoft.com/office/drawing/2016/5/9/chartex" xmlns:cx4="http://schemas.microsoft.com/office/drawing/2016/5/10/chartex" xmlns:cx5="http://schemas.microsoft.com/office/drawing/2016/5/11/chartex" xmlns:cx6="http://schemas.microsoft.com/office/drawing/2016/5/12/chartex" xmlns:cx7="http://schemas.microsoft.com/office/drawing/2016/5/13/chartex" xmlns:cx8="http://schemas.microsoft.com/office/drawing/2016/5/14/chartex" xmlns:mc="http://schemas.openxmlformats.org/markup-compatibility/2006" xmlns:aink="http://schemas.microsoft.com/office/drawing/2016/ink" xmlns:am3d="http://schemas.microsoft.com/office/drawing/2017/model3d" xmlns:o="urn:schemas-microsoft-com:office:office" xmlns:oel="http://schemas.microsoft.com/office/2019/extlst" xmlns:r="http://schemas.openxmlformats.org/officeDocument/2006/relationships" xmlns:m="http://schemas.openxmlformats.org/officeDocument/2006/math" xmlns:v="urn:schemas-microsoft-com:vml" xmlns:wp14="http://schemas.microsoft.com/office/word/2010/wordprocessingDrawing" xmlns:wp="http://schemas.openxmlformats.org/drawingml/2006/wordprocessingDrawing" xmlns:w10="urn:schemas-microsoft-com:office:word" xmlns:w="http://schemas.openxmlformats.org/wordprocessingml/2006/main" xmlns:w14="http://schemas.microsoft.com/office/word/2010/wordml" xmlns:w15="http://schemas.microsoft.com/office/word/2012/wordml" xmlns:w16cex="http://schemas.microsoft.com/office/word/2018/wordml/cex" xmlns:w16cid="http://schemas.microsoft.com/office/word/2016/wordml/cid" xmlns:w16="http://schemas.microsoft.com/office/word/2018/wordml" xmlns:w16du="http://schemas.microsoft.com/office/word/2023/wordml/word16du" xmlns:w16sdtdh="http://schemas.microsoft.com/office/word/2020/wordml/sdtdatahash" xmlns:w16sdtfl="http://schemas.microsoft.com/office/word/2024/wordml/sdtformatlock" xmlns:w16se="http://schemas.microsoft.com/office/word/2015/wordml/symex" xmlns:wpg="http://schemas.microsoft.com/office/word/2010/wordprocessingGroup" xmlns:wpi="http://schemas.microsoft.com/office/word/2010/wordprocessingInk" xmlns:wne="http://schemas.microsoft.com/office/word/2006/wordml" xmlns:wps="http://schemas.microsoft.com/office/word/2010/wordprocessingShape" mc:Ignorable="w14 w15 w16se w16cid w16 w16cex w16sdtdh w16sdtfl w16du wp14">
   <w:p>
     <w:pPr>
       <w:pStyle w:val="Textoindependiente"/>
@@ -10952,7 +11221,7 @@
 </file>
 
 <file path=word/header3.xml><?xml version="1.0" encoding="utf-8"?>
-<w:hdr xmlns:wpc="http://schemas.microsoft.com/office/word/2010/wordprocessingCanvas" xmlns:cx="http://schemas.microsoft.com/office/drawing/2014/chartex" xmlns:cx1="http://schemas.microsoft.com/office/drawing/2015/9/8/chartex" xmlns:cx2="http://schemas.microsoft.com/office/drawing/2015/10/21/chartex" xmlns:cx3="http://schemas.microsoft.com/office/drawing/2016/5/9/chartex" xmlns:cx4="http://schemas.microsoft.com/office/drawing/2016/5/10/chartex" xmlns:cx5="http://schemas.microsoft.com/office/drawing/2016/5/11/chartex" xmlns:cx6="http://schemas.microsoft.com/office/drawing/2016/5/12/chartex" xmlns:cx7="http://schemas.microsoft.com/office/drawing/2016/5/13/chartex" xmlns:cx8="http://schemas.microsoft.com/office/drawing/2016/5/14/chartex" xmlns:mc="http://schemas.openxmlformats.org/markup-compatibility/2006" xmlns:aink="http://schemas.microsoft.com/office/drawing/2016/ink" xmlns:am3d="http://schemas.microsoft.com/office/drawing/2017/model3d" xmlns:o="urn:schemas-microsoft-com:office:office" xmlns:oel="http://schemas.microsoft.com/office/2019/extlst" xmlns:r="http://schemas.openxmlformats.org/officeDocument/2006/relationships" xmlns:m="http://schemas.openxmlformats.org/officeDocument/2006/math" xmlns:v="urn:schemas-microsoft-com:vml" xmlns:wp14="http://schemas.microsoft.com/office/word/2010/wordprocessingDrawing" xmlns:wp="http://schemas.openxmlformats.org/drawingml/2006/wordprocessingDrawing" xmlns:w10="urn:schemas-microsoft-com:office:word" xmlns:w="http://schemas.openxmlformats.org/wordprocessingml/2006/main" xmlns:w14="http://schemas.microsoft.com/office/word/2010/wordml" xmlns:w15="http://schemas.microsoft.com/office/word/2012/wordml" xmlns:w16cei="http://schemas.microsoft.com/office/word/2026/wordml/cei" xmlns:w16cex="http://schemas.microsoft.com/office/word/2018/wordml/cex" xmlns:w16cid="http://schemas.microsoft.com/office/word/2016/wordml/cid" xmlns:w16="http://schemas.microsoft.com/office/word/2018/wordml" xmlns:w16du="http://schemas.microsoft.com/office/word/2023/wordml/word16du" xmlns:w16sdtdh="http://schemas.microsoft.com/office/word/2020/wordml/sdtdatahash" xmlns:w16sdtfl="http://schemas.microsoft.com/office/word/2024/wordml/sdtformatlock" xmlns:w16se="http://schemas.microsoft.com/office/word/2015/wordml/symex" xmlns:wpg="http://schemas.microsoft.com/office/word/2010/wordprocessingGroup" xmlns:wpi="http://schemas.microsoft.com/office/word/2010/wordprocessingInk" xmlns:wne="http://schemas.microsoft.com/office/word/2006/wordml" xmlns:wps="http://schemas.microsoft.com/office/word/2010/wordprocessingShape" mc:Ignorable="w14 w15 w16se w16cid w16 w16cex w16sdtdh w16sdtfl w16du wp14">
+<w:hdr xmlns:wpc="http://schemas.microsoft.com/office/word/2010/wordprocessingCanvas" xmlns:cx="http://schemas.microsoft.com/office/drawing/2014/chartex" xmlns:cx1="http://schemas.microsoft.com/office/drawing/2015/9/8/chartex" xmlns:cx2="http://schemas.microsoft.com/office/drawing/2015/10/21/chartex" xmlns:cx3="http://schemas.microsoft.com/office/drawing/2016/5/9/chartex" xmlns:cx4="http://schemas.microsoft.com/office/drawing/2016/5/10/chartex" xmlns:cx5="http://schemas.microsoft.com/office/drawing/2016/5/11/chartex" xmlns:cx6="http://schemas.microsoft.com/office/drawing/2016/5/12/chartex" xmlns:cx7="http://schemas.microsoft.com/office/drawing/2016/5/13/chartex" xmlns:cx8="http://schemas.microsoft.com/office/drawing/2016/5/14/chartex" xmlns:mc="http://schemas.openxmlformats.org/markup-compatibility/2006" xmlns:aink="http://schemas.microsoft.com/office/drawing/2016/ink" xmlns:am3d="http://schemas.microsoft.com/office/drawing/2017/model3d" xmlns:o="urn:schemas-microsoft-com:office:office" xmlns:oel="http://schemas.microsoft.com/office/2019/extlst" xmlns:r="http://schemas.openxmlformats.org/officeDocument/2006/relationships" xmlns:m="http://schemas.openxmlformats.org/officeDocument/2006/math" xmlns:v="urn:schemas-microsoft-com:vml" xmlns:wp14="http://schemas.microsoft.com/office/word/2010/wordprocessingDrawing" xmlns:wp="http://schemas.openxmlformats.org/drawingml/2006/wordprocessingDrawing" xmlns:w10="urn:schemas-microsoft-com:office:word" xmlns:w="http://schemas.openxmlformats.org/wordprocessingml/2006/main" xmlns:w14="http://schemas.microsoft.com/office/word/2010/wordml" xmlns:w15="http://schemas.microsoft.com/office/word/2012/wordml" xmlns:w16cex="http://schemas.microsoft.com/office/word/2018/wordml/cex" xmlns:w16cid="http://schemas.microsoft.com/office/word/2016/wordml/cid" xmlns:w16="http://schemas.microsoft.com/office/word/2018/wordml" xmlns:w16du="http://schemas.microsoft.com/office/word/2023/wordml/word16du" xmlns:w16sdtdh="http://schemas.microsoft.com/office/word/2020/wordml/sdtdatahash" xmlns:w16sdtfl="http://schemas.microsoft.com/office/word/2024/wordml/sdtformatlock" xmlns:w16se="http://schemas.microsoft.com/office/word/2015/wordml/symex" xmlns:wpg="http://schemas.microsoft.com/office/word/2010/wordprocessingGroup" xmlns:wpi="http://schemas.microsoft.com/office/word/2010/wordprocessingInk" xmlns:wne="http://schemas.microsoft.com/office/word/2006/wordml" xmlns:wps="http://schemas.microsoft.com/office/word/2010/wordprocessingShape" mc:Ignorable="w14 w15 w16se w16cid w16 w16cex w16sdtdh w16sdtfl w16du wp14">
   <w:p>
     <w:pPr>
       <w:pStyle w:val="Encabezado"/>

--- a/backend/target/classes/plantillas/ListaChequeo.docx
+++ b/backend/target/classes/plantillas/ListaChequeo.docx
@@ -747,31 +747,64 @@
               </w:rPr>
               <w:t xml:space="preserve"> </w:t>
             </w:r>
-            <w:proofErr w:type="gramStart"/>
             <w:r>
               <w:rPr>
                 <w:rFonts w:ascii="Times New Roman"/>
                 <w:lang w:val="es-CO"/>
               </w:rPr>
+              <w:t>{{ dia }}</w:t>
+            </w:r>
+          </w:p>
+        </w:tc>
+        <w:tc>
+          <w:tcPr>
+            <w:tcW w:w="2403" w:type="dxa"/>
+          </w:tcPr>
+          <w:p>
+            <w:pPr>
+              <w:pStyle w:val="TableParagraph"/>
+              <w:rPr>
+                <w:rFonts w:ascii="Times New Roman"/>
+                <w:lang w:val="es-CO"/>
+              </w:rPr>
+            </w:pPr>
+            <w:r>
+              <w:rPr>
+                <w:rFonts w:ascii="Times New Roman"/>
+                <w:lang w:val="es-CO"/>
+              </w:rPr>
+              <w:t xml:space="preserve"> </w:t>
+            </w:r>
+            <w:r>
+              <w:rPr>
+                <w:rFonts w:ascii="Times New Roman"/>
+                <w:lang w:val="es-CO"/>
+              </w:rPr>
               <w:t xml:space="preserve">{{ </w:t>
             </w:r>
-            <w:proofErr w:type="spellStart"/>
             <w:r>
               <w:rPr>
                 <w:rFonts w:ascii="Times New Roman"/>
                 <w:lang w:val="es-CO"/>
               </w:rPr>
-              <w:t>dia</w:t>
-            </w:r>
-            <w:proofErr w:type="spellEnd"/>
-            <w:proofErr w:type="gramEnd"/>
+              <w:t xml:space="preserve">mes </w:t>
+            </w:r>
             <w:r>
               <w:rPr>
                 <w:rFonts w:ascii="Times New Roman"/>
                 <w:lang w:val="es-CO"/>
               </w:rPr>
-              <w:t xml:space="preserve"> }}</w:t>
-            </w:r>
+              <w:t>}}</w:t>
+            </w:r>
+          </w:p>
+          <w:p>
+            <w:pPr>
+              <w:pStyle w:val="TableParagraph"/>
+              <w:rPr>
+                <w:rFonts w:ascii="Times New Roman"/>
+                <w:lang w:val="es-CO"/>
+              </w:rPr>
+            </w:pPr>
           </w:p>
         </w:tc>
         <w:tc>
@@ -793,7 +826,6 @@
               </w:rPr>
               <w:t xml:space="preserve"> </w:t>
             </w:r>
-            <w:proofErr w:type="gramStart"/>
             <w:r>
               <w:rPr>
                 <w:rFonts w:ascii="Times New Roman"/>
@@ -806,71 +838,8 @@
                 <w:rFonts w:ascii="Times New Roman"/>
                 <w:lang w:val="es-CO"/>
               </w:rPr>
-              <w:t>mes</w:t>
-            </w:r>
-            <w:proofErr w:type="gramEnd"/>
-            <w:r>
-              <w:rPr>
-                <w:rFonts w:ascii="Times New Roman"/>
-                <w:lang w:val="es-CO"/>
-              </w:rPr>
-              <w:t xml:space="preserve"> </w:t>
-            </w:r>
-            <w:r>
-              <w:rPr>
-                <w:rFonts w:ascii="Times New Roman"/>
-                <w:lang w:val="es-CO"/>
-              </w:rPr>
-              <w:t>}}</w:t>
-            </w:r>
-          </w:p>
-          <w:p>
-            <w:pPr>
-              <w:pStyle w:val="TableParagraph"/>
-              <w:rPr>
-                <w:rFonts w:ascii="Times New Roman"/>
-                <w:lang w:val="es-CO"/>
-              </w:rPr>
-            </w:pPr>
-          </w:p>
-        </w:tc>
-        <w:tc>
-          <w:tcPr>
-            <w:tcW w:w="2403" w:type="dxa"/>
-          </w:tcPr>
-          <w:p>
-            <w:pPr>
-              <w:pStyle w:val="TableParagraph"/>
-              <w:rPr>
-                <w:rFonts w:ascii="Times New Roman"/>
-                <w:lang w:val="es-CO"/>
-              </w:rPr>
-            </w:pPr>
-            <w:r>
-              <w:rPr>
-                <w:rFonts w:ascii="Times New Roman"/>
-                <w:lang w:val="es-CO"/>
-              </w:rPr>
-              <w:t xml:space="preserve"> </w:t>
-            </w:r>
-            <w:proofErr w:type="gramStart"/>
-            <w:r>
-              <w:rPr>
-                <w:rFonts w:ascii="Times New Roman"/>
-                <w:lang w:val="es-CO"/>
-              </w:rPr>
-              <w:t xml:space="preserve">{{ </w:t>
-            </w:r>
-            <w:proofErr w:type="spellStart"/>
-            <w:r>
-              <w:rPr>
-                <w:rFonts w:ascii="Times New Roman"/>
-                <w:lang w:val="es-CO"/>
-              </w:rPr>
               <w:t>anio</w:t>
             </w:r>
-            <w:proofErr w:type="spellEnd"/>
-            <w:proofErr w:type="gramEnd"/>
             <w:r>
               <w:rPr>
                 <w:rFonts w:ascii="Times New Roman"/>
@@ -987,37 +956,12 @@
               </w:rPr>
               <w:t xml:space="preserve"> </w:t>
             </w:r>
-            <w:proofErr w:type="gramStart"/>
             <w:r>
               <w:rPr>
                 <w:rFonts w:ascii="Arial Narrow" w:hAnsi="Arial Narrow" w:cs="Arial"/>
                 <w:bCs/>
               </w:rPr>
-              <w:t xml:space="preserve">{{ </w:t>
-            </w:r>
-            <w:proofErr w:type="spellStart"/>
-            <w:r>
-              <w:rPr>
-                <w:rFonts w:ascii="Arial Narrow" w:hAnsi="Arial Narrow" w:cs="Arial"/>
-                <w:bCs/>
-              </w:rPr>
-              <w:t>entregado</w:t>
-            </w:r>
-            <w:proofErr w:type="gramEnd"/>
-            <w:r>
-              <w:rPr>
-                <w:rFonts w:ascii="Arial Narrow" w:hAnsi="Arial Narrow" w:cs="Arial"/>
-                <w:bCs/>
-              </w:rPr>
-              <w:t>_por</w:t>
-            </w:r>
-            <w:proofErr w:type="spellEnd"/>
-            <w:r>
-              <w:rPr>
-                <w:rFonts w:ascii="Arial Narrow" w:hAnsi="Arial Narrow" w:cs="Arial"/>
-                <w:bCs/>
-              </w:rPr>
-              <w:t xml:space="preserve"> }}</w:t>
+              <w:t>{{ entregado_por }}</w:t>
             </w:r>
           </w:p>
         </w:tc>
@@ -1121,33 +1065,11 @@
               </w:rPr>
               <w:t xml:space="preserve"> </w:t>
             </w:r>
-            <w:proofErr w:type="gramStart"/>
-            <w:r>
-              <w:rPr>
-                <w:rFonts w:ascii="Times New Roman"/>
-              </w:rPr>
-              <w:t xml:space="preserve">{{ </w:t>
-            </w:r>
-            <w:proofErr w:type="spellStart"/>
-            <w:r>
-              <w:rPr>
-                <w:rFonts w:ascii="Times New Roman"/>
-              </w:rPr>
-              <w:t>entregado</w:t>
-            </w:r>
-            <w:proofErr w:type="gramEnd"/>
-            <w:r>
-              <w:rPr>
-                <w:rFonts w:ascii="Times New Roman"/>
-              </w:rPr>
-              <w:t>_a</w:t>
-            </w:r>
-            <w:proofErr w:type="spellEnd"/>
-            <w:r>
-              <w:rPr>
-                <w:rFonts w:ascii="Times New Roman"/>
-              </w:rPr>
-              <w:t xml:space="preserve"> }}</w:t>
+            <w:r>
+              <w:rPr>
+                <w:rFonts w:ascii="Times New Roman"/>
+              </w:rPr>
+              <w:t>{{ entregado_a }}</w:t>
             </w:r>
           </w:p>
         </w:tc>
@@ -1447,7 +1369,6 @@
               </w:rPr>
               <w:t xml:space="preserve"> </w:t>
             </w:r>
-            <w:proofErr w:type="gramStart"/>
             <w:r>
               <w:rPr>
                 <w:rFonts w:ascii="Times New Roman"/>
@@ -1457,43 +1378,7 @@
                 <w:szCs w:val="26"/>
                 <w:lang w:val="es-CO"/>
               </w:rPr>
-              <w:t xml:space="preserve">{{ </w:t>
-            </w:r>
-            <w:proofErr w:type="spellStart"/>
-            <w:r>
-              <w:rPr>
-                <w:rFonts w:ascii="Times New Roman"/>
-                <w:b/>
-                <w:bCs/>
-                <w:sz w:val="20"/>
-                <w:szCs w:val="26"/>
-                <w:lang w:val="es-CO"/>
-              </w:rPr>
-              <w:t>numero</w:t>
-            </w:r>
-            <w:proofErr w:type="gramEnd"/>
-            <w:r>
-              <w:rPr>
-                <w:rFonts w:ascii="Times New Roman"/>
-                <w:b/>
-                <w:bCs/>
-                <w:sz w:val="20"/>
-                <w:szCs w:val="26"/>
-                <w:lang w:val="es-CO"/>
-              </w:rPr>
-              <w:t>_sac</w:t>
-            </w:r>
-            <w:proofErr w:type="spellEnd"/>
-            <w:r>
-              <w:rPr>
-                <w:rFonts w:ascii="Times New Roman"/>
-                <w:b/>
-                <w:bCs/>
-                <w:sz w:val="20"/>
-                <w:szCs w:val="26"/>
-                <w:lang w:val="es-CO"/>
-              </w:rPr>
-              <w:t xml:space="preserve"> }}</w:t>
+              <w:t>{{ numero_sac }}</w:t>
             </w:r>
           </w:p>
         </w:tc>
@@ -1523,70 +1408,80 @@
               </w:rPr>
               <w:t xml:space="preserve"> </w:t>
             </w:r>
-            <w:proofErr w:type="gramStart"/>
             <w:r>
               <w:rPr>
                 <w:rFonts w:ascii="Arial Narrow" w:hAnsi="Arial Narrow" w:cs="Arial"/>
                 <w:bCs/>
                 <w:lang w:val="es-CO"/>
               </w:rPr>
-              <w:t>{{ eq</w:t>
-            </w:r>
-            <w:proofErr w:type="gramEnd"/>
-            <w:r>
+              <w:t>{{ eq_1_marca }}</w:t>
+            </w:r>
+            <w:bookmarkEnd w:id="3"/>
+          </w:p>
+        </w:tc>
+        <w:tc>
+          <w:tcPr>
+            <w:tcW w:w="1559" w:type="dxa"/>
+          </w:tcPr>
+          <w:p>
+            <w:pPr>
               <w:rPr>
                 <w:rFonts w:ascii="Arial Narrow" w:hAnsi="Arial Narrow" w:cs="Arial"/>
                 <w:bCs/>
                 <w:lang w:val="es-CO"/>
               </w:rPr>
-              <w:t>_1_marca }}</w:t>
-            </w:r>
-            <w:bookmarkEnd w:id="3"/>
-          </w:p>
-        </w:tc>
-        <w:tc>
-          <w:tcPr>
-            <w:tcW w:w="1559" w:type="dxa"/>
-          </w:tcPr>
-          <w:p>
-            <w:pPr>
+            </w:pPr>
+            <w:r>
               <w:rPr>
                 <w:rFonts w:ascii="Arial Narrow" w:hAnsi="Arial Narrow" w:cs="Arial"/>
                 <w:bCs/>
                 <w:lang w:val="es-CO"/>
               </w:rPr>
-            </w:pPr>
+              <w:t xml:space="preserve"> </w:t>
+            </w:r>
             <w:r>
               <w:rPr>
                 <w:rFonts w:ascii="Arial Narrow" w:hAnsi="Arial Narrow" w:cs="Arial"/>
                 <w:bCs/>
                 <w:lang w:val="es-CO"/>
               </w:rPr>
-              <w:t xml:space="preserve"> </w:t>
-            </w:r>
-            <w:proofErr w:type="gramStart"/>
+              <w:t>{{ eq_1_tipo }}</w:t>
+            </w:r>
+          </w:p>
+        </w:tc>
+        <w:tc>
+          <w:tcPr>
+            <w:tcW w:w="2126" w:type="dxa"/>
+          </w:tcPr>
+          <w:p>
+            <w:pPr>
+              <w:pStyle w:val="TableParagraph"/>
+              <w:rPr>
+                <w:rFonts w:ascii="Times New Roman"/>
+                <w:sz w:val="16"/>
+              </w:rPr>
+            </w:pPr>
             <w:r>
               <w:rPr>
                 <w:rFonts w:ascii="Arial Narrow" w:hAnsi="Arial Narrow" w:cs="Arial"/>
                 <w:bCs/>
                 <w:lang w:val="es-CO"/>
               </w:rPr>
-              <w:t>{{ eq</w:t>
-            </w:r>
-            <w:proofErr w:type="gramEnd"/>
+              <w:t xml:space="preserve"> </w:t>
+            </w:r>
             <w:r>
               <w:rPr>
                 <w:rFonts w:ascii="Arial Narrow" w:hAnsi="Arial Narrow" w:cs="Arial"/>
                 <w:bCs/>
                 <w:lang w:val="es-CO"/>
               </w:rPr>
-              <w:t>_1_tipo }}</w:t>
-            </w:r>
-          </w:p>
-        </w:tc>
-        <w:tc>
-          <w:tcPr>
-            <w:tcW w:w="2126" w:type="dxa"/>
+              <w:t>{{ eq_1_modelo }}</w:t>
+            </w:r>
+          </w:p>
+        </w:tc>
+        <w:tc>
+          <w:tcPr>
+            <w:tcW w:w="2459" w:type="dxa"/>
           </w:tcPr>
           <w:p>
             <w:pPr>
@@ -1604,102 +1499,44 @@
               </w:rPr>
               <w:t xml:space="preserve"> </w:t>
             </w:r>
-            <w:proofErr w:type="gramStart"/>
             <w:r>
               <w:rPr>
                 <w:rFonts w:ascii="Arial Narrow" w:hAnsi="Arial Narrow" w:cs="Arial"/>
                 <w:bCs/>
                 <w:lang w:val="es-CO"/>
               </w:rPr>
-              <w:t>{{ eq</w:t>
-            </w:r>
-            <w:proofErr w:type="gramEnd"/>
-            <w:r>
-              <w:rPr>
-                <w:rFonts w:ascii="Arial Narrow" w:hAnsi="Arial Narrow" w:cs="Arial"/>
-                <w:bCs/>
-                <w:lang w:val="es-CO"/>
-              </w:rPr>
-              <w:t>_1_modelo }}</w:t>
-            </w:r>
-          </w:p>
-        </w:tc>
-        <w:tc>
-          <w:tcPr>
-            <w:tcW w:w="2459" w:type="dxa"/>
-          </w:tcPr>
-          <w:p>
-            <w:pPr>
-              <w:pStyle w:val="TableParagraph"/>
-              <w:rPr>
-                <w:rFonts w:ascii="Times New Roman"/>
+              <w:t>{{ eq_1_serial }}</w:t>
+            </w:r>
+          </w:p>
+        </w:tc>
+        <w:tc>
+          <w:tcPr>
+            <w:tcW w:w="1171" w:type="dxa"/>
+          </w:tcPr>
+          <w:p>
+            <w:pPr>
+              <w:pStyle w:val="TableParagraph"/>
+              <w:rPr>
                 <w:sz w:val="16"/>
               </w:rPr>
             </w:pPr>
             <w:r>
               <w:rPr>
-                <w:rFonts w:ascii="Arial Narrow" w:hAnsi="Arial Narrow" w:cs="Arial"/>
-                <w:bCs/>
-                <w:lang w:val="es-CO"/>
-              </w:rPr>
-              <w:t xml:space="preserve"> </w:t>
-            </w:r>
-            <w:proofErr w:type="gramStart"/>
-            <w:r>
-              <w:rPr>
-                <w:rFonts w:ascii="Arial Narrow" w:hAnsi="Arial Narrow" w:cs="Arial"/>
-                <w:bCs/>
-                <w:lang w:val="es-CO"/>
-              </w:rPr>
-              <w:t>{{ eq</w:t>
-            </w:r>
-            <w:proofErr w:type="gramEnd"/>
-            <w:r>
-              <w:rPr>
-                <w:rFonts w:ascii="Arial Narrow" w:hAnsi="Arial Narrow" w:cs="Arial"/>
-                <w:bCs/>
-                <w:lang w:val="es-CO"/>
-              </w:rPr>
-              <w:t>_1_serial }}</w:t>
-            </w:r>
-          </w:p>
-        </w:tc>
-        <w:tc>
-          <w:tcPr>
-            <w:tcW w:w="1171" w:type="dxa"/>
-          </w:tcPr>
-          <w:p>
-            <w:pPr>
-              <w:pStyle w:val="TableParagraph"/>
-              <w:rPr>
                 <w:sz w:val="16"/>
               </w:rPr>
-            </w:pPr>
+              <w:t xml:space="preserve"> </w:t>
+            </w:r>
             <w:r>
               <w:rPr>
                 <w:sz w:val="16"/>
               </w:rPr>
-              <w:t xml:space="preserve"> </w:t>
-            </w:r>
-            <w:proofErr w:type="gramStart"/>
+              <w:t xml:space="preserve">{{ </w:t>
+            </w:r>
             <w:r>
               <w:rPr>
                 <w:sz w:val="16"/>
               </w:rPr>
-              <w:t xml:space="preserve">{{ </w:t>
-            </w:r>
-            <w:r>
-              <w:rPr>
-                <w:sz w:val="16"/>
-              </w:rPr>
-              <w:t>eq</w:t>
-            </w:r>
-            <w:proofErr w:type="gramEnd"/>
-            <w:r>
-              <w:rPr>
-                <w:sz w:val="16"/>
-              </w:rPr>
-              <w:t>_</w:t>
+              <w:t>eq_</w:t>
             </w:r>
             <w:r>
               <w:rPr>
@@ -1849,30 +1686,20 @@
               </w:rPr>
               <w:t xml:space="preserve"> </w:t>
             </w:r>
-            <w:proofErr w:type="gramStart"/>
             <w:r>
               <w:rPr>
                 <w:spacing w:val="-5"/>
                 <w:w w:val="95"/>
                 <w:lang w:val="es-CO"/>
               </w:rPr>
-              <w:t>{{ win10 }</w:t>
-            </w:r>
-            <w:proofErr w:type="gramEnd"/>
+              <w:t>{{ win10 }}</w:t>
+            </w:r>
             <w:r>
               <w:rPr>
                 <w:spacing w:val="-5"/>
                 <w:w w:val="95"/>
                 <w:lang w:val="es-CO"/>
               </w:rPr>
-              <w:t>}</w:t>
-            </w:r>
-            <w:r>
-              <w:rPr>
-                <w:spacing w:val="-5"/>
-                <w:w w:val="95"/>
-                <w:lang w:val="es-CO"/>
-              </w:rPr>
               <w:t xml:space="preserve"> </w:t>
             </w:r>
             <w:r>
@@ -1889,7 +1716,6 @@
               </w:rPr>
               <w:t xml:space="preserve"> </w:t>
             </w:r>
-            <w:proofErr w:type="gramStart"/>
             <w:r>
               <w:rPr>
                 <w:spacing w:val="-7"/>
@@ -1912,16 +1738,7 @@
                 <w:w w:val="90"/>
                 <w:lang w:val="es-CO"/>
               </w:rPr>
-              <w:t xml:space="preserve"> win</w:t>
-            </w:r>
-            <w:proofErr w:type="gramEnd"/>
-            <w:r>
-              <w:rPr>
-                <w:spacing w:val="-7"/>
-                <w:w w:val="90"/>
-                <w:lang w:val="es-CO"/>
-              </w:rPr>
-              <w:t>11 }}</w:t>
+              <w:t xml:space="preserve"> win11 }}</w:t>
             </w:r>
           </w:p>
         </w:tc>
@@ -1969,23 +1786,13 @@
               </w:rPr>
               <w:t xml:space="preserve"> </w:t>
             </w:r>
-            <w:proofErr w:type="gramStart"/>
             <w:r>
               <w:rPr>
                 <w:spacing w:val="-5"/>
                 <w:w w:val="90"/>
                 <w:lang w:val="es-CO"/>
               </w:rPr>
-              <w:t>{{ macos</w:t>
-            </w:r>
-            <w:proofErr w:type="gramEnd"/>
-            <w:r>
-              <w:rPr>
-                <w:spacing w:val="-5"/>
-                <w:w w:val="90"/>
-                <w:lang w:val="es-CO"/>
-              </w:rPr>
-              <w:t xml:space="preserve"> }}</w:t>
+              <w:t>{{ macos }}</w:t>
             </w:r>
           </w:p>
         </w:tc>
@@ -2228,87 +2035,75 @@
               </w:rPr>
             </w:pPr>
             <w:bookmarkStart w:id="5" w:name="OLE_LINK16"/>
-            <w:proofErr w:type="gramStart"/>
             <w:r>
               <w:rPr>
                 <w:rFonts w:ascii="Times New Roman"/>
                 <w:position w:val="-3"/>
                 <w:sz w:val="19"/>
               </w:rPr>
+              <w:t>{{ chk_</w:t>
+            </w:r>
+            <w:bookmarkStart w:id="6" w:name="OLE_LINK19"/>
+            <w:r>
+              <w:rPr>
+                <w:rFonts w:ascii="Times New Roman"/>
+                <w:position w:val="-3"/>
+                <w:sz w:val="19"/>
+              </w:rPr>
+              <w:t>1</w:t>
+            </w:r>
+            <w:bookmarkEnd w:id="6"/>
+            <w:r>
+              <w:rPr>
+                <w:rFonts w:ascii="Times New Roman"/>
+                <w:position w:val="-3"/>
+                <w:sz w:val="19"/>
+              </w:rPr>
+              <w:t>_</w:t>
+            </w:r>
+            <w:r>
+              <w:rPr>
+                <w:rFonts w:ascii="Times New Roman"/>
+                <w:position w:val="-3"/>
+                <w:sz w:val="19"/>
+              </w:rPr>
+              <w:t>si }}</w:t>
+            </w:r>
+            <w:bookmarkEnd w:id="5"/>
+          </w:p>
+        </w:tc>
+        <w:tc>
+          <w:tcPr>
+            <w:tcW w:w="1698" w:type="dxa"/>
+          </w:tcPr>
+          <w:p>
+            <w:pPr>
+              <w:pStyle w:val="TableParagraph"/>
+              <w:spacing w:before="6"/>
+              <w:rPr>
+                <w:rFonts w:ascii="Times New Roman"/>
+                <w:sz w:val="6"/>
+              </w:rPr>
+            </w:pPr>
+          </w:p>
+          <w:p>
+            <w:pPr>
+              <w:pStyle w:val="TableParagraph"/>
+              <w:spacing w:line="195" w:lineRule="exact"/>
+              <w:rPr>
+                <w:rFonts w:ascii="Times New Roman"/>
+                <w:position w:val="-3"/>
+                <w:sz w:val="19"/>
+              </w:rPr>
+            </w:pPr>
+            <w:r>
+              <w:rPr>
+                <w:rFonts w:ascii="Times New Roman"/>
+                <w:position w:val="-3"/>
+                <w:sz w:val="19"/>
+              </w:rPr>
               <w:t>{{ chk</w:t>
             </w:r>
-            <w:proofErr w:type="gramEnd"/>
-            <w:r>
-              <w:rPr>
-                <w:rFonts w:ascii="Times New Roman"/>
-                <w:position w:val="-3"/>
-                <w:sz w:val="19"/>
-              </w:rPr>
-              <w:t>_</w:t>
-            </w:r>
-            <w:bookmarkStart w:id="6" w:name="OLE_LINK19"/>
-            <w:r>
-              <w:rPr>
-                <w:rFonts w:ascii="Times New Roman"/>
-                <w:position w:val="-3"/>
-                <w:sz w:val="19"/>
-              </w:rPr>
-              <w:t>1</w:t>
-            </w:r>
-            <w:bookmarkEnd w:id="6"/>
-            <w:r>
-              <w:rPr>
-                <w:rFonts w:ascii="Times New Roman"/>
-                <w:position w:val="-3"/>
-                <w:sz w:val="19"/>
-              </w:rPr>
-              <w:t>_</w:t>
-            </w:r>
-            <w:r>
-              <w:rPr>
-                <w:rFonts w:ascii="Times New Roman"/>
-                <w:position w:val="-3"/>
-                <w:sz w:val="19"/>
-              </w:rPr>
-              <w:t>si }}</w:t>
-            </w:r>
-            <w:bookmarkEnd w:id="5"/>
-          </w:p>
-        </w:tc>
-        <w:tc>
-          <w:tcPr>
-            <w:tcW w:w="1698" w:type="dxa"/>
-          </w:tcPr>
-          <w:p>
-            <w:pPr>
-              <w:pStyle w:val="TableParagraph"/>
-              <w:spacing w:before="6"/>
-              <w:rPr>
-                <w:rFonts w:ascii="Times New Roman"/>
-                <w:sz w:val="6"/>
-              </w:rPr>
-            </w:pPr>
-          </w:p>
-          <w:p>
-            <w:pPr>
-              <w:pStyle w:val="TableParagraph"/>
-              <w:spacing w:line="195" w:lineRule="exact"/>
-              <w:rPr>
-                <w:rFonts w:ascii="Times New Roman"/>
-                <w:position w:val="-3"/>
-                <w:sz w:val="19"/>
-              </w:rPr>
-            </w:pPr>
-            <w:proofErr w:type="gramStart"/>
-            <w:r>
-              <w:rPr>
-                <w:rFonts w:ascii="Times New Roman"/>
-                <w:position w:val="-3"/>
-                <w:sz w:val="19"/>
-              </w:rPr>
-              <w:t>{{ chk</w:t>
-            </w:r>
-            <w:proofErr w:type="gramEnd"/>
             <w:r>
               <w:rPr>
                 <w:rFonts w:ascii="Times New Roman"/>
@@ -2403,21 +2198,12 @@
                 <w14:ligatures w14:val="standardContextual"/>
               </w:rPr>
             </w:pPr>
-            <w:proofErr w:type="gramStart"/>
             <w:r>
               <w:rPr>
                 <w:sz w:val="19"/>
                 <w:szCs w:val="19"/>
               </w:rPr>
-              <w:t>{{ chk</w:t>
-            </w:r>
-            <w:proofErr w:type="gramEnd"/>
-            <w:r>
-              <w:rPr>
-                <w:sz w:val="19"/>
-                <w:szCs w:val="19"/>
-              </w:rPr>
-              <w:t>_2_si }}</w:t>
+              <w:t>{{ chk_2_si }}</w:t>
             </w:r>
           </w:p>
         </w:tc>
@@ -2449,21 +2235,12 @@
                 <w14:ligatures w14:val="standardContextual"/>
               </w:rPr>
             </w:pPr>
-            <w:proofErr w:type="gramStart"/>
             <w:r>
               <w:rPr>
                 <w:sz w:val="19"/>
                 <w:szCs w:val="19"/>
               </w:rPr>
-              <w:t>{{ chk</w:t>
-            </w:r>
-            <w:proofErr w:type="gramEnd"/>
-            <w:r>
-              <w:rPr>
-                <w:sz w:val="19"/>
-                <w:szCs w:val="19"/>
-              </w:rPr>
-              <w:t>_2_no }}</w:t>
+              <w:t>{{ chk_2_no }}</w:t>
             </w:r>
           </w:p>
         </w:tc>
@@ -2578,21 +2355,12 @@
                 <w14:ligatures w14:val="standardContextual"/>
               </w:rPr>
             </w:pPr>
-            <w:proofErr w:type="gramStart"/>
             <w:r>
               <w:rPr>
                 <w:sz w:val="19"/>
                 <w:szCs w:val="19"/>
               </w:rPr>
-              <w:t>{{ chk</w:t>
-            </w:r>
-            <w:proofErr w:type="gramEnd"/>
-            <w:r>
-              <w:rPr>
-                <w:sz w:val="19"/>
-                <w:szCs w:val="19"/>
-              </w:rPr>
-              <w:t>_3_si }}</w:t>
+              <w:t>{{ chk_3_si }}</w:t>
             </w:r>
           </w:p>
         </w:tc>
@@ -2624,21 +2392,12 @@
                 <w14:ligatures w14:val="standardContextual"/>
               </w:rPr>
             </w:pPr>
-            <w:proofErr w:type="gramStart"/>
             <w:r>
               <w:rPr>
                 <w:sz w:val="19"/>
                 <w:szCs w:val="19"/>
               </w:rPr>
-              <w:t>{{ chk</w:t>
-            </w:r>
-            <w:proofErr w:type="gramEnd"/>
-            <w:r>
-              <w:rPr>
-                <w:sz w:val="19"/>
-                <w:szCs w:val="19"/>
-              </w:rPr>
-              <w:t>_3_no }}</w:t>
+              <w:t>{{ chk_3_no }}</w:t>
             </w:r>
           </w:p>
         </w:tc>
@@ -2751,14 +2510,12 @@
               </w:rPr>
               <w:t xml:space="preserve"> </w:t>
             </w:r>
-            <w:proofErr w:type="spellStart"/>
             <w:r>
               <w:rPr>
                 <w:w w:val="80"/>
               </w:rPr>
               <w:t>Helpdesk</w:t>
             </w:r>
-            <w:proofErr w:type="spellEnd"/>
             <w:r>
               <w:rPr>
                 <w:spacing w:val="5"/>
@@ -2789,21 +2546,12 @@
               </w:rPr>
               <w:t xml:space="preserve"> </w:t>
             </w:r>
-            <w:proofErr w:type="spellStart"/>
             <w:r>
               <w:rPr>
                 <w:spacing w:val="-2"/>
                 <w:w w:val="80"/>
               </w:rPr>
-              <w:t>Admins</w:t>
-            </w:r>
-            <w:proofErr w:type="spellEnd"/>
-            <w:r>
-              <w:rPr>
-                <w:spacing w:val="-2"/>
-                <w:w w:val="80"/>
-              </w:rPr>
-              <w:t>)</w:t>
+              <w:t>Admins)</w:t>
             </w:r>
           </w:p>
         </w:tc>
@@ -2829,21 +2577,12 @@
                 <w14:ligatures w14:val="standardContextual"/>
               </w:rPr>
             </w:pPr>
-            <w:proofErr w:type="gramStart"/>
             <w:r>
               <w:rPr>
                 <w:sz w:val="19"/>
                 <w:szCs w:val="19"/>
               </w:rPr>
-              <w:t>{{ chk</w:t>
-            </w:r>
-            <w:proofErr w:type="gramEnd"/>
-            <w:r>
-              <w:rPr>
-                <w:sz w:val="19"/>
-                <w:szCs w:val="19"/>
-              </w:rPr>
-              <w:t>_4_si }}</w:t>
+              <w:t>{{ chk_4_si }}</w:t>
             </w:r>
           </w:p>
         </w:tc>
@@ -2878,21 +2617,12 @@
                 <w14:ligatures w14:val="standardContextual"/>
               </w:rPr>
             </w:pPr>
-            <w:proofErr w:type="gramStart"/>
             <w:r>
               <w:rPr>
                 <w:sz w:val="19"/>
                 <w:szCs w:val="19"/>
               </w:rPr>
-              <w:t>{{ chk</w:t>
-            </w:r>
-            <w:proofErr w:type="gramEnd"/>
-            <w:r>
-              <w:rPr>
-                <w:sz w:val="19"/>
-                <w:szCs w:val="19"/>
-              </w:rPr>
-              <w:t>_4_no }}</w:t>
+              <w:t>{{ chk_4_no }}</w:t>
             </w:r>
           </w:p>
         </w:tc>
@@ -3057,37 +2787,12 @@
                 <w14:ligatures w14:val="standardContextual"/>
               </w:rPr>
             </w:pPr>
-            <w:proofErr w:type="gramStart"/>
             <w:r>
               <w:rPr>
                 <w:sz w:val="19"/>
                 <w:szCs w:val="19"/>
               </w:rPr>
-              <w:t>{{ chk</w:t>
-            </w:r>
-            <w:proofErr w:type="gramEnd"/>
-            <w:r>
-              <w:rPr>
-                <w:sz w:val="19"/>
-                <w:szCs w:val="19"/>
-              </w:rPr>
-              <w:t>_5_</w:t>
-            </w:r>
-            <w:proofErr w:type="gramStart"/>
-            <w:r>
-              <w:rPr>
-                <w:sz w:val="19"/>
-                <w:szCs w:val="19"/>
-              </w:rPr>
-              <w:t>si }</w:t>
-            </w:r>
-            <w:proofErr w:type="gramEnd"/>
-            <w:r>
-              <w:rPr>
-                <w:sz w:val="19"/>
-                <w:szCs w:val="19"/>
-              </w:rPr>
-              <w:t>}</w:t>
+              <w:t>{{ chk_5_si }}</w:t>
             </w:r>
           </w:p>
           <w:p>
@@ -3133,21 +2838,12 @@
                 <w14:ligatures w14:val="standardContextual"/>
               </w:rPr>
             </w:pPr>
-            <w:proofErr w:type="gramStart"/>
             <w:r>
               <w:rPr>
                 <w:sz w:val="19"/>
                 <w:szCs w:val="19"/>
               </w:rPr>
-              <w:t>{{ chk</w:t>
-            </w:r>
-            <w:proofErr w:type="gramEnd"/>
-            <w:r>
-              <w:rPr>
-                <w:sz w:val="19"/>
-                <w:szCs w:val="19"/>
-              </w:rPr>
-              <w:t>_5_no }}</w:t>
+              <w:t>{{ chk_5_no }}</w:t>
             </w:r>
           </w:p>
         </w:tc>
@@ -3308,37 +3004,12 @@
                 <w14:ligatures w14:val="standardContextual"/>
               </w:rPr>
             </w:pPr>
-            <w:proofErr w:type="gramStart"/>
             <w:r>
               <w:rPr>
                 <w:sz w:val="19"/>
                 <w:szCs w:val="19"/>
               </w:rPr>
-              <w:t>{{ chk</w:t>
-            </w:r>
-            <w:proofErr w:type="gramEnd"/>
-            <w:r>
-              <w:rPr>
-                <w:sz w:val="19"/>
-                <w:szCs w:val="19"/>
-              </w:rPr>
-              <w:t>_6_</w:t>
-            </w:r>
-            <w:proofErr w:type="gramStart"/>
-            <w:r>
-              <w:rPr>
-                <w:sz w:val="19"/>
-                <w:szCs w:val="19"/>
-              </w:rPr>
-              <w:t>si }</w:t>
-            </w:r>
-            <w:proofErr w:type="gramEnd"/>
-            <w:r>
-              <w:rPr>
-                <w:sz w:val="19"/>
-                <w:szCs w:val="19"/>
-              </w:rPr>
-              <w:t>}</w:t>
+              <w:t>{{ chk_6_si }}</w:t>
             </w:r>
           </w:p>
           <w:p>
@@ -3382,21 +3053,12 @@
                 <w14:ligatures w14:val="standardContextual"/>
               </w:rPr>
             </w:pPr>
-            <w:proofErr w:type="gramStart"/>
             <w:r>
               <w:rPr>
                 <w:sz w:val="19"/>
                 <w:szCs w:val="19"/>
               </w:rPr>
-              <w:t>{{ chk</w:t>
-            </w:r>
-            <w:proofErr w:type="gramEnd"/>
-            <w:r>
-              <w:rPr>
-                <w:sz w:val="19"/>
-                <w:szCs w:val="19"/>
-              </w:rPr>
-              <w:t>_6_no }}</w:t>
+              <w:t>{{ chk_6_no }}</w:t>
             </w:r>
           </w:p>
         </w:tc>
@@ -3569,37 +3231,12 @@
                 <w14:ligatures w14:val="standardContextual"/>
               </w:rPr>
             </w:pPr>
-            <w:proofErr w:type="gramStart"/>
             <w:r>
               <w:rPr>
                 <w:sz w:val="19"/>
                 <w:szCs w:val="19"/>
               </w:rPr>
-              <w:t>{{ chk</w:t>
-            </w:r>
-            <w:proofErr w:type="gramEnd"/>
-            <w:r>
-              <w:rPr>
-                <w:sz w:val="19"/>
-                <w:szCs w:val="19"/>
-              </w:rPr>
-              <w:t>_7_</w:t>
-            </w:r>
-            <w:proofErr w:type="gramStart"/>
-            <w:r>
-              <w:rPr>
-                <w:sz w:val="19"/>
-                <w:szCs w:val="19"/>
-              </w:rPr>
-              <w:t>si }</w:t>
-            </w:r>
-            <w:proofErr w:type="gramEnd"/>
-            <w:r>
-              <w:rPr>
-                <w:sz w:val="19"/>
-                <w:szCs w:val="19"/>
-              </w:rPr>
-              <w:t>}</w:t>
+              <w:t>{{ chk_7_si }}</w:t>
             </w:r>
           </w:p>
           <w:p>
@@ -3643,21 +3280,12 @@
                 <w14:ligatures w14:val="standardContextual"/>
               </w:rPr>
             </w:pPr>
-            <w:proofErr w:type="gramStart"/>
             <w:r>
               <w:rPr>
                 <w:sz w:val="19"/>
                 <w:szCs w:val="19"/>
               </w:rPr>
-              <w:t>{{ chk</w:t>
-            </w:r>
-            <w:proofErr w:type="gramEnd"/>
-            <w:r>
-              <w:rPr>
-                <w:sz w:val="19"/>
-                <w:szCs w:val="19"/>
-              </w:rPr>
-              <w:t>_7_no }}</w:t>
+              <w:t>{{ chk_7_no }}</w:t>
             </w:r>
           </w:p>
         </w:tc>
@@ -3803,37 +3431,12 @@
                 <w14:ligatures w14:val="standardContextual"/>
               </w:rPr>
             </w:pPr>
-            <w:proofErr w:type="gramStart"/>
             <w:r>
               <w:rPr>
                 <w:sz w:val="19"/>
                 <w:szCs w:val="19"/>
               </w:rPr>
-              <w:t>{{ chk</w:t>
-            </w:r>
-            <w:proofErr w:type="gramEnd"/>
-            <w:r>
-              <w:rPr>
-                <w:sz w:val="19"/>
-                <w:szCs w:val="19"/>
-              </w:rPr>
-              <w:t>_8_</w:t>
-            </w:r>
-            <w:proofErr w:type="gramStart"/>
-            <w:r>
-              <w:rPr>
-                <w:sz w:val="19"/>
-                <w:szCs w:val="19"/>
-              </w:rPr>
-              <w:t>si }</w:t>
-            </w:r>
-            <w:proofErr w:type="gramEnd"/>
-            <w:r>
-              <w:rPr>
-                <w:sz w:val="19"/>
-                <w:szCs w:val="19"/>
-              </w:rPr>
-              <w:t>}</w:t>
+              <w:t>{{ chk_8_si }}</w:t>
             </w:r>
           </w:p>
           <w:p>
@@ -3877,21 +3480,12 @@
                 <w14:ligatures w14:val="standardContextual"/>
               </w:rPr>
             </w:pPr>
-            <w:proofErr w:type="gramStart"/>
             <w:r>
               <w:rPr>
                 <w:sz w:val="19"/>
                 <w:szCs w:val="19"/>
               </w:rPr>
-              <w:t>{{ chk</w:t>
-            </w:r>
-            <w:proofErr w:type="gramEnd"/>
-            <w:r>
-              <w:rPr>
-                <w:sz w:val="19"/>
-                <w:szCs w:val="19"/>
-              </w:rPr>
-              <w:t>_8_no }}</w:t>
+              <w:t>{{ chk_8_no }}</w:t>
             </w:r>
           </w:p>
         </w:tc>
@@ -3980,37 +3574,12 @@
                 <w14:ligatures w14:val="standardContextual"/>
               </w:rPr>
             </w:pPr>
-            <w:proofErr w:type="gramStart"/>
             <w:r>
               <w:rPr>
                 <w:sz w:val="19"/>
                 <w:szCs w:val="19"/>
               </w:rPr>
-              <w:t>{{ chk</w:t>
-            </w:r>
-            <w:proofErr w:type="gramEnd"/>
-            <w:r>
-              <w:rPr>
-                <w:sz w:val="19"/>
-                <w:szCs w:val="19"/>
-              </w:rPr>
-              <w:t>_9_</w:t>
-            </w:r>
-            <w:proofErr w:type="gramStart"/>
-            <w:r>
-              <w:rPr>
-                <w:sz w:val="19"/>
-                <w:szCs w:val="19"/>
-              </w:rPr>
-              <w:t>si }</w:t>
-            </w:r>
-            <w:proofErr w:type="gramEnd"/>
-            <w:r>
-              <w:rPr>
-                <w:sz w:val="19"/>
-                <w:szCs w:val="19"/>
-              </w:rPr>
-              <w:t>}</w:t>
+              <w:t>{{ chk_9_si }}</w:t>
             </w:r>
           </w:p>
           <w:p>
@@ -4054,21 +3623,12 @@
                 <w14:ligatures w14:val="standardContextual"/>
               </w:rPr>
             </w:pPr>
-            <w:proofErr w:type="gramStart"/>
             <w:r>
               <w:rPr>
                 <w:sz w:val="19"/>
                 <w:szCs w:val="19"/>
               </w:rPr>
-              <w:t>{{ chk</w:t>
-            </w:r>
-            <w:proofErr w:type="gramEnd"/>
-            <w:r>
-              <w:rPr>
-                <w:sz w:val="19"/>
-                <w:szCs w:val="19"/>
-              </w:rPr>
-              <w:t>_9_no }}</w:t>
+              <w:t>{{ chk_9_no }}</w:t>
             </w:r>
           </w:p>
         </w:tc>
@@ -4205,37 +3765,12 @@
                 <w14:ligatures w14:val="standardContextual"/>
               </w:rPr>
             </w:pPr>
-            <w:proofErr w:type="gramStart"/>
             <w:r>
               <w:rPr>
                 <w:sz w:val="19"/>
                 <w:szCs w:val="19"/>
               </w:rPr>
-              <w:t>{{ chk</w:t>
-            </w:r>
-            <w:proofErr w:type="gramEnd"/>
-            <w:r>
-              <w:rPr>
-                <w:sz w:val="19"/>
-                <w:szCs w:val="19"/>
-              </w:rPr>
-              <w:t>_10_</w:t>
-            </w:r>
-            <w:proofErr w:type="gramStart"/>
-            <w:r>
-              <w:rPr>
-                <w:sz w:val="19"/>
-                <w:szCs w:val="19"/>
-              </w:rPr>
-              <w:t>si }</w:t>
-            </w:r>
-            <w:proofErr w:type="gramEnd"/>
-            <w:r>
-              <w:rPr>
-                <w:sz w:val="19"/>
-                <w:szCs w:val="19"/>
-              </w:rPr>
-              <w:t>}</w:t>
+              <w:t>{{ chk_10_si }}</w:t>
             </w:r>
           </w:p>
           <w:p>
@@ -4279,21 +3814,12 @@
                 <w14:ligatures w14:val="standardContextual"/>
               </w:rPr>
             </w:pPr>
-            <w:proofErr w:type="gramStart"/>
             <w:r>
               <w:rPr>
                 <w:sz w:val="19"/>
                 <w:szCs w:val="19"/>
               </w:rPr>
-              <w:t>{{ chk</w:t>
-            </w:r>
-            <w:proofErr w:type="gramEnd"/>
-            <w:r>
-              <w:rPr>
-                <w:sz w:val="19"/>
-                <w:szCs w:val="19"/>
-              </w:rPr>
-              <w:t>_10_no }}</w:t>
+              <w:t>{{ chk_10_no }}</w:t>
             </w:r>
           </w:p>
         </w:tc>
@@ -4378,14 +3904,12 @@
               </w:rPr>
               <w:t xml:space="preserve"> </w:t>
             </w:r>
-            <w:proofErr w:type="spellStart"/>
             <w:r>
               <w:rPr>
                 <w:w w:val="80"/>
               </w:rPr>
               <w:t>actiivado</w:t>
             </w:r>
-            <w:proofErr w:type="spellEnd"/>
             <w:r>
               <w:rPr>
                 <w:spacing w:val="4"/>
@@ -4432,37 +3956,12 @@
                 <w14:ligatures w14:val="standardContextual"/>
               </w:rPr>
             </w:pPr>
-            <w:proofErr w:type="gramStart"/>
             <w:r>
               <w:rPr>
                 <w:sz w:val="19"/>
                 <w:szCs w:val="19"/>
               </w:rPr>
-              <w:t>{{ chk</w:t>
-            </w:r>
-            <w:proofErr w:type="gramEnd"/>
-            <w:r>
-              <w:rPr>
-                <w:sz w:val="19"/>
-                <w:szCs w:val="19"/>
-              </w:rPr>
-              <w:t>_11_</w:t>
-            </w:r>
-            <w:proofErr w:type="gramStart"/>
-            <w:r>
-              <w:rPr>
-                <w:sz w:val="19"/>
-                <w:szCs w:val="19"/>
-              </w:rPr>
-              <w:t>si }</w:t>
-            </w:r>
-            <w:proofErr w:type="gramEnd"/>
-            <w:r>
-              <w:rPr>
-                <w:sz w:val="19"/>
-                <w:szCs w:val="19"/>
-              </w:rPr>
-              <w:t>}</w:t>
+              <w:t>{{ chk_11_si }}</w:t>
             </w:r>
           </w:p>
           <w:p>
@@ -4506,21 +4005,12 @@
                 <w14:ligatures w14:val="standardContextual"/>
               </w:rPr>
             </w:pPr>
-            <w:proofErr w:type="gramStart"/>
             <w:r>
               <w:rPr>
                 <w:sz w:val="19"/>
                 <w:szCs w:val="19"/>
               </w:rPr>
-              <w:t>{{ chk</w:t>
-            </w:r>
-            <w:proofErr w:type="gramEnd"/>
-            <w:r>
-              <w:rPr>
-                <w:sz w:val="19"/>
-                <w:szCs w:val="19"/>
-              </w:rPr>
-              <w:t>_11_no }}</w:t>
+              <w:t>{{ chk_11_no }}</w:t>
             </w:r>
           </w:p>
         </w:tc>
@@ -4658,39 +4148,14 @@
                 <w:spacing w:val="-2"/>
                 <w:w w:val="80"/>
               </w:rPr>
-              <w:t>(</w:t>
-            </w:r>
-            <w:proofErr w:type="spellStart"/>
-            <w:r>
-              <w:rPr>
-                <w:spacing w:val="-2"/>
-                <w:w w:val="80"/>
-              </w:rPr>
-              <w:t>RestrictAnonymous</w:t>
-            </w:r>
-            <w:proofErr w:type="spellEnd"/>
-            <w:r>
-              <w:rPr>
-                <w:spacing w:val="-2"/>
-                <w:w w:val="80"/>
-              </w:rPr>
-              <w:t xml:space="preserve">, </w:t>
-            </w:r>
-            <w:proofErr w:type="spellStart"/>
+              <w:t xml:space="preserve">(RestrictAnonymous, </w:t>
+            </w:r>
             <w:r>
               <w:rPr>
                 <w:spacing w:val="-2"/>
                 <w:w w:val="90"/>
               </w:rPr>
-              <w:t>RestrictNullSessAccess</w:t>
-            </w:r>
-            <w:proofErr w:type="spellEnd"/>
-            <w:r>
-              <w:rPr>
-                <w:spacing w:val="-2"/>
-                <w:w w:val="90"/>
-              </w:rPr>
-              <w:t>)</w:t>
+              <w:t>RestrictNullSessAccess)</w:t>
             </w:r>
           </w:p>
         </w:tc>
@@ -4713,37 +4178,12 @@
                 <w14:ligatures w14:val="standardContextual"/>
               </w:rPr>
             </w:pPr>
-            <w:proofErr w:type="gramStart"/>
             <w:r>
               <w:rPr>
                 <w:sz w:val="19"/>
                 <w:szCs w:val="19"/>
               </w:rPr>
-              <w:t>{{ chk</w:t>
-            </w:r>
-            <w:proofErr w:type="gramEnd"/>
-            <w:r>
-              <w:rPr>
-                <w:sz w:val="19"/>
-                <w:szCs w:val="19"/>
-              </w:rPr>
-              <w:t>_12_</w:t>
-            </w:r>
-            <w:proofErr w:type="gramStart"/>
-            <w:r>
-              <w:rPr>
-                <w:sz w:val="19"/>
-                <w:szCs w:val="19"/>
-              </w:rPr>
-              <w:t>si }</w:t>
-            </w:r>
-            <w:proofErr w:type="gramEnd"/>
-            <w:r>
-              <w:rPr>
-                <w:sz w:val="19"/>
-                <w:szCs w:val="19"/>
-              </w:rPr>
-              <w:t>}</w:t>
+              <w:t>{{ chk_12_si }}</w:t>
             </w:r>
           </w:p>
           <w:p>
@@ -4787,21 +4227,12 @@
                 <w14:ligatures w14:val="standardContextual"/>
               </w:rPr>
             </w:pPr>
-            <w:proofErr w:type="gramStart"/>
             <w:r>
               <w:rPr>
                 <w:sz w:val="19"/>
                 <w:szCs w:val="19"/>
               </w:rPr>
-              <w:t>{{ chk</w:t>
-            </w:r>
-            <w:proofErr w:type="gramEnd"/>
-            <w:r>
-              <w:rPr>
-                <w:sz w:val="19"/>
-                <w:szCs w:val="19"/>
-              </w:rPr>
-              <w:t>_12_no }}</w:t>
+              <w:t>{{ chk_12_no }}</w:t>
             </w:r>
           </w:p>
         </w:tc>
@@ -4890,37 +4321,12 @@
                 <w14:ligatures w14:val="standardContextual"/>
               </w:rPr>
             </w:pPr>
-            <w:proofErr w:type="gramStart"/>
             <w:r>
               <w:rPr>
                 <w:sz w:val="19"/>
                 <w:szCs w:val="19"/>
               </w:rPr>
-              <w:t>{{ chk</w:t>
-            </w:r>
-            <w:proofErr w:type="gramEnd"/>
-            <w:r>
-              <w:rPr>
-                <w:sz w:val="19"/>
-                <w:szCs w:val="19"/>
-              </w:rPr>
-              <w:t>_13_</w:t>
-            </w:r>
-            <w:proofErr w:type="gramStart"/>
-            <w:r>
-              <w:rPr>
-                <w:sz w:val="19"/>
-                <w:szCs w:val="19"/>
-              </w:rPr>
-              <w:t>si }</w:t>
-            </w:r>
-            <w:proofErr w:type="gramEnd"/>
-            <w:r>
-              <w:rPr>
-                <w:sz w:val="19"/>
-                <w:szCs w:val="19"/>
-              </w:rPr>
-              <w:t>}</w:t>
+              <w:t>{{ chk_13_si }}</w:t>
             </w:r>
           </w:p>
           <w:p>
@@ -4964,21 +4370,12 @@
                 <w14:ligatures w14:val="standardContextual"/>
               </w:rPr>
             </w:pPr>
-            <w:proofErr w:type="gramStart"/>
             <w:r>
               <w:rPr>
                 <w:sz w:val="19"/>
                 <w:szCs w:val="19"/>
               </w:rPr>
-              <w:t>{{ chk</w:t>
-            </w:r>
-            <w:proofErr w:type="gramEnd"/>
-            <w:r>
-              <w:rPr>
-                <w:sz w:val="19"/>
-                <w:szCs w:val="19"/>
-              </w:rPr>
-              <w:t>_13_no }}</w:t>
+              <w:t>{{ chk_13_no }}</w:t>
             </w:r>
           </w:p>
         </w:tc>
@@ -5068,37 +4465,12 @@
                 <w14:ligatures w14:val="standardContextual"/>
               </w:rPr>
             </w:pPr>
-            <w:proofErr w:type="gramStart"/>
             <w:r>
               <w:rPr>
                 <w:sz w:val="19"/>
                 <w:szCs w:val="19"/>
               </w:rPr>
-              <w:t>{{ chk</w:t>
-            </w:r>
-            <w:proofErr w:type="gramEnd"/>
-            <w:r>
-              <w:rPr>
-                <w:sz w:val="19"/>
-                <w:szCs w:val="19"/>
-              </w:rPr>
-              <w:t>_14_</w:t>
-            </w:r>
-            <w:proofErr w:type="gramStart"/>
-            <w:r>
-              <w:rPr>
-                <w:sz w:val="19"/>
-                <w:szCs w:val="19"/>
-              </w:rPr>
-              <w:t>si }</w:t>
-            </w:r>
-            <w:proofErr w:type="gramEnd"/>
-            <w:r>
-              <w:rPr>
-                <w:sz w:val="19"/>
-                <w:szCs w:val="19"/>
-              </w:rPr>
-              <w:t>}</w:t>
+              <w:t>{{ chk_14_si }}</w:t>
             </w:r>
           </w:p>
           <w:p>
@@ -5142,21 +4514,12 @@
                 <w14:ligatures w14:val="standardContextual"/>
               </w:rPr>
             </w:pPr>
-            <w:proofErr w:type="gramStart"/>
             <w:r>
               <w:rPr>
                 <w:sz w:val="19"/>
                 <w:szCs w:val="19"/>
               </w:rPr>
-              <w:t>{{ chk</w:t>
-            </w:r>
-            <w:proofErr w:type="gramEnd"/>
-            <w:r>
-              <w:rPr>
-                <w:sz w:val="19"/>
-                <w:szCs w:val="19"/>
-              </w:rPr>
-              <w:t>_14_no }}</w:t>
+              <w:t>{{ chk_14_no }}</w:t>
             </w:r>
           </w:p>
         </w:tc>
@@ -5281,37 +4644,12 @@
                 <w14:ligatures w14:val="standardContextual"/>
               </w:rPr>
             </w:pPr>
-            <w:proofErr w:type="gramStart"/>
             <w:r>
               <w:rPr>
                 <w:sz w:val="19"/>
                 <w:szCs w:val="19"/>
               </w:rPr>
-              <w:t>{{ chk</w:t>
-            </w:r>
-            <w:proofErr w:type="gramEnd"/>
-            <w:r>
-              <w:rPr>
-                <w:sz w:val="19"/>
-                <w:szCs w:val="19"/>
-              </w:rPr>
-              <w:t>_15_</w:t>
-            </w:r>
-            <w:proofErr w:type="gramStart"/>
-            <w:r>
-              <w:rPr>
-                <w:sz w:val="19"/>
-                <w:szCs w:val="19"/>
-              </w:rPr>
-              <w:t>si }</w:t>
-            </w:r>
-            <w:proofErr w:type="gramEnd"/>
-            <w:r>
-              <w:rPr>
-                <w:sz w:val="19"/>
-                <w:szCs w:val="19"/>
-              </w:rPr>
-              <w:t>}</w:t>
+              <w:t>{{ chk_15_si }}</w:t>
             </w:r>
           </w:p>
           <w:p>
@@ -5355,21 +4693,12 @@
                 <w14:ligatures w14:val="standardContextual"/>
               </w:rPr>
             </w:pPr>
-            <w:proofErr w:type="gramStart"/>
             <w:r>
               <w:rPr>
                 <w:sz w:val="19"/>
                 <w:szCs w:val="19"/>
               </w:rPr>
-              <w:t>{{ chk</w:t>
-            </w:r>
-            <w:proofErr w:type="gramEnd"/>
-            <w:r>
-              <w:rPr>
-                <w:sz w:val="19"/>
-                <w:szCs w:val="19"/>
-              </w:rPr>
-              <w:t>_15_no }}</w:t>
+              <w:t>{{ chk_15_no }}</w:t>
             </w:r>
           </w:p>
         </w:tc>
@@ -5452,37 +4781,12 @@
                 <w14:ligatures w14:val="standardContextual"/>
               </w:rPr>
             </w:pPr>
-            <w:proofErr w:type="gramStart"/>
             <w:r>
               <w:rPr>
                 <w:sz w:val="19"/>
                 <w:szCs w:val="19"/>
               </w:rPr>
-              <w:t>{{ chk</w:t>
-            </w:r>
-            <w:proofErr w:type="gramEnd"/>
-            <w:r>
-              <w:rPr>
-                <w:sz w:val="19"/>
-                <w:szCs w:val="19"/>
-              </w:rPr>
-              <w:t>_16_</w:t>
-            </w:r>
-            <w:proofErr w:type="gramStart"/>
-            <w:r>
-              <w:rPr>
-                <w:sz w:val="19"/>
-                <w:szCs w:val="19"/>
-              </w:rPr>
-              <w:t>si }</w:t>
-            </w:r>
-            <w:proofErr w:type="gramEnd"/>
-            <w:r>
-              <w:rPr>
-                <w:sz w:val="19"/>
-                <w:szCs w:val="19"/>
-              </w:rPr>
-              <w:t>}</w:t>
+              <w:t>{{ chk_16_si }}</w:t>
             </w:r>
           </w:p>
           <w:p>
@@ -5526,21 +4830,12 @@
                 <w14:ligatures w14:val="standardContextual"/>
               </w:rPr>
             </w:pPr>
-            <w:proofErr w:type="gramStart"/>
             <w:r>
               <w:rPr>
                 <w:sz w:val="19"/>
                 <w:szCs w:val="19"/>
               </w:rPr>
-              <w:t>{{ chk</w:t>
-            </w:r>
-            <w:proofErr w:type="gramEnd"/>
-            <w:r>
-              <w:rPr>
-                <w:sz w:val="19"/>
-                <w:szCs w:val="19"/>
-              </w:rPr>
-              <w:t>_16_no }}</w:t>
+              <w:t>{{ chk_16_no }}</w:t>
             </w:r>
           </w:p>
         </w:tc>
@@ -5598,7 +4893,6 @@
             <w:r>
               <w:t xml:space="preserve"> </w:t>
             </w:r>
-            <w:proofErr w:type="spellStart"/>
             <w:r>
               <w:rPr>
                 <w:spacing w:val="-2"/>
@@ -5606,7 +4900,6 @@
               </w:rPr>
               <w:t>Creator</w:t>
             </w:r>
-            <w:proofErr w:type="spellEnd"/>
           </w:p>
         </w:tc>
         <w:tc>
@@ -5628,37 +4921,12 @@
                 <w14:ligatures w14:val="standardContextual"/>
               </w:rPr>
             </w:pPr>
-            <w:proofErr w:type="gramStart"/>
             <w:r>
               <w:rPr>
                 <w:sz w:val="19"/>
                 <w:szCs w:val="19"/>
               </w:rPr>
-              <w:t>{{ chk</w:t>
-            </w:r>
-            <w:proofErr w:type="gramEnd"/>
-            <w:r>
-              <w:rPr>
-                <w:sz w:val="19"/>
-                <w:szCs w:val="19"/>
-              </w:rPr>
-              <w:t>_17_</w:t>
-            </w:r>
-            <w:proofErr w:type="gramStart"/>
-            <w:r>
-              <w:rPr>
-                <w:sz w:val="19"/>
-                <w:szCs w:val="19"/>
-              </w:rPr>
-              <w:t>si }</w:t>
-            </w:r>
-            <w:proofErr w:type="gramEnd"/>
-            <w:r>
-              <w:rPr>
-                <w:sz w:val="19"/>
-                <w:szCs w:val="19"/>
-              </w:rPr>
-              <w:t>}</w:t>
+              <w:t>{{ chk_17_si }}</w:t>
             </w:r>
           </w:p>
           <w:p>
@@ -5692,21 +4960,12 @@
                 <w14:ligatures w14:val="standardContextual"/>
               </w:rPr>
             </w:pPr>
-            <w:proofErr w:type="gramStart"/>
             <w:r>
               <w:rPr>
                 <w:sz w:val="19"/>
                 <w:szCs w:val="19"/>
               </w:rPr>
-              <w:t>{{ chk</w:t>
-            </w:r>
-            <w:proofErr w:type="gramEnd"/>
-            <w:r>
-              <w:rPr>
-                <w:sz w:val="19"/>
-                <w:szCs w:val="19"/>
-              </w:rPr>
-              <w:t>_17_no }}</w:t>
+              <w:t>{{ chk_17_no }}</w:t>
             </w:r>
           </w:p>
         </w:tc>
@@ -5796,37 +5055,12 @@
               </w:rPr>
             </w:pPr>
             <w:bookmarkStart w:id="7" w:name="OLE_LINK20"/>
-            <w:proofErr w:type="gramStart"/>
             <w:r>
               <w:rPr>
                 <w:sz w:val="19"/>
                 <w:szCs w:val="19"/>
               </w:rPr>
-              <w:t>{{ chk</w:t>
-            </w:r>
-            <w:proofErr w:type="gramEnd"/>
-            <w:r>
-              <w:rPr>
-                <w:sz w:val="19"/>
-                <w:szCs w:val="19"/>
-              </w:rPr>
-              <w:t>_18_</w:t>
-            </w:r>
-            <w:proofErr w:type="gramStart"/>
-            <w:r>
-              <w:rPr>
-                <w:sz w:val="19"/>
-                <w:szCs w:val="19"/>
-              </w:rPr>
-              <w:t>si }</w:t>
-            </w:r>
-            <w:proofErr w:type="gramEnd"/>
-            <w:r>
-              <w:rPr>
-                <w:sz w:val="19"/>
-                <w:szCs w:val="19"/>
-              </w:rPr>
-              <w:t>}</w:t>
+              <w:t>{{ chk_18_si }}</w:t>
             </w:r>
           </w:p>
           <w:bookmarkEnd w:id="7"/>
@@ -5861,21 +5095,12 @@
                 <w14:ligatures w14:val="standardContextual"/>
               </w:rPr>
             </w:pPr>
-            <w:proofErr w:type="gramStart"/>
             <w:r>
               <w:rPr>
                 <w:sz w:val="19"/>
                 <w:szCs w:val="19"/>
               </w:rPr>
-              <w:t>{{ chk</w:t>
-            </w:r>
-            <w:proofErr w:type="gramEnd"/>
-            <w:r>
-              <w:rPr>
-                <w:sz w:val="19"/>
-                <w:szCs w:val="19"/>
-              </w:rPr>
-              <w:t>_18_no }}</w:t>
+              <w:t>{{ chk_18_no }}</w:t>
             </w:r>
           </w:p>
         </w:tc>
@@ -5960,7 +5185,6 @@
               </w:rPr>
               <w:t xml:space="preserve"> </w:t>
             </w:r>
-            <w:proofErr w:type="spellStart"/>
             <w:r>
               <w:rPr>
                 <w:spacing w:val="-2"/>
@@ -5968,7 +5192,6 @@
               </w:rPr>
               <w:t>NetBios</w:t>
             </w:r>
-            <w:proofErr w:type="spellEnd"/>
           </w:p>
         </w:tc>
         <w:tc>
@@ -5999,21 +5222,12 @@
               <w:t xml:space="preserve">Habilitado </w:t>
             </w:r>
             <w:bookmarkStart w:id="8" w:name="OLE_LINK23"/>
-            <w:proofErr w:type="gramStart"/>
             <w:r>
               <w:rPr>
                 <w:sz w:val="19"/>
                 <w:szCs w:val="19"/>
               </w:rPr>
-              <w:t>{{ chk</w:t>
-            </w:r>
-            <w:proofErr w:type="gramEnd"/>
-            <w:r>
-              <w:rPr>
-                <w:sz w:val="19"/>
-                <w:szCs w:val="19"/>
-              </w:rPr>
-              <w:t>_19_si }}</w:t>
+              <w:t>{{ chk_19_si }}</w:t>
             </w:r>
             <w:bookmarkEnd w:id="8"/>
           </w:p>
@@ -6043,21 +5257,12 @@
               </w:rPr>
               <w:t xml:space="preserve"> </w:t>
             </w:r>
-            <w:proofErr w:type="gramStart"/>
             <w:r>
               <w:rPr>
                 <w:sz w:val="19"/>
                 <w:szCs w:val="19"/>
               </w:rPr>
-              <w:t>{{ chk</w:t>
-            </w:r>
-            <w:proofErr w:type="gramEnd"/>
-            <w:r>
-              <w:rPr>
-                <w:sz w:val="19"/>
-                <w:szCs w:val="19"/>
-              </w:rPr>
-              <w:t>_19_</w:t>
+              <w:t>{{ chk_19_</w:t>
             </w:r>
             <w:r>
               <w:rPr>
@@ -6146,14 +5351,12 @@
               </w:rPr>
               <w:t xml:space="preserve"> </w:t>
             </w:r>
-            <w:proofErr w:type="spellStart"/>
             <w:r>
               <w:rPr>
                 <w:w w:val="80"/>
               </w:rPr>
               <w:t>on</w:t>
             </w:r>
-            <w:proofErr w:type="spellEnd"/>
             <w:r>
               <w:rPr>
                 <w:spacing w:val="3"/>
@@ -6237,21 +5440,12 @@
               </w:rPr>
               <w:t xml:space="preserve">Habilitado </w:t>
             </w:r>
-            <w:proofErr w:type="gramStart"/>
             <w:r>
               <w:rPr>
                 <w:sz w:val="19"/>
                 <w:szCs w:val="19"/>
               </w:rPr>
-              <w:t>{{ chk</w:t>
-            </w:r>
-            <w:proofErr w:type="gramEnd"/>
-            <w:r>
-              <w:rPr>
-                <w:sz w:val="19"/>
-                <w:szCs w:val="19"/>
-              </w:rPr>
-              <w:t>_20_si }}</w:t>
+              <w:t>{{ chk_20_si }}</w:t>
             </w:r>
           </w:p>
         </w:tc>
@@ -6279,21 +5473,12 @@
               </w:rPr>
               <w:t xml:space="preserve"> </w:t>
             </w:r>
-            <w:proofErr w:type="gramStart"/>
             <w:r>
               <w:rPr>
                 <w:sz w:val="19"/>
                 <w:szCs w:val="19"/>
               </w:rPr>
-              <w:t>{{ chk</w:t>
-            </w:r>
-            <w:proofErr w:type="gramEnd"/>
-            <w:r>
-              <w:rPr>
-                <w:sz w:val="19"/>
-                <w:szCs w:val="19"/>
-              </w:rPr>
-              <w:t>_20_no }}</w:t>
+              <w:t>{{ chk_20_no }}</w:t>
             </w:r>
           </w:p>
         </w:tc>
@@ -6420,7 +5605,6 @@
               </w:rPr>
               <w:t xml:space="preserve">Habilitado </w:t>
             </w:r>
-            <w:proofErr w:type="gramStart"/>
             <w:r>
               <w:rPr>
                 <w:sz w:val="19"/>
@@ -6434,15 +5618,7 @@
                 <w:szCs w:val="19"/>
               </w:rPr>
               <w:lastRenderedPageBreak/>
-              <w:t>chk</w:t>
-            </w:r>
-            <w:proofErr w:type="gramEnd"/>
-            <w:r>
-              <w:rPr>
-                <w:sz w:val="19"/>
-                <w:szCs w:val="19"/>
-              </w:rPr>
-              <w:t>_21_si }}</w:t>
+              <w:t>chk_21_si }}</w:t>
             </w:r>
           </w:p>
         </w:tc>
@@ -6472,22 +5648,13 @@
               </w:rPr>
               <w:t xml:space="preserve"> </w:t>
             </w:r>
-            <w:proofErr w:type="gramStart"/>
             <w:r>
               <w:rPr>
                 <w:sz w:val="19"/>
                 <w:szCs w:val="19"/>
               </w:rPr>
               <w:lastRenderedPageBreak/>
-              <w:t>{{ chk</w:t>
-            </w:r>
-            <w:proofErr w:type="gramEnd"/>
-            <w:r>
-              <w:rPr>
-                <w:sz w:val="19"/>
-                <w:szCs w:val="19"/>
-              </w:rPr>
-              <w:t>_21_no }}</w:t>
+              <w:t>{{ chk_21_no }}</w:t>
             </w:r>
             <w:bookmarkEnd w:id="11"/>
           </w:p>
@@ -6624,21 +5791,12 @@
               </w:rPr>
               <w:t xml:space="preserve">Habilitado </w:t>
             </w:r>
-            <w:proofErr w:type="gramStart"/>
             <w:r>
               <w:rPr>
                 <w:sz w:val="19"/>
                 <w:szCs w:val="19"/>
               </w:rPr>
-              <w:t>{{ chk</w:t>
-            </w:r>
-            <w:proofErr w:type="gramEnd"/>
-            <w:r>
-              <w:rPr>
-                <w:sz w:val="19"/>
-                <w:szCs w:val="19"/>
-              </w:rPr>
-              <w:t>_22_si }}</w:t>
+              <w:t>{{ chk_22_si }}</w:t>
             </w:r>
           </w:p>
         </w:tc>
@@ -6659,21 +5817,12 @@
               </w:rPr>
               <w:t xml:space="preserve">Deshabilitado </w:t>
             </w:r>
-            <w:proofErr w:type="gramStart"/>
             <w:r>
               <w:rPr>
                 <w:sz w:val="19"/>
                 <w:szCs w:val="19"/>
               </w:rPr>
-              <w:t>{{ chk</w:t>
-            </w:r>
-            <w:proofErr w:type="gramEnd"/>
-            <w:r>
-              <w:rPr>
-                <w:sz w:val="19"/>
-                <w:szCs w:val="19"/>
-              </w:rPr>
-              <w:t>_22_no }}</w:t>
+              <w:t>{{ chk_22_no }}</w:t>
             </w:r>
           </w:p>
         </w:tc>
@@ -6723,7 +5872,6 @@
               <w:spacing w:before="49"/>
               <w:ind w:left="127"/>
             </w:pPr>
-            <w:proofErr w:type="spellStart"/>
             <w:r>
               <w:rPr>
                 <w:spacing w:val="-2"/>
@@ -6731,7 +5879,6 @@
               </w:rPr>
               <w:t>HostName</w:t>
             </w:r>
-            <w:proofErr w:type="spellEnd"/>
           </w:p>
         </w:tc>
         <w:tc>
@@ -6751,55 +5898,37 @@
               </w:rPr>
             </w:pPr>
             <w:bookmarkStart w:id="13" w:name="OLE_LINK22"/>
-            <w:proofErr w:type="gramStart"/>
             <w:r>
               <w:rPr>
                 <w:sz w:val="19"/>
                 <w:szCs w:val="19"/>
               </w:rPr>
-              <w:t>{{ chk</w:t>
-            </w:r>
-            <w:proofErr w:type="gramEnd"/>
+              <w:t>{{ chk_23_si }}</w:t>
+            </w:r>
+            <w:bookmarkEnd w:id="13"/>
+          </w:p>
+        </w:tc>
+        <w:tc>
+          <w:tcPr>
+            <w:tcW w:w="1698" w:type="dxa"/>
+          </w:tcPr>
+          <w:p>
+            <w:pPr>
+              <w:pStyle w:val="TableParagraph"/>
+              <w:spacing w:line="195" w:lineRule="exact"/>
+              <w:rPr>
+                <w:rFonts w:ascii="Times New Roman"/>
+                <w:position w:val="-3"/>
+                <w:sz w:val="19"/>
+              </w:rPr>
+            </w:pPr>
+            <w:bookmarkStart w:id="14" w:name="OLE_LINK28"/>
             <w:r>
               <w:rPr>
                 <w:sz w:val="19"/>
                 <w:szCs w:val="19"/>
               </w:rPr>
-              <w:t>_23_si }}</w:t>
-            </w:r>
-            <w:bookmarkEnd w:id="13"/>
-          </w:p>
-        </w:tc>
-        <w:tc>
-          <w:tcPr>
-            <w:tcW w:w="1698" w:type="dxa"/>
-          </w:tcPr>
-          <w:p>
-            <w:pPr>
-              <w:pStyle w:val="TableParagraph"/>
-              <w:spacing w:line="195" w:lineRule="exact"/>
-              <w:rPr>
-                <w:rFonts w:ascii="Times New Roman"/>
-                <w:position w:val="-3"/>
-                <w:sz w:val="19"/>
-              </w:rPr>
-            </w:pPr>
-            <w:bookmarkStart w:id="14" w:name="OLE_LINK28"/>
-            <w:proofErr w:type="gramStart"/>
-            <w:r>
-              <w:rPr>
-                <w:sz w:val="19"/>
-                <w:szCs w:val="19"/>
-              </w:rPr>
-              <w:t>{{ chk</w:t>
-            </w:r>
-            <w:proofErr w:type="gramEnd"/>
-            <w:r>
-              <w:rPr>
-                <w:sz w:val="19"/>
-                <w:szCs w:val="19"/>
-              </w:rPr>
-              <w:t>_23_no }}</w:t>
+              <w:t>{{ chk_23_no }}</w:t>
             </w:r>
             <w:bookmarkEnd w:id="14"/>
           </w:p>
@@ -6850,14 +5979,12 @@
               <w:spacing w:before="49"/>
               <w:ind w:left="127"/>
             </w:pPr>
-            <w:proofErr w:type="spellStart"/>
             <w:r>
               <w:rPr>
                 <w:w w:val="80"/>
               </w:rPr>
               <w:t>On</w:t>
             </w:r>
-            <w:proofErr w:type="spellEnd"/>
             <w:r>
               <w:t xml:space="preserve"> </w:t>
             </w:r>
@@ -6889,37 +6016,12 @@
                 <w14:ligatures w14:val="standardContextual"/>
               </w:rPr>
             </w:pPr>
-            <w:proofErr w:type="gramStart"/>
             <w:r>
               <w:rPr>
                 <w:sz w:val="19"/>
                 <w:szCs w:val="19"/>
               </w:rPr>
-              <w:t>{{ chk</w:t>
-            </w:r>
-            <w:proofErr w:type="gramEnd"/>
-            <w:r>
-              <w:rPr>
-                <w:sz w:val="19"/>
-                <w:szCs w:val="19"/>
-              </w:rPr>
-              <w:t>_24_</w:t>
-            </w:r>
-            <w:proofErr w:type="gramStart"/>
-            <w:r>
-              <w:rPr>
-                <w:sz w:val="19"/>
-                <w:szCs w:val="19"/>
-              </w:rPr>
-              <w:t>si }</w:t>
-            </w:r>
-            <w:proofErr w:type="gramEnd"/>
-            <w:r>
-              <w:rPr>
-                <w:sz w:val="19"/>
-                <w:szCs w:val="19"/>
-              </w:rPr>
-              <w:t>}</w:t>
+              <w:t>{{ chk_24_si }}</w:t>
             </w:r>
           </w:p>
           <w:p>
@@ -6963,21 +6065,12 @@
                 <w14:ligatures w14:val="standardContextual"/>
               </w:rPr>
             </w:pPr>
-            <w:proofErr w:type="gramStart"/>
             <w:r>
               <w:rPr>
                 <w:sz w:val="19"/>
                 <w:szCs w:val="19"/>
               </w:rPr>
-              <w:t>{{ chk</w:t>
-            </w:r>
-            <w:proofErr w:type="gramEnd"/>
-            <w:r>
-              <w:rPr>
-                <w:sz w:val="19"/>
-                <w:szCs w:val="19"/>
-              </w:rPr>
-              <w:t>_24_no }}</w:t>
+              <w:t>{{ chk_24_no }}</w:t>
             </w:r>
           </w:p>
         </w:tc>
@@ -7054,37 +6147,12 @@
                 <w14:ligatures w14:val="standardContextual"/>
               </w:rPr>
             </w:pPr>
-            <w:proofErr w:type="gramStart"/>
             <w:r>
               <w:rPr>
                 <w:sz w:val="19"/>
                 <w:szCs w:val="19"/>
               </w:rPr>
-              <w:t>{{ chk</w:t>
-            </w:r>
-            <w:proofErr w:type="gramEnd"/>
-            <w:r>
-              <w:rPr>
-                <w:sz w:val="19"/>
-                <w:szCs w:val="19"/>
-              </w:rPr>
-              <w:t>_25_</w:t>
-            </w:r>
-            <w:proofErr w:type="gramStart"/>
-            <w:r>
-              <w:rPr>
-                <w:sz w:val="19"/>
-                <w:szCs w:val="19"/>
-              </w:rPr>
-              <w:t>si }</w:t>
-            </w:r>
-            <w:proofErr w:type="gramEnd"/>
-            <w:r>
-              <w:rPr>
-                <w:sz w:val="19"/>
-                <w:szCs w:val="19"/>
-              </w:rPr>
-              <w:t>}</w:t>
+              <w:t>{{ chk_25_si }}</w:t>
             </w:r>
           </w:p>
           <w:p>
@@ -7128,21 +6196,12 @@
                 <w14:ligatures w14:val="standardContextual"/>
               </w:rPr>
             </w:pPr>
-            <w:proofErr w:type="gramStart"/>
             <w:r>
               <w:rPr>
                 <w:sz w:val="19"/>
                 <w:szCs w:val="19"/>
               </w:rPr>
-              <w:t>{{ chk</w:t>
-            </w:r>
-            <w:proofErr w:type="gramEnd"/>
-            <w:r>
-              <w:rPr>
-                <w:sz w:val="19"/>
-                <w:szCs w:val="19"/>
-              </w:rPr>
-              <w:t>_25_no }}</w:t>
+              <w:t>{{ chk_25_no }}</w:t>
             </w:r>
           </w:p>
         </w:tc>
@@ -7231,37 +6290,12 @@
                 <w14:ligatures w14:val="standardContextual"/>
               </w:rPr>
             </w:pPr>
-            <w:proofErr w:type="gramStart"/>
             <w:r>
               <w:rPr>
                 <w:sz w:val="19"/>
                 <w:szCs w:val="19"/>
               </w:rPr>
-              <w:t>{{ chk</w:t>
-            </w:r>
-            <w:proofErr w:type="gramEnd"/>
-            <w:r>
-              <w:rPr>
-                <w:sz w:val="19"/>
-                <w:szCs w:val="19"/>
-              </w:rPr>
-              <w:t>_26_</w:t>
-            </w:r>
-            <w:proofErr w:type="gramStart"/>
-            <w:r>
-              <w:rPr>
-                <w:sz w:val="19"/>
-                <w:szCs w:val="19"/>
-              </w:rPr>
-              <w:t>si }</w:t>
-            </w:r>
-            <w:proofErr w:type="gramEnd"/>
-            <w:r>
-              <w:rPr>
-                <w:sz w:val="19"/>
-                <w:szCs w:val="19"/>
-              </w:rPr>
-              <w:t>}</w:t>
+              <w:t>{{ chk_26_si }}</w:t>
             </w:r>
           </w:p>
           <w:p>
@@ -7305,21 +6339,12 @@
                 <w14:ligatures w14:val="standardContextual"/>
               </w:rPr>
             </w:pPr>
-            <w:proofErr w:type="gramStart"/>
             <w:r>
               <w:rPr>
                 <w:sz w:val="19"/>
                 <w:szCs w:val="19"/>
               </w:rPr>
-              <w:t>{{ chk</w:t>
-            </w:r>
-            <w:proofErr w:type="gramEnd"/>
-            <w:r>
-              <w:rPr>
-                <w:sz w:val="19"/>
-                <w:szCs w:val="19"/>
-              </w:rPr>
-              <w:t>_26_no }}</w:t>
+              <w:t>{{ chk_26_no }}</w:t>
             </w:r>
           </w:p>
         </w:tc>
@@ -7396,37 +6421,12 @@
                 <w14:ligatures w14:val="standardContextual"/>
               </w:rPr>
             </w:pPr>
-            <w:proofErr w:type="gramStart"/>
             <w:r>
               <w:rPr>
                 <w:sz w:val="19"/>
                 <w:szCs w:val="19"/>
               </w:rPr>
-              <w:t>{{ chk</w:t>
-            </w:r>
-            <w:proofErr w:type="gramEnd"/>
-            <w:r>
-              <w:rPr>
-                <w:sz w:val="19"/>
-                <w:szCs w:val="19"/>
-              </w:rPr>
-              <w:t>_27_</w:t>
-            </w:r>
-            <w:proofErr w:type="gramStart"/>
-            <w:r>
-              <w:rPr>
-                <w:sz w:val="19"/>
-                <w:szCs w:val="19"/>
-              </w:rPr>
-              <w:t>si }</w:t>
-            </w:r>
-            <w:proofErr w:type="gramEnd"/>
-            <w:r>
-              <w:rPr>
-                <w:sz w:val="19"/>
-                <w:szCs w:val="19"/>
-              </w:rPr>
-              <w:t>}</w:t>
+              <w:t>{{ chk_27_si }}</w:t>
             </w:r>
           </w:p>
           <w:p>
@@ -7470,21 +6470,12 @@
                 <w14:ligatures w14:val="standardContextual"/>
               </w:rPr>
             </w:pPr>
-            <w:proofErr w:type="gramStart"/>
             <w:r>
               <w:rPr>
                 <w:sz w:val="19"/>
                 <w:szCs w:val="19"/>
               </w:rPr>
-              <w:t>{{ chk</w:t>
-            </w:r>
-            <w:proofErr w:type="gramEnd"/>
-            <w:r>
-              <w:rPr>
-                <w:sz w:val="19"/>
-                <w:szCs w:val="19"/>
-              </w:rPr>
-              <w:t>_27_no }}</w:t>
+              <w:t>{{ chk_27_no }}</w:t>
             </w:r>
           </w:p>
         </w:tc>
@@ -7631,37 +6622,12 @@
                 <w14:ligatures w14:val="standardContextual"/>
               </w:rPr>
             </w:pPr>
-            <w:proofErr w:type="gramStart"/>
             <w:r>
               <w:rPr>
                 <w:sz w:val="19"/>
                 <w:szCs w:val="19"/>
               </w:rPr>
-              <w:t>{{ chk</w:t>
-            </w:r>
-            <w:proofErr w:type="gramEnd"/>
-            <w:r>
-              <w:rPr>
-                <w:sz w:val="19"/>
-                <w:szCs w:val="19"/>
-              </w:rPr>
-              <w:t>_28_</w:t>
-            </w:r>
-            <w:proofErr w:type="gramStart"/>
-            <w:r>
-              <w:rPr>
-                <w:sz w:val="19"/>
-                <w:szCs w:val="19"/>
-              </w:rPr>
-              <w:t>si }</w:t>
-            </w:r>
-            <w:proofErr w:type="gramEnd"/>
-            <w:r>
-              <w:rPr>
-                <w:sz w:val="19"/>
-                <w:szCs w:val="19"/>
-              </w:rPr>
-              <w:t>}</w:t>
+              <w:t>{{ chk_28_si }}</w:t>
             </w:r>
           </w:p>
           <w:p>
@@ -7705,21 +6671,12 @@
                 <w14:ligatures w14:val="standardContextual"/>
               </w:rPr>
             </w:pPr>
-            <w:proofErr w:type="gramStart"/>
             <w:r>
               <w:rPr>
                 <w:sz w:val="19"/>
                 <w:szCs w:val="19"/>
               </w:rPr>
-              <w:t>{{ chk</w:t>
-            </w:r>
-            <w:proofErr w:type="gramEnd"/>
-            <w:r>
-              <w:rPr>
-                <w:sz w:val="19"/>
-                <w:szCs w:val="19"/>
-              </w:rPr>
-              <w:t>_28_no }}</w:t>
+              <w:t>{{ chk_28_no }}</w:t>
             </w:r>
           </w:p>
         </w:tc>
@@ -7776,11 +6733,9 @@
               </w:rPr>
               <w:t xml:space="preserve"> </w:t>
             </w:r>
-            <w:proofErr w:type="spellStart"/>
             <w:r>
               <w:t>Cobis</w:t>
             </w:r>
-            <w:proofErr w:type="spellEnd"/>
             <w:r>
               <w:rPr>
                 <w:spacing w:val="-3"/>
@@ -7826,37 +6781,12 @@
                 <w14:ligatures w14:val="standardContextual"/>
               </w:rPr>
             </w:pPr>
-            <w:proofErr w:type="gramStart"/>
             <w:r>
               <w:rPr>
                 <w:sz w:val="19"/>
                 <w:szCs w:val="19"/>
               </w:rPr>
-              <w:t>{{ chk</w:t>
-            </w:r>
-            <w:proofErr w:type="gramEnd"/>
-            <w:r>
-              <w:rPr>
-                <w:sz w:val="19"/>
-                <w:szCs w:val="19"/>
-              </w:rPr>
-              <w:t>_29_</w:t>
-            </w:r>
-            <w:proofErr w:type="gramStart"/>
-            <w:r>
-              <w:rPr>
-                <w:sz w:val="19"/>
-                <w:szCs w:val="19"/>
-              </w:rPr>
-              <w:t>si }</w:t>
-            </w:r>
-            <w:proofErr w:type="gramEnd"/>
-            <w:r>
-              <w:rPr>
-                <w:sz w:val="19"/>
-                <w:szCs w:val="19"/>
-              </w:rPr>
-              <w:t>}</w:t>
+              <w:t>{{ chk_29_si }}</w:t>
             </w:r>
           </w:p>
           <w:p>
@@ -7900,21 +6830,12 @@
                 <w14:ligatures w14:val="standardContextual"/>
               </w:rPr>
             </w:pPr>
-            <w:proofErr w:type="gramStart"/>
             <w:r>
               <w:rPr>
                 <w:sz w:val="19"/>
                 <w:szCs w:val="19"/>
               </w:rPr>
-              <w:t>{{ chk</w:t>
-            </w:r>
-            <w:proofErr w:type="gramEnd"/>
-            <w:r>
-              <w:rPr>
-                <w:sz w:val="19"/>
-                <w:szCs w:val="19"/>
-              </w:rPr>
-              <w:t>_29_no }}</w:t>
+              <w:t>{{ chk_29_no }}</w:t>
             </w:r>
           </w:p>
         </w:tc>
@@ -7998,37 +6919,12 @@
                 <w14:ligatures w14:val="standardContextual"/>
               </w:rPr>
             </w:pPr>
-            <w:proofErr w:type="gramStart"/>
             <w:r>
               <w:rPr>
                 <w:sz w:val="19"/>
                 <w:szCs w:val="19"/>
               </w:rPr>
-              <w:t>{{ chk</w:t>
-            </w:r>
-            <w:proofErr w:type="gramEnd"/>
-            <w:r>
-              <w:rPr>
-                <w:sz w:val="19"/>
-                <w:szCs w:val="19"/>
-              </w:rPr>
-              <w:t>_30_</w:t>
-            </w:r>
-            <w:proofErr w:type="gramStart"/>
-            <w:r>
-              <w:rPr>
-                <w:sz w:val="19"/>
-                <w:szCs w:val="19"/>
-              </w:rPr>
-              <w:t>si }</w:t>
-            </w:r>
-            <w:proofErr w:type="gramEnd"/>
-            <w:r>
-              <w:rPr>
-                <w:sz w:val="19"/>
-                <w:szCs w:val="19"/>
-              </w:rPr>
-              <w:t>}</w:t>
+              <w:t>{{ chk_30_si }}</w:t>
             </w:r>
           </w:p>
           <w:p>
@@ -8072,21 +6968,12 @@
                 <w14:ligatures w14:val="standardContextual"/>
               </w:rPr>
             </w:pPr>
-            <w:proofErr w:type="gramStart"/>
             <w:r>
               <w:rPr>
                 <w:sz w:val="19"/>
                 <w:szCs w:val="19"/>
               </w:rPr>
-              <w:t>{{ chk</w:t>
-            </w:r>
-            <w:proofErr w:type="gramEnd"/>
-            <w:r>
-              <w:rPr>
-                <w:sz w:val="19"/>
-                <w:szCs w:val="19"/>
-              </w:rPr>
-              <w:t>_30_no }}</w:t>
+              <w:t>{{ chk_30_no }}</w:t>
             </w:r>
           </w:p>
         </w:tc>
@@ -8134,14 +7021,12 @@
               <w:spacing w:before="49"/>
               <w:ind w:left="127"/>
             </w:pPr>
-            <w:proofErr w:type="spellStart"/>
             <w:r>
               <w:rPr>
                 <w:spacing w:val="-2"/>
               </w:rPr>
               <w:t>Cobis</w:t>
             </w:r>
-            <w:proofErr w:type="spellEnd"/>
           </w:p>
         </w:tc>
         <w:tc>
@@ -8163,37 +7048,12 @@
                 <w14:ligatures w14:val="standardContextual"/>
               </w:rPr>
             </w:pPr>
-            <w:proofErr w:type="gramStart"/>
             <w:r>
               <w:rPr>
                 <w:sz w:val="19"/>
                 <w:szCs w:val="19"/>
               </w:rPr>
-              <w:t>{{ chk</w:t>
-            </w:r>
-            <w:proofErr w:type="gramEnd"/>
-            <w:r>
-              <w:rPr>
-                <w:sz w:val="19"/>
-                <w:szCs w:val="19"/>
-              </w:rPr>
-              <w:t>_31_</w:t>
-            </w:r>
-            <w:proofErr w:type="gramStart"/>
-            <w:r>
-              <w:rPr>
-                <w:sz w:val="19"/>
-                <w:szCs w:val="19"/>
-              </w:rPr>
-              <w:t>si }</w:t>
-            </w:r>
-            <w:proofErr w:type="gramEnd"/>
-            <w:r>
-              <w:rPr>
-                <w:sz w:val="19"/>
-                <w:szCs w:val="19"/>
-              </w:rPr>
-              <w:t>}</w:t>
+              <w:t>{{ chk_31_si }}</w:t>
             </w:r>
           </w:p>
           <w:p>
@@ -8237,21 +7097,12 @@
                 <w14:ligatures w14:val="standardContextual"/>
               </w:rPr>
             </w:pPr>
-            <w:proofErr w:type="gramStart"/>
             <w:r>
               <w:rPr>
                 <w:sz w:val="19"/>
                 <w:szCs w:val="19"/>
               </w:rPr>
-              <w:t>{{ chk</w:t>
-            </w:r>
-            <w:proofErr w:type="gramEnd"/>
-            <w:r>
-              <w:rPr>
-                <w:sz w:val="19"/>
-                <w:szCs w:val="19"/>
-              </w:rPr>
-              <w:t>_31_no }}</w:t>
+              <w:t>{{ chk_31_no }}</w:t>
             </w:r>
           </w:p>
         </w:tc>
@@ -8308,14 +7159,12 @@
               </w:rPr>
               <w:t xml:space="preserve"> </w:t>
             </w:r>
-            <w:proofErr w:type="spellStart"/>
             <w:r>
               <w:rPr>
                 <w:spacing w:val="-2"/>
               </w:rPr>
               <w:t>Inventory</w:t>
             </w:r>
-            <w:proofErr w:type="spellEnd"/>
           </w:p>
         </w:tc>
         <w:tc>
@@ -8337,37 +7186,12 @@
                 <w14:ligatures w14:val="standardContextual"/>
               </w:rPr>
             </w:pPr>
-            <w:proofErr w:type="gramStart"/>
             <w:r>
               <w:rPr>
                 <w:sz w:val="19"/>
                 <w:szCs w:val="19"/>
               </w:rPr>
-              <w:t>{{ chk</w:t>
-            </w:r>
-            <w:proofErr w:type="gramEnd"/>
-            <w:r>
-              <w:rPr>
-                <w:sz w:val="19"/>
-                <w:szCs w:val="19"/>
-              </w:rPr>
-              <w:t>_32_</w:t>
-            </w:r>
-            <w:proofErr w:type="gramStart"/>
-            <w:r>
-              <w:rPr>
-                <w:sz w:val="19"/>
-                <w:szCs w:val="19"/>
-              </w:rPr>
-              <w:t>si }</w:t>
-            </w:r>
-            <w:proofErr w:type="gramEnd"/>
-            <w:r>
-              <w:rPr>
-                <w:sz w:val="19"/>
-                <w:szCs w:val="19"/>
-              </w:rPr>
-              <w:t>}</w:t>
+              <w:t>{{ chk_32_si }}</w:t>
             </w:r>
           </w:p>
           <w:p>
@@ -8411,21 +7235,12 @@
                 <w14:ligatures w14:val="standardContextual"/>
               </w:rPr>
             </w:pPr>
-            <w:proofErr w:type="gramStart"/>
             <w:r>
               <w:rPr>
                 <w:sz w:val="19"/>
                 <w:szCs w:val="19"/>
               </w:rPr>
-              <w:t>{{ chk</w:t>
-            </w:r>
-            <w:proofErr w:type="gramEnd"/>
-            <w:r>
-              <w:rPr>
-                <w:sz w:val="19"/>
-                <w:szCs w:val="19"/>
-              </w:rPr>
-              <w:t>_32_no }}</w:t>
+              <w:t>{{ chk_32_no }}</w:t>
             </w:r>
           </w:p>
         </w:tc>
@@ -8874,7 +7689,6 @@
               </w:rPr>
               <w:t xml:space="preserve"> </w:t>
             </w:r>
-            <w:proofErr w:type="spellStart"/>
             <w:r>
               <w:rPr>
                 <w:w w:val="90"/>
@@ -8882,7 +7696,6 @@
               </w:rPr>
               <w:t>papeletas</w:t>
             </w:r>
-            <w:proofErr w:type="spellEnd"/>
             <w:r>
               <w:rPr>
                 <w:spacing w:val="-6"/>
@@ -8916,37 +7729,12 @@
                 <w14:ligatures w14:val="standardContextual"/>
               </w:rPr>
             </w:pPr>
-            <w:proofErr w:type="gramStart"/>
             <w:r>
               <w:rPr>
                 <w:sz w:val="19"/>
                 <w:szCs w:val="19"/>
               </w:rPr>
-              <w:t>{{ chk</w:t>
-            </w:r>
-            <w:proofErr w:type="gramEnd"/>
-            <w:r>
-              <w:rPr>
-                <w:sz w:val="19"/>
-                <w:szCs w:val="19"/>
-              </w:rPr>
-              <w:t>_33_</w:t>
-            </w:r>
-            <w:proofErr w:type="gramStart"/>
-            <w:r>
-              <w:rPr>
-                <w:sz w:val="19"/>
-                <w:szCs w:val="19"/>
-              </w:rPr>
-              <w:t>si }</w:t>
-            </w:r>
-            <w:proofErr w:type="gramEnd"/>
-            <w:r>
-              <w:rPr>
-                <w:sz w:val="19"/>
-                <w:szCs w:val="19"/>
-              </w:rPr>
-              <w:t>}</w:t>
+              <w:t>{{ chk_33_si }}</w:t>
             </w:r>
           </w:p>
           <w:p>
@@ -8990,21 +7778,12 @@
                 <w14:ligatures w14:val="standardContextual"/>
               </w:rPr>
             </w:pPr>
-            <w:proofErr w:type="gramStart"/>
             <w:r>
               <w:rPr>
                 <w:sz w:val="19"/>
                 <w:szCs w:val="19"/>
               </w:rPr>
-              <w:t>{{ chk</w:t>
-            </w:r>
-            <w:proofErr w:type="gramEnd"/>
-            <w:r>
-              <w:rPr>
-                <w:sz w:val="19"/>
-                <w:szCs w:val="19"/>
-              </w:rPr>
-              <w:t>_33_no }}</w:t>
+              <w:t>{{ chk_33_no }}</w:t>
             </w:r>
           </w:p>
         </w:tc>
@@ -9136,37 +7915,12 @@
                 <w14:ligatures w14:val="standardContextual"/>
               </w:rPr>
             </w:pPr>
-            <w:proofErr w:type="gramStart"/>
             <w:r>
               <w:rPr>
                 <w:sz w:val="19"/>
                 <w:szCs w:val="19"/>
               </w:rPr>
-              <w:t>{{ chk</w:t>
-            </w:r>
-            <w:proofErr w:type="gramEnd"/>
-            <w:r>
-              <w:rPr>
-                <w:sz w:val="19"/>
-                <w:szCs w:val="19"/>
-              </w:rPr>
-              <w:t>_34_</w:t>
-            </w:r>
-            <w:proofErr w:type="gramStart"/>
-            <w:r>
-              <w:rPr>
-                <w:sz w:val="19"/>
-                <w:szCs w:val="19"/>
-              </w:rPr>
-              <w:t>si }</w:t>
-            </w:r>
-            <w:proofErr w:type="gramEnd"/>
-            <w:r>
-              <w:rPr>
-                <w:sz w:val="19"/>
-                <w:szCs w:val="19"/>
-              </w:rPr>
-              <w:t>}</w:t>
+              <w:t>{{ chk_34_si }}</w:t>
             </w:r>
           </w:p>
           <w:p>
@@ -9210,21 +7964,12 @@
                 <w14:ligatures w14:val="standardContextual"/>
               </w:rPr>
             </w:pPr>
-            <w:proofErr w:type="gramStart"/>
             <w:r>
               <w:rPr>
                 <w:sz w:val="19"/>
                 <w:szCs w:val="19"/>
               </w:rPr>
-              <w:t>{{ chk</w:t>
-            </w:r>
-            <w:proofErr w:type="gramEnd"/>
-            <w:r>
-              <w:rPr>
-                <w:sz w:val="19"/>
-                <w:szCs w:val="19"/>
-              </w:rPr>
-              <w:t>_34_no }}</w:t>
+              <w:t>{{ chk_34_no }}</w:t>
             </w:r>
           </w:p>
         </w:tc>
@@ -9354,37 +8099,12 @@
                 <w14:ligatures w14:val="standardContextual"/>
               </w:rPr>
             </w:pPr>
-            <w:proofErr w:type="gramStart"/>
             <w:r>
               <w:rPr>
                 <w:sz w:val="19"/>
                 <w:szCs w:val="19"/>
               </w:rPr>
-              <w:t>{{ chk</w:t>
-            </w:r>
-            <w:proofErr w:type="gramEnd"/>
-            <w:r>
-              <w:rPr>
-                <w:sz w:val="19"/>
-                <w:szCs w:val="19"/>
-              </w:rPr>
-              <w:t>_35_</w:t>
-            </w:r>
-            <w:proofErr w:type="gramStart"/>
-            <w:r>
-              <w:rPr>
-                <w:sz w:val="19"/>
-                <w:szCs w:val="19"/>
-              </w:rPr>
-              <w:t>si }</w:t>
-            </w:r>
-            <w:proofErr w:type="gramEnd"/>
-            <w:r>
-              <w:rPr>
-                <w:sz w:val="19"/>
-                <w:szCs w:val="19"/>
-              </w:rPr>
-              <w:t>}</w:t>
+              <w:t>{{ chk_35_si }}</w:t>
             </w:r>
           </w:p>
           <w:p>
@@ -9428,21 +8148,12 @@
                 <w14:ligatures w14:val="standardContextual"/>
               </w:rPr>
             </w:pPr>
-            <w:proofErr w:type="gramStart"/>
             <w:r>
               <w:rPr>
                 <w:sz w:val="19"/>
                 <w:szCs w:val="19"/>
               </w:rPr>
-              <w:t>{{ chk</w:t>
-            </w:r>
-            <w:proofErr w:type="gramEnd"/>
-            <w:r>
-              <w:rPr>
-                <w:sz w:val="19"/>
-                <w:szCs w:val="19"/>
-              </w:rPr>
-              <w:t>_35_no }}</w:t>
+              <w:t>{{ chk_35_no }}</w:t>
             </w:r>
           </w:p>
         </w:tc>
@@ -9614,31 +8325,13 @@
               </w:rPr>
               <w:t xml:space="preserve"> </w:t>
             </w:r>
-            <w:proofErr w:type="spellStart"/>
             <w:r>
               <w:rPr>
                 <w:w w:val="90"/>
                 <w:lang w:val="en-US"/>
               </w:rPr>
-              <w:t>Nvision</w:t>
-            </w:r>
-            <w:proofErr w:type="spellEnd"/>
-            <w:r>
-              <w:rPr>
-                <w:w w:val="90"/>
-                <w:lang w:val="en-US"/>
-              </w:rPr>
-              <w:t xml:space="preserve">, </w:t>
-            </w:r>
-            <w:proofErr w:type="spellStart"/>
-            <w:r>
-              <w:rPr>
-                <w:w w:val="90"/>
-                <w:lang w:val="en-US"/>
-              </w:rPr>
-              <w:t>Aplication</w:t>
-            </w:r>
-            <w:proofErr w:type="spellEnd"/>
+              <w:t>Nvision, Aplication</w:t>
+            </w:r>
             <w:r>
               <w:rPr>
                 <w:spacing w:val="-1"/>
@@ -9672,37 +8365,12 @@
                 <w14:ligatures w14:val="standardContextual"/>
               </w:rPr>
             </w:pPr>
-            <w:proofErr w:type="gramStart"/>
             <w:r>
               <w:rPr>
                 <w:sz w:val="19"/>
                 <w:szCs w:val="19"/>
               </w:rPr>
-              <w:t>{{ chk</w:t>
-            </w:r>
-            <w:proofErr w:type="gramEnd"/>
-            <w:r>
-              <w:rPr>
-                <w:sz w:val="19"/>
-                <w:szCs w:val="19"/>
-              </w:rPr>
-              <w:t>_36_</w:t>
-            </w:r>
-            <w:proofErr w:type="gramStart"/>
-            <w:r>
-              <w:rPr>
-                <w:sz w:val="19"/>
-                <w:szCs w:val="19"/>
-              </w:rPr>
-              <w:t>si }</w:t>
-            </w:r>
-            <w:proofErr w:type="gramEnd"/>
-            <w:r>
-              <w:rPr>
-                <w:sz w:val="19"/>
-                <w:szCs w:val="19"/>
-              </w:rPr>
-              <w:t>}</w:t>
+              <w:t>{{ chk_36_si }}</w:t>
             </w:r>
           </w:p>
           <w:p>
@@ -9746,21 +8414,12 @@
                 <w14:ligatures w14:val="standardContextual"/>
               </w:rPr>
             </w:pPr>
-            <w:proofErr w:type="gramStart"/>
             <w:r>
               <w:rPr>
                 <w:sz w:val="19"/>
                 <w:szCs w:val="19"/>
               </w:rPr>
-              <w:t>{{ chk</w:t>
-            </w:r>
-            <w:proofErr w:type="gramEnd"/>
-            <w:r>
-              <w:rPr>
-                <w:sz w:val="19"/>
-                <w:szCs w:val="19"/>
-              </w:rPr>
-              <w:t>_36_no }}</w:t>
+              <w:t>{{ chk_36_no }}</w:t>
             </w:r>
           </w:p>
         </w:tc>
@@ -9801,7 +8460,6 @@
                 <w:lang w:val="es-CO"/>
               </w:rPr>
             </w:pPr>
-            <w:proofErr w:type="gramStart"/>
             <w:r>
               <w:rPr>
                 <w:lang w:val="es-CO"/>
@@ -9820,7 +8478,6 @@
               </w:rPr>
               <w:t>observaciones</w:t>
             </w:r>
-            <w:proofErr w:type="gramEnd"/>
             <w:r>
               <w:rPr>
                 <w:lang w:val="es-CO"/>
@@ -9893,6 +8550,536 @@
         </w:rPr>
       </w:pPr>
     </w:p>
+    <w:tbl>
+      <w:tblPr>
+        <w:tblpPr w:leftFromText="141" w:rightFromText="141" w:vertAnchor="text" w:horzAnchor="page" w:tblpX="4942" w:tblpY="381"/>
+        <w:tblW w:w="0" w:type="auto"/>
+        <w:tblBorders>
+          <w:top w:val="single" w:sz="4" w:space="0" w:color="auto"/>
+          <w:left w:val="single" w:sz="4" w:space="0" w:color="auto"/>
+          <w:bottom w:val="single" w:sz="4" w:space="0" w:color="auto"/>
+          <w:right w:val="single" w:sz="4" w:space="0" w:color="auto"/>
+          <w:insideH w:val="single" w:sz="4" w:space="0" w:color="auto"/>
+          <w:insideV w:val="single" w:sz="4" w:space="0" w:color="auto"/>
+        </w:tblBorders>
+        <w:tblCellMar>
+          <w:left w:w="70" w:type="dxa"/>
+          <w:right w:w="70" w:type="dxa"/>
+        </w:tblCellMar>
+        <w:tblLook w:val="0000" w:firstRow="0" w:lastRow="0" w:firstColumn="0" w:lastColumn="0" w:noHBand="0" w:noVBand="0"/>
+      </w:tblPr>
+      <w:tblGrid>
+        <w:gridCol w:w="3189"/>
+        <w:gridCol w:w="2977"/>
+      </w:tblGrid>
+      <w:tr>
+        <w:trPr>
+          <w:trHeight w:val="360"/>
+        </w:trPr>
+        <w:tc>
+          <w:tcPr>
+            <w:tcW w:w="3189" w:type="dxa"/>
+            <w:tcBorders>
+              <w:top w:val="single" w:sz="12" w:space="0" w:color="auto"/>
+              <w:left w:val="single" w:sz="12" w:space="0" w:color="auto"/>
+              <w:bottom w:val="single" w:sz="12" w:space="0" w:color="auto"/>
+              <w:right w:val="single" w:sz="12" w:space="0" w:color="auto"/>
+            </w:tcBorders>
+            <w:shd w:val="clear" w:color="auto" w:fill="D9D9D9" w:themeFill="background1" w:themeFillShade="D9"/>
+          </w:tcPr>
+          <w:p>
+            <w:pPr>
+              <w:jc w:val="center"/>
+              <w:rPr>
+                <w:rFonts w:ascii="Arial Narrow" w:hAnsi="Arial Narrow" w:cs="Arial"/>
+                <w:b/>
+                <w:bCs/>
+              </w:rPr>
+            </w:pPr>
+            <w:r>
+              <w:rPr>
+                <w:rFonts w:ascii="Arial Narrow" w:hAnsi="Arial Narrow" w:cs="Arial"/>
+                <w:b/>
+                <w:bCs/>
+              </w:rPr>
+              <w:t>Recibe</w:t>
+            </w:r>
+          </w:p>
+        </w:tc>
+        <w:tc>
+          <w:tcPr>
+            <w:tcW w:w="2977" w:type="dxa"/>
+            <w:tcBorders>
+              <w:top w:val="single" w:sz="12" w:space="0" w:color="auto"/>
+              <w:left w:val="single" w:sz="12" w:space="0" w:color="auto"/>
+              <w:bottom w:val="single" w:sz="12" w:space="0" w:color="auto"/>
+              <w:right w:val="single" w:sz="12" w:space="0" w:color="auto"/>
+            </w:tcBorders>
+            <w:shd w:val="clear" w:color="auto" w:fill="D9D9D9" w:themeFill="background1" w:themeFillShade="D9"/>
+          </w:tcPr>
+          <w:p>
+            <w:pPr>
+              <w:jc w:val="center"/>
+              <w:rPr>
+                <w:rFonts w:ascii="Arial Narrow" w:hAnsi="Arial Narrow" w:cs="Arial"/>
+                <w:color w:val="D9D9D9" w:themeColor="background1" w:themeShade="D9"/>
+              </w:rPr>
+            </w:pPr>
+            <w:r>
+              <w:rPr>
+                <w:rFonts w:ascii="Arial Narrow" w:hAnsi="Arial Narrow"/>
+                <w:b/>
+                <w:bCs/>
+                <w:color w:val="000000"/>
+              </w:rPr>
+              <w:t>Foto Usuario</w:t>
+            </w:r>
+          </w:p>
+        </w:tc>
+      </w:tr>
+      <w:tr>
+        <w:trPr>
+          <w:trHeight w:val="1280"/>
+        </w:trPr>
+        <w:tc>
+          <w:tcPr>
+            <w:tcW w:w="3189" w:type="dxa"/>
+            <w:tcBorders>
+              <w:top w:val="single" w:sz="12" w:space="0" w:color="auto"/>
+              <w:left w:val="single" w:sz="12" w:space="0" w:color="auto"/>
+              <w:bottom w:val="single" w:sz="12" w:space="0" w:color="auto"/>
+              <w:right w:val="single" w:sz="12" w:space="0" w:color="auto"/>
+            </w:tcBorders>
+            <w:vAlign w:val="center"/>
+          </w:tcPr>
+          <w:p>
+            <w:pPr>
+              <w:ind w:left="88"/>
+              <w:jc w:val="center"/>
+              <w:rPr>
+                <w:rFonts w:ascii="Arial Narrow" w:hAnsi="Arial Narrow" w:cs="Arial"/>
+              </w:rPr>
+            </w:pPr>
+            <w:r>
+              <w:rPr>
+                <w:rFonts w:ascii="Arial Narrow" w:hAnsi="Arial Narrow" w:cs="Arial"/>
+                <w:bCs/>
+              </w:rPr>
+              <w:t>{{firma_usuario}}</w:t>
+            </w:r>
+          </w:p>
+        </w:tc>
+        <w:tc>
+          <w:tcPr>
+            <w:tcW w:w="2977" w:type="dxa"/>
+            <w:vMerge w:val="restart"/>
+            <w:tcBorders>
+              <w:top w:val="single" w:sz="12" w:space="0" w:color="auto"/>
+              <w:left w:val="single" w:sz="12" w:space="0" w:color="auto"/>
+              <w:bottom w:val="single" w:sz="12" w:space="0" w:color="auto"/>
+              <w:right w:val="single" w:sz="12" w:space="0" w:color="auto"/>
+            </w:tcBorders>
+            <w:vAlign w:val="center"/>
+          </w:tcPr>
+          <w:p>
+            <w:pPr>
+              <w:jc w:val="center"/>
+              <w:rPr>
+                <w:rFonts w:ascii="Arial" w:hAnsi="Arial" w:cs="Arial"/>
+                <w:u w:val="single"/>
+              </w:rPr>
+            </w:pPr>
+            <w:r>
+              <w:rPr>
+                <w:rFonts w:ascii="Arial Narrow" w:hAnsi="Arial Narrow" w:cs="Arial"/>
+                <w:bCs/>
+              </w:rPr>
+              <w:t>{{foto_usuario}}</w:t>
+            </w:r>
+          </w:p>
+          <w:p>
+            <w:pPr>
+              <w:jc w:val="center"/>
+              <w:rPr>
+                <w:rFonts w:ascii="Arial Narrow" w:hAnsi="Arial Narrow" w:cs="Arial"/>
+              </w:rPr>
+            </w:pPr>
+          </w:p>
+        </w:tc>
+      </w:tr>
+      <w:tr>
+        <w:trPr>
+          <w:trHeight w:val="280"/>
+        </w:trPr>
+        <w:tc>
+          <w:tcPr>
+            <w:tcW w:w="3189" w:type="dxa"/>
+            <w:tcBorders>
+              <w:top w:val="single" w:sz="12" w:space="0" w:color="auto"/>
+              <w:left w:val="single" w:sz="12" w:space="0" w:color="auto"/>
+              <w:bottom w:val="single" w:sz="12" w:space="0" w:color="auto"/>
+              <w:right w:val="single" w:sz="12" w:space="0" w:color="auto"/>
+            </w:tcBorders>
+          </w:tcPr>
+          <w:p>
+            <w:pPr>
+              <w:ind w:left="88"/>
+              <w:rPr>
+                <w:rFonts w:ascii="Arial Narrow" w:hAnsi="Arial Narrow" w:cs="Arial"/>
+              </w:rPr>
+            </w:pPr>
+            <w:r>
+              <w:rPr>
+                <w:rFonts w:ascii="Arial Narrow" w:hAnsi="Arial Narrow" w:cs="Arial"/>
+              </w:rPr>
+              <w:t>Recibido por</w:t>
+            </w:r>
+            <w:r>
+              <w:rPr>
+                <w:rFonts w:ascii="Arial Narrow" w:hAnsi="Arial Narrow"/>
+              </w:rPr>
+              <w:t>: {{entregado_</w:t>
+            </w:r>
+            <w:r>
+              <w:rPr>
+                <w:rFonts w:ascii="Arial Narrow" w:hAnsi="Arial Narrow"/>
+              </w:rPr>
+              <w:t>a</w:t>
+            </w:r>
+            <w:r>
+              <w:rPr>
+                <w:rFonts w:ascii="Arial Narrow" w:hAnsi="Arial Narrow"/>
+              </w:rPr>
+              <w:t>}}</w:t>
+            </w:r>
+          </w:p>
+        </w:tc>
+        <w:tc>
+          <w:tcPr>
+            <w:tcW w:w="2977" w:type="dxa"/>
+            <w:vMerge/>
+            <w:tcBorders>
+              <w:top w:val="single" w:sz="12" w:space="0" w:color="auto"/>
+              <w:left w:val="single" w:sz="12" w:space="0" w:color="auto"/>
+              <w:bottom w:val="single" w:sz="12" w:space="0" w:color="auto"/>
+              <w:right w:val="single" w:sz="12" w:space="0" w:color="auto"/>
+            </w:tcBorders>
+          </w:tcPr>
+          <w:p>
+            <w:pPr>
+              <w:jc w:val="center"/>
+              <w:rPr>
+                <w:rFonts w:ascii="Arial Narrow" w:hAnsi="Arial Narrow" w:cs="Arial"/>
+              </w:rPr>
+            </w:pPr>
+          </w:p>
+        </w:tc>
+      </w:tr>
+      <w:tr>
+        <w:trPr>
+          <w:trHeight w:val="240"/>
+        </w:trPr>
+        <w:tc>
+          <w:tcPr>
+            <w:tcW w:w="3189" w:type="dxa"/>
+            <w:tcBorders>
+              <w:top w:val="single" w:sz="12" w:space="0" w:color="auto"/>
+              <w:left w:val="single" w:sz="12" w:space="0" w:color="auto"/>
+              <w:bottom w:val="single" w:sz="12" w:space="0" w:color="auto"/>
+              <w:right w:val="single" w:sz="12" w:space="0" w:color="auto"/>
+            </w:tcBorders>
+          </w:tcPr>
+          <w:p>
+            <w:pPr>
+              <w:ind w:left="88"/>
+              <w:rPr>
+                <w:rFonts w:ascii="Arial Narrow" w:hAnsi="Arial Narrow" w:cs="Arial"/>
+              </w:rPr>
+            </w:pPr>
+            <w:r>
+              <w:rPr>
+                <w:rFonts w:ascii="Arial Narrow" w:hAnsi="Arial Narrow"/>
+              </w:rPr>
+              <w:t>Cargo:</w:t>
+            </w:r>
+            <w:r>
+              <w:rPr>
+                <w:rFonts w:ascii="Arial Narrow" w:hAnsi="Arial Narrow" w:cs="Arial"/>
+                <w:bCs/>
+                <w:lang w:val="es-CO"/>
+              </w:rPr>
+              <w:t xml:space="preserve"> {{</w:t>
+            </w:r>
+            <w:r>
+              <w:rPr>
+                <w:rFonts w:ascii="Arial Narrow" w:hAnsi="Arial Narrow" w:cs="Arial"/>
+                <w:bCs/>
+                <w:lang w:val="es-CO"/>
+              </w:rPr>
+              <w:t>cargo_</w:t>
+            </w:r>
+            <w:r>
+              <w:rPr>
+                <w:rFonts w:ascii="Arial Narrow" w:hAnsi="Arial Narrow" w:cs="Arial"/>
+                <w:bCs/>
+                <w:lang w:val="es-CO"/>
+              </w:rPr>
+              <w:t>recibe</w:t>
+            </w:r>
+            <w:r>
+              <w:rPr>
+                <w:rFonts w:ascii="Arial Narrow" w:hAnsi="Arial Narrow" w:cs="Arial"/>
+                <w:bCs/>
+                <w:lang w:val="es-CO"/>
+              </w:rPr>
+              <w:t>}}</w:t>
+            </w:r>
+          </w:p>
+        </w:tc>
+        <w:tc>
+          <w:tcPr>
+            <w:tcW w:w="2977" w:type="dxa"/>
+            <w:vMerge/>
+            <w:tcBorders>
+              <w:top w:val="single" w:sz="12" w:space="0" w:color="auto"/>
+              <w:left w:val="single" w:sz="12" w:space="0" w:color="auto"/>
+              <w:bottom w:val="single" w:sz="12" w:space="0" w:color="auto"/>
+              <w:right w:val="single" w:sz="12" w:space="0" w:color="auto"/>
+            </w:tcBorders>
+          </w:tcPr>
+          <w:p>
+            <w:pPr>
+              <w:jc w:val="center"/>
+              <w:rPr>
+                <w:rFonts w:ascii="Arial Narrow" w:hAnsi="Arial Narrow" w:cs="Arial"/>
+              </w:rPr>
+            </w:pPr>
+          </w:p>
+        </w:tc>
+      </w:tr>
+    </w:tbl>
+    <w:tbl>
+      <w:tblPr>
+        <w:tblpPr w:leftFromText="141" w:rightFromText="141" w:vertAnchor="text" w:horzAnchor="page" w:tblpX="982" w:tblpY="381"/>
+        <w:tblW w:w="0" w:type="auto"/>
+        <w:tblBorders>
+          <w:top w:val="single" w:sz="4" w:space="0" w:color="auto"/>
+          <w:left w:val="single" w:sz="4" w:space="0" w:color="auto"/>
+          <w:bottom w:val="single" w:sz="4" w:space="0" w:color="auto"/>
+          <w:right w:val="single" w:sz="4" w:space="0" w:color="auto"/>
+          <w:insideH w:val="single" w:sz="4" w:space="0" w:color="auto"/>
+          <w:insideV w:val="single" w:sz="4" w:space="0" w:color="auto"/>
+        </w:tblBorders>
+        <w:tblCellMar>
+          <w:left w:w="70" w:type="dxa"/>
+          <w:right w:w="70" w:type="dxa"/>
+        </w:tblCellMar>
+        <w:tblLook w:val="0000" w:firstRow="0" w:lastRow="0" w:firstColumn="0" w:lastColumn="0" w:noHBand="0" w:noVBand="0"/>
+      </w:tblPr>
+      <w:tblGrid>
+        <w:gridCol w:w="3189"/>
+      </w:tblGrid>
+      <w:tr>
+        <w:trPr>
+          <w:trHeight w:val="360"/>
+        </w:trPr>
+        <w:tc>
+          <w:tcPr>
+            <w:tcW w:w="3189" w:type="dxa"/>
+            <w:tcBorders>
+              <w:top w:val="single" w:sz="12" w:space="0" w:color="auto"/>
+              <w:left w:val="single" w:sz="12" w:space="0" w:color="auto"/>
+              <w:bottom w:val="single" w:sz="12" w:space="0" w:color="auto"/>
+              <w:right w:val="single" w:sz="12" w:space="0" w:color="auto"/>
+            </w:tcBorders>
+            <w:shd w:val="clear" w:color="auto" w:fill="D9D9D9" w:themeFill="background1" w:themeFillShade="D9"/>
+          </w:tcPr>
+          <w:p>
+            <w:pPr>
+              <w:jc w:val="center"/>
+              <w:rPr>
+                <w:rFonts w:ascii="Arial Narrow" w:hAnsi="Arial Narrow" w:cs="Arial"/>
+                <w:b/>
+                <w:bCs/>
+              </w:rPr>
+            </w:pPr>
+            <w:r>
+              <w:rPr>
+                <w:rFonts w:ascii="Arial Narrow" w:hAnsi="Arial Narrow" w:cs="Arial"/>
+                <w:b/>
+                <w:bCs/>
+              </w:rPr>
+              <w:t xml:space="preserve">Entrega </w:t>
+            </w:r>
+          </w:p>
+        </w:tc>
+      </w:tr>
+      <w:tr>
+        <w:trPr>
+          <w:trHeight w:val="1147"/>
+        </w:trPr>
+        <w:tc>
+          <w:tcPr>
+            <w:tcW w:w="3189" w:type="dxa"/>
+            <w:tcBorders>
+              <w:top w:val="single" w:sz="12" w:space="0" w:color="auto"/>
+              <w:left w:val="single" w:sz="12" w:space="0" w:color="auto"/>
+              <w:bottom w:val="single" w:sz="12" w:space="0" w:color="auto"/>
+              <w:right w:val="single" w:sz="12" w:space="0" w:color="auto"/>
+            </w:tcBorders>
+            <w:vAlign w:val="center"/>
+          </w:tcPr>
+          <w:p>
+            <w:pPr>
+              <w:ind w:left="88"/>
+              <w:jc w:val="center"/>
+              <w:rPr>
+                <w:rFonts w:ascii="Arial Narrow" w:hAnsi="Arial Narrow" w:cs="Arial"/>
+                <w:u w:val="single"/>
+              </w:rPr>
+            </w:pPr>
+            <w:r>
+              <w:rPr>
+                <w:rFonts w:ascii="Arial Narrow" w:hAnsi="Arial Narrow" w:cs="Arial"/>
+              </w:rPr>
+              <w:t>{{firma_tecnico}}</w:t>
+            </w:r>
+          </w:p>
+        </w:tc>
+      </w:tr>
+      <w:tr>
+        <w:trPr>
+          <w:trHeight w:val="280"/>
+        </w:trPr>
+        <w:tc>
+          <w:tcPr>
+            <w:tcW w:w="3189" w:type="dxa"/>
+            <w:tcBorders>
+              <w:top w:val="single" w:sz="12" w:space="0" w:color="auto"/>
+              <w:left w:val="single" w:sz="12" w:space="0" w:color="auto"/>
+              <w:bottom w:val="single" w:sz="12" w:space="0" w:color="auto"/>
+              <w:right w:val="single" w:sz="12" w:space="0" w:color="auto"/>
+            </w:tcBorders>
+          </w:tcPr>
+          <w:p>
+            <w:pPr>
+              <w:ind w:left="88"/>
+              <w:rPr>
+                <w:rFonts w:ascii="Arial Narrow" w:hAnsi="Arial Narrow" w:cs="Arial"/>
+              </w:rPr>
+            </w:pPr>
+            <w:r>
+              <w:rPr>
+                <w:rFonts w:ascii="Arial Narrow" w:hAnsi="Arial Narrow"/>
+              </w:rPr>
+              <w:t xml:space="preserve">Nombre: </w:t>
+            </w:r>
+            <w:r>
+              <w:rPr>
+                <w:rFonts w:ascii="Arial Narrow" w:hAnsi="Arial Narrow" w:cs="Arial"/>
+                <w:bCs/>
+                <w:lang w:val="es-CO"/>
+              </w:rPr>
+              <w:t>{{ entregado_</w:t>
+            </w:r>
+            <w:r>
+              <w:rPr>
+                <w:rFonts w:ascii="Arial Narrow" w:hAnsi="Arial Narrow" w:cs="Arial"/>
+                <w:bCs/>
+                <w:lang w:val="es-CO"/>
+              </w:rPr>
+              <w:t>por</w:t>
+            </w:r>
+            <w:r>
+              <w:rPr>
+                <w:rFonts w:ascii="Arial Narrow" w:hAnsi="Arial Narrow" w:cs="Arial"/>
+                <w:bCs/>
+                <w:lang w:val="es-CO"/>
+              </w:rPr>
+              <w:t xml:space="preserve"> }}</w:t>
+            </w:r>
+          </w:p>
+        </w:tc>
+      </w:tr>
+      <w:tr>
+        <w:trPr>
+          <w:trHeight w:val="240"/>
+        </w:trPr>
+        <w:tc>
+          <w:tcPr>
+            <w:tcW w:w="3189" w:type="dxa"/>
+            <w:tcBorders>
+              <w:top w:val="single" w:sz="12" w:space="0" w:color="auto"/>
+              <w:left w:val="single" w:sz="12" w:space="0" w:color="auto"/>
+              <w:bottom w:val="single" w:sz="12" w:space="0" w:color="auto"/>
+              <w:right w:val="single" w:sz="12" w:space="0" w:color="auto"/>
+            </w:tcBorders>
+          </w:tcPr>
+          <w:p>
+            <w:pPr>
+              <w:ind w:left="88"/>
+              <w:rPr>
+                <w:rFonts w:ascii="Arial Narrow" w:hAnsi="Arial Narrow" w:cs="Arial"/>
+              </w:rPr>
+            </w:pPr>
+            <w:r>
+              <w:rPr>
+                <w:rFonts w:ascii="Arial Narrow" w:hAnsi="Arial Narrow"/>
+              </w:rPr>
+              <w:t xml:space="preserve">Cargo: </w:t>
+            </w:r>
+            <w:r>
+              <w:rPr>
+                <w:rFonts w:ascii="Arial Narrow" w:hAnsi="Arial Narrow" w:cs="Arial"/>
+                <w:bCs/>
+                <w:lang w:val="es-CO"/>
+              </w:rPr>
+              <w:t>{{</w:t>
+            </w:r>
+            <w:r>
+              <w:rPr>
+                <w:rFonts w:ascii="Arial Narrow" w:hAnsi="Arial Narrow" w:cs="Arial"/>
+                <w:bCs/>
+                <w:lang w:val="es-CO"/>
+              </w:rPr>
+              <w:t xml:space="preserve"> cargo_entrega</w:t>
+            </w:r>
+            <w:r>
+              <w:rPr>
+                <w:rFonts w:ascii="Arial Narrow" w:hAnsi="Arial Narrow" w:cs="Arial"/>
+                <w:bCs/>
+                <w:lang w:val="es-CO"/>
+              </w:rPr>
+              <w:t xml:space="preserve"> }}</w:t>
+            </w:r>
+          </w:p>
+        </w:tc>
+      </w:tr>
+    </w:tbl>
+    <w:p>
+      <w:pPr>
+        <w:pStyle w:val="Textoindependiente"/>
+        <w:ind w:left="-1620" w:right="-1216"/>
+        <w:rPr>
+          <w:rFonts w:ascii="Arial Narrow" w:hAnsi="Arial Narrow" w:cs="Arial"/>
+          <w:u w:val="single"/>
+        </w:rPr>
+      </w:pPr>
+    </w:p>
+    <w:p>
+      <w:pPr>
+        <w:rPr>
+          <w:rFonts w:ascii="Arial" w:hAnsi="Arial" w:cs="Arial"/>
+        </w:rPr>
+      </w:pPr>
+    </w:p>
+    <w:p>
+      <w:pPr>
+        <w:rPr>
+          <w:rFonts w:ascii="Arial" w:hAnsi="Arial" w:cs="Arial"/>
+        </w:rPr>
+      </w:pPr>
+    </w:p>
     <w:p>
       <w:pPr>
         <w:pStyle w:val="Textoindependiente"/>
@@ -9929,502 +9116,6 @@
         </w:rPr>
       </w:pPr>
     </w:p>
-    <w:tbl>
-      <w:tblPr>
-        <w:tblpPr w:leftFromText="141" w:rightFromText="141" w:vertAnchor="text" w:horzAnchor="page" w:tblpX="1809" w:tblpY="90"/>
-        <w:tblW w:w="3285" w:type="dxa"/>
-        <w:tblCellMar>
-          <w:left w:w="0" w:type="dxa"/>
-          <w:right w:w="0" w:type="dxa"/>
-        </w:tblCellMar>
-        <w:tblLook w:val="04A0" w:firstRow="1" w:lastRow="0" w:firstColumn="1" w:lastColumn="0" w:noHBand="0" w:noVBand="1"/>
-      </w:tblPr>
-      <w:tblGrid>
-        <w:gridCol w:w="3285"/>
-      </w:tblGrid>
-      <w:tr>
-        <w:tc>
-          <w:tcPr>
-            <w:tcW w:w="3285" w:type="dxa"/>
-            <w:tcBorders>
-              <w:top w:val="single" w:sz="8" w:space="0" w:color="auto"/>
-              <w:left w:val="single" w:sz="8" w:space="0" w:color="auto"/>
-              <w:bottom w:val="single" w:sz="8" w:space="0" w:color="auto"/>
-              <w:right w:val="single" w:sz="8" w:space="0" w:color="auto"/>
-            </w:tcBorders>
-            <w:shd w:val="clear" w:color="auto" w:fill="F2F2F2"/>
-            <w:tcMar>
-              <w:top w:w="0" w:type="dxa"/>
-              <w:left w:w="108" w:type="dxa"/>
-              <w:bottom w:w="0" w:type="dxa"/>
-              <w:right w:w="108" w:type="dxa"/>
-            </w:tcMar>
-            <w:vAlign w:val="center"/>
-            <w:hideMark/>
-          </w:tcPr>
-          <w:p>
-            <w:pPr>
-              <w:jc w:val="center"/>
-            </w:pPr>
-            <w:bookmarkStart w:id="15" w:name="OLE_LINK18"/>
-            <w:r>
-              <w:rPr>
-                <w:w w:val="80"/>
-              </w:rPr>
-              <w:t>Firma</w:t>
-            </w:r>
-            <w:r>
-              <w:rPr>
-                <w:spacing w:val="10"/>
-              </w:rPr>
-              <w:t xml:space="preserve"> </w:t>
-            </w:r>
-            <w:r>
-              <w:rPr>
-                <w:w w:val="80"/>
-              </w:rPr>
-              <w:t>funcionario</w:t>
-            </w:r>
-            <w:r>
-              <w:rPr>
-                <w:spacing w:val="9"/>
-              </w:rPr>
-              <w:t xml:space="preserve"> </w:t>
-            </w:r>
-            <w:r>
-              <w:rPr>
-                <w:w w:val="80"/>
-              </w:rPr>
-              <w:t>que</w:t>
-            </w:r>
-            <w:r>
-              <w:rPr>
-                <w:spacing w:val="14"/>
-              </w:rPr>
-              <w:t xml:space="preserve"> </w:t>
-            </w:r>
-            <w:r>
-              <w:rPr>
-                <w:spacing w:val="-2"/>
-                <w:w w:val="80"/>
-              </w:rPr>
-              <w:t>entrega</w:t>
-            </w:r>
-          </w:p>
-        </w:tc>
-      </w:tr>
-      <w:tr>
-        <w:trPr>
-          <w:trHeight w:val="1217"/>
-        </w:trPr>
-        <w:tc>
-          <w:tcPr>
-            <w:tcW w:w="3285" w:type="dxa"/>
-            <w:tcBorders>
-              <w:top w:val="nil"/>
-              <w:left w:val="single" w:sz="8" w:space="0" w:color="auto"/>
-              <w:right w:val="single" w:sz="8" w:space="0" w:color="auto"/>
-            </w:tcBorders>
-            <w:tcMar>
-              <w:top w:w="0" w:type="dxa"/>
-              <w:left w:w="108" w:type="dxa"/>
-              <w:bottom w:w="0" w:type="dxa"/>
-              <w:right w:w="108" w:type="dxa"/>
-            </w:tcMar>
-            <w:vAlign w:val="center"/>
-            <w:hideMark/>
-          </w:tcPr>
-          <w:p>
-            <w:pPr>
-              <w:jc w:val="center"/>
-              <w:rPr>
-                <w:rFonts w:ascii="Arial Narrow" w:hAnsi="Arial Narrow" w:cs="Arial"/>
-                <w:bCs/>
-              </w:rPr>
-            </w:pPr>
-          </w:p>
-          <w:p>
-            <w:pPr>
-              <w:jc w:val="center"/>
-              <w:rPr>
-                <w:rFonts w:ascii="Arial" w:hAnsi="Arial" w:cs="Arial"/>
-              </w:rPr>
-            </w:pPr>
-            <w:r>
-              <w:rPr>
-                <w:rFonts w:ascii="Arial Narrow" w:hAnsi="Arial Narrow" w:cs="Arial"/>
-                <w:bCs/>
-              </w:rPr>
-              <w:t>{{</w:t>
-            </w:r>
-            <w:proofErr w:type="spellStart"/>
-            <w:r>
-              <w:rPr>
-                <w:rFonts w:ascii="Arial Narrow" w:hAnsi="Arial Narrow" w:cs="Arial"/>
-                <w:bCs/>
-              </w:rPr>
-              <w:t>firma_tecnico</w:t>
-            </w:r>
-            <w:proofErr w:type="spellEnd"/>
-            <w:r>
-              <w:rPr>
-                <w:rFonts w:ascii="Arial Narrow" w:hAnsi="Arial Narrow" w:cs="Arial"/>
-                <w:bCs/>
-              </w:rPr>
-              <w:t>}}</w:t>
-            </w:r>
-          </w:p>
-          <w:p>
-            <w:pPr>
-              <w:jc w:val="center"/>
-              <w:rPr>
-                <w:rFonts w:ascii="Arial" w:hAnsi="Arial" w:cs="Arial"/>
-              </w:rPr>
-            </w:pPr>
-          </w:p>
-          <w:p>
-            <w:pPr>
-              <w:jc w:val="center"/>
-              <w:rPr>
-                <w:u w:val="single"/>
-              </w:rPr>
-            </w:pPr>
-          </w:p>
-        </w:tc>
-      </w:tr>
-      <w:tr>
-        <w:trPr>
-          <w:trHeight w:val="323"/>
-        </w:trPr>
-        <w:tc>
-          <w:tcPr>
-            <w:tcW w:w="3285" w:type="dxa"/>
-            <w:tcBorders>
-              <w:top w:val="nil"/>
-              <w:left w:val="single" w:sz="8" w:space="0" w:color="auto"/>
-              <w:bottom w:val="single" w:sz="8" w:space="0" w:color="auto"/>
-              <w:right w:val="single" w:sz="8" w:space="0" w:color="auto"/>
-            </w:tcBorders>
-            <w:tcMar>
-              <w:top w:w="0" w:type="dxa"/>
-              <w:left w:w="108" w:type="dxa"/>
-              <w:bottom w:w="0" w:type="dxa"/>
-              <w:right w:w="108" w:type="dxa"/>
-            </w:tcMar>
-            <w:hideMark/>
-          </w:tcPr>
-          <w:p>
-            <w:pPr>
-              <w:jc w:val="center"/>
-            </w:pPr>
-          </w:p>
-        </w:tc>
-      </w:tr>
-    </w:tbl>
-    <w:tbl>
-      <w:tblPr>
-        <w:tblpPr w:leftFromText="141" w:rightFromText="141" w:vertAnchor="text" w:horzAnchor="page" w:tblpX="7089" w:tblpY="94"/>
-        <w:tblW w:w="3285" w:type="dxa"/>
-        <w:tblCellMar>
-          <w:left w:w="0" w:type="dxa"/>
-          <w:right w:w="0" w:type="dxa"/>
-        </w:tblCellMar>
-        <w:tblLook w:val="04A0" w:firstRow="1" w:lastRow="0" w:firstColumn="1" w:lastColumn="0" w:noHBand="0" w:noVBand="1"/>
-      </w:tblPr>
-      <w:tblGrid>
-        <w:gridCol w:w="3285"/>
-      </w:tblGrid>
-      <w:tr>
-        <w:tc>
-          <w:tcPr>
-            <w:tcW w:w="3285" w:type="dxa"/>
-            <w:tcBorders>
-              <w:top w:val="single" w:sz="8" w:space="0" w:color="auto"/>
-              <w:left w:val="single" w:sz="8" w:space="0" w:color="auto"/>
-              <w:bottom w:val="single" w:sz="8" w:space="0" w:color="auto"/>
-              <w:right w:val="single" w:sz="8" w:space="0" w:color="auto"/>
-            </w:tcBorders>
-            <w:shd w:val="clear" w:color="auto" w:fill="F2F2F2"/>
-            <w:tcMar>
-              <w:top w:w="0" w:type="dxa"/>
-              <w:left w:w="108" w:type="dxa"/>
-              <w:bottom w:w="0" w:type="dxa"/>
-              <w:right w:w="108" w:type="dxa"/>
-            </w:tcMar>
-            <w:vAlign w:val="center"/>
-            <w:hideMark/>
-          </w:tcPr>
-          <w:bookmarkEnd w:id="15"/>
-          <w:p>
-            <w:pPr>
-              <w:jc w:val="center"/>
-            </w:pPr>
-            <w:r>
-              <w:rPr>
-                <w:w w:val="80"/>
-              </w:rPr>
-              <w:t>Firma</w:t>
-            </w:r>
-            <w:r>
-              <w:rPr>
-                <w:spacing w:val="10"/>
-              </w:rPr>
-              <w:t xml:space="preserve"> </w:t>
-            </w:r>
-            <w:r>
-              <w:rPr>
-                <w:w w:val="80"/>
-              </w:rPr>
-              <w:t>funcionario</w:t>
-            </w:r>
-            <w:r>
-              <w:rPr>
-                <w:spacing w:val="9"/>
-              </w:rPr>
-              <w:t xml:space="preserve"> </w:t>
-            </w:r>
-            <w:r>
-              <w:rPr>
-                <w:w w:val="80"/>
-              </w:rPr>
-              <w:t>que</w:t>
-            </w:r>
-            <w:r>
-              <w:rPr>
-                <w:spacing w:val="14"/>
-              </w:rPr>
-              <w:t xml:space="preserve"> </w:t>
-            </w:r>
-            <w:r>
-              <w:rPr>
-                <w:spacing w:val="-2"/>
-                <w:w w:val="80"/>
-              </w:rPr>
-              <w:t>recibe</w:t>
-            </w:r>
-          </w:p>
-        </w:tc>
-      </w:tr>
-      <w:tr>
-        <w:trPr>
-          <w:trHeight w:val="1000"/>
-        </w:trPr>
-        <w:tc>
-          <w:tcPr>
-            <w:tcW w:w="3285" w:type="dxa"/>
-            <w:tcBorders>
-              <w:top w:val="nil"/>
-              <w:left w:val="single" w:sz="8" w:space="0" w:color="auto"/>
-              <w:bottom w:val="single" w:sz="8" w:space="0" w:color="auto"/>
-              <w:right w:val="single" w:sz="8" w:space="0" w:color="auto"/>
-            </w:tcBorders>
-            <w:tcMar>
-              <w:top w:w="0" w:type="dxa"/>
-              <w:left w:w="108" w:type="dxa"/>
-              <w:bottom w:w="0" w:type="dxa"/>
-              <w:right w:w="108" w:type="dxa"/>
-            </w:tcMar>
-            <w:vAlign w:val="center"/>
-            <w:hideMark/>
-          </w:tcPr>
-          <w:p>
-            <w:pPr>
-              <w:jc w:val="center"/>
-              <w:rPr>
-                <w:rFonts w:ascii="Arial" w:hAnsi="Arial" w:cs="Arial"/>
-              </w:rPr>
-            </w:pPr>
-            <w:r>
-              <w:rPr>
-                <w:rFonts w:ascii="Arial Narrow" w:hAnsi="Arial Narrow" w:cs="Arial"/>
-                <w:bCs/>
-              </w:rPr>
-              <w:t>{{</w:t>
-            </w:r>
-            <w:proofErr w:type="spellStart"/>
-            <w:r>
-              <w:rPr>
-                <w:rFonts w:ascii="Arial Narrow" w:hAnsi="Arial Narrow" w:cs="Arial"/>
-                <w:bCs/>
-              </w:rPr>
-              <w:t>firma_usuario</w:t>
-            </w:r>
-            <w:proofErr w:type="spellEnd"/>
-            <w:r>
-              <w:rPr>
-                <w:rFonts w:ascii="Arial Narrow" w:hAnsi="Arial Narrow" w:cs="Arial"/>
-                <w:bCs/>
-              </w:rPr>
-              <w:t>}}</w:t>
-            </w:r>
-          </w:p>
-          <w:p/>
-        </w:tc>
-      </w:tr>
-      <w:tr>
-        <w:trPr>
-          <w:trHeight w:val="217"/>
-        </w:trPr>
-        <w:tc>
-          <w:tcPr>
-            <w:tcW w:w="3285" w:type="dxa"/>
-            <w:tcBorders>
-              <w:top w:val="nil"/>
-              <w:left w:val="single" w:sz="8" w:space="0" w:color="auto"/>
-              <w:bottom w:val="single" w:sz="8" w:space="0" w:color="auto"/>
-              <w:right w:val="single" w:sz="8" w:space="0" w:color="auto"/>
-            </w:tcBorders>
-            <w:tcMar>
-              <w:top w:w="0" w:type="dxa"/>
-              <w:left w:w="108" w:type="dxa"/>
-              <w:bottom w:w="0" w:type="dxa"/>
-              <w:right w:w="108" w:type="dxa"/>
-            </w:tcMar>
-            <w:hideMark/>
-          </w:tcPr>
-          <w:p>
-            <w:pPr>
-              <w:rPr>
-                <w:rFonts w:ascii="Arial Narrow" w:hAnsi="Arial Narrow"/>
-              </w:rPr>
-            </w:pPr>
-            <w:r>
-              <w:rPr>
-                <w:rFonts w:ascii="Arial Narrow" w:hAnsi="Arial Narrow" w:cs="Arial"/>
-              </w:rPr>
-              <w:t>Recibido por</w:t>
-            </w:r>
-            <w:r>
-              <w:rPr>
-                <w:rFonts w:ascii="Arial Narrow" w:hAnsi="Arial Narrow"/>
-              </w:rPr>
-              <w:t>: {{</w:t>
-            </w:r>
-            <w:proofErr w:type="spellStart"/>
-            <w:r>
-              <w:rPr>
-                <w:rFonts w:ascii="Arial Narrow" w:hAnsi="Arial Narrow"/>
-              </w:rPr>
-              <w:t>entregado_a</w:t>
-            </w:r>
-            <w:proofErr w:type="spellEnd"/>
-            <w:r>
-              <w:rPr>
-                <w:rFonts w:ascii="Arial Narrow" w:hAnsi="Arial Narrow"/>
-              </w:rPr>
-              <w:t>}}</w:t>
-            </w:r>
-          </w:p>
-          <w:p/>
-        </w:tc>
-      </w:tr>
-      <w:tr>
-        <w:tc>
-          <w:tcPr>
-            <w:tcW w:w="3285" w:type="dxa"/>
-            <w:tcBorders>
-              <w:top w:val="nil"/>
-              <w:left w:val="single" w:sz="8" w:space="0" w:color="auto"/>
-              <w:bottom w:val="single" w:sz="8" w:space="0" w:color="auto"/>
-              <w:right w:val="single" w:sz="8" w:space="0" w:color="auto"/>
-            </w:tcBorders>
-            <w:tcMar>
-              <w:top w:w="0" w:type="dxa"/>
-              <w:left w:w="108" w:type="dxa"/>
-              <w:bottom w:w="0" w:type="dxa"/>
-              <w:right w:w="108" w:type="dxa"/>
-            </w:tcMar>
-            <w:hideMark/>
-          </w:tcPr>
-          <w:p>
-            <w:pPr>
-              <w:rPr>
-                <w:rFonts w:ascii="Arial Narrow" w:hAnsi="Arial Narrow" w:cs="Arial"/>
-                <w:bCs/>
-                <w:lang w:val="es-CO"/>
-              </w:rPr>
-            </w:pPr>
-            <w:r>
-              <w:rPr>
-                <w:rFonts w:ascii="Arial Narrow" w:hAnsi="Arial Narrow"/>
-              </w:rPr>
-              <w:t>Cargo:</w:t>
-            </w:r>
-            <w:r>
-              <w:rPr>
-                <w:rFonts w:ascii="Arial Narrow" w:hAnsi="Arial Narrow" w:cs="Arial"/>
-                <w:bCs/>
-                <w:lang w:val="es-CO"/>
-              </w:rPr>
-              <w:t xml:space="preserve"> </w:t>
-            </w:r>
-            <w:proofErr w:type="gramStart"/>
-            <w:r>
-              <w:rPr>
-                <w:rFonts w:ascii="Arial Narrow" w:hAnsi="Arial Narrow" w:cs="Arial"/>
-                <w:bCs/>
-                <w:lang w:val="es-CO"/>
-              </w:rPr>
-              <w:t>{{</w:t>
-            </w:r>
-            <w:r>
-              <w:rPr>
-                <w:rFonts w:ascii="Arial Narrow" w:hAnsi="Arial Narrow" w:cs="Arial"/>
-                <w:bCs/>
-                <w:lang w:val="es-CO"/>
-              </w:rPr>
-              <w:t xml:space="preserve"> </w:t>
-            </w:r>
-            <w:proofErr w:type="spellStart"/>
-            <w:r>
-              <w:rPr>
-                <w:rFonts w:ascii="Arial Narrow" w:hAnsi="Arial Narrow" w:cs="Arial"/>
-                <w:bCs/>
-                <w:lang w:val="es-CO"/>
-              </w:rPr>
-              <w:t>cargo</w:t>
-            </w:r>
-            <w:proofErr w:type="gramEnd"/>
-            <w:r>
-              <w:rPr>
-                <w:rFonts w:ascii="Arial Narrow" w:hAnsi="Arial Narrow" w:cs="Arial"/>
-                <w:bCs/>
-                <w:lang w:val="es-CO"/>
-              </w:rPr>
-              <w:t>_</w:t>
-            </w:r>
-            <w:proofErr w:type="gramStart"/>
-            <w:r>
-              <w:rPr>
-                <w:rFonts w:ascii="Arial Narrow" w:hAnsi="Arial Narrow" w:cs="Arial"/>
-                <w:bCs/>
-                <w:lang w:val="es-CO"/>
-              </w:rPr>
-              <w:t>recibe</w:t>
-            </w:r>
-            <w:proofErr w:type="spellEnd"/>
-            <w:r>
-              <w:rPr>
-                <w:rFonts w:ascii="Arial Narrow" w:hAnsi="Arial Narrow" w:cs="Arial"/>
-                <w:bCs/>
-                <w:lang w:val="es-CO"/>
-              </w:rPr>
-              <w:t xml:space="preserve"> }</w:t>
-            </w:r>
-            <w:proofErr w:type="gramEnd"/>
-            <w:r>
-              <w:rPr>
-                <w:rFonts w:ascii="Arial Narrow" w:hAnsi="Arial Narrow" w:cs="Arial"/>
-                <w:bCs/>
-                <w:lang w:val="es-CO"/>
-              </w:rPr>
-              <w:t>}</w:t>
-            </w:r>
-          </w:p>
-          <w:p/>
-        </w:tc>
-      </w:tr>
-    </w:tbl>
     <w:p>
       <w:pPr>
         <w:pStyle w:val="Textoindependiente"/>
@@ -10531,6 +9222,7 @@
         <w:jc w:val="center"/>
       </w:pPr>
       <w:r>
+        <w:lastRenderedPageBreak/>
         <w:tab/>
       </w:r>
     </w:p>
